--- a/zht/docx/195.content.docx
+++ b/zht/docx/195.content.docx
@@ -19,7 +19,7 @@
         <w:rPr>
           <w:lang w:val="zh_TW" w:bidi="zh_TW"/>
         </w:rPr>
-        <w:t>Resource: Tyndale Open Bible Dictionary</w:t>
+        <w:t>Resource: Aquifer Open Bible Dictionary</w:t>
       </w:r>
       <w:r>
         <w:rPr>
@@ -112,7 +112,7 @@
         <w:rPr>
           <w:lang w:val="zh_TW" w:bidi="zh_TW"/>
         </w:rPr>
-        <w:t>Tyndale Open Bible Dictionary</w:t>
+        <w:t>Aquifer Open Bible Dictionary</w:t>
       </w:r>
     </w:p>
     <w:p>
@@ -149,7 +149,7 @@
         <w:rPr>
           <w:lang w:val="zh_TW" w:bidi="zh_TW"/>
         </w:rPr>
-        <w:t>zeng</w:t>
+        <w:t>zai</w:t>
       </w:r>
       <w:r>
         <w:rPr>
@@ -212,7 +212,7 @@
         <w:rPr>
           <w:lang w:val="zh_TW" w:bidi="zh_TW"/>
         </w:rPr>
-        <w:t>憎惡</w:t>
+        <w:t>災病</w:t>
       </w:r>
       <w:r>
         <w:rPr>
@@ -231,7 +231,7 @@
         <w:rPr>
           <w:lang w:val="zh_TW" w:bidi="zh_TW"/>
         </w:rPr>
-        <w:t>令人反感或厭惡的行為、人物或事物。可憎的概念源於神的聖潔對祂子民的特定要求。舊約中常用於憎惡的形容詞有「可憎的（abhorrent）」、「嫌惡的（loathsome）」、「不潔淨的（unclean）」和「被棄絕的（rejected）」。</w:t>
+        <w:t>在聖經中，這個術語與疾病、虛弱、病痛、瘟疫和災禍同義。然而，瘟疫和災禍通常用於有大規模受害者的情況，如流行病。「瘟疫」的字面意思是「毀滅」，通常用來描述死亡率極高的流行病。「苦難」和「折磨」是其它可能包含疾病的術語，但範圍更廣，不與疾病完全同義。</w:t>
       </w:r>
     </w:p>
     <w:p>
@@ -245,7 +245,7 @@
         <w:rPr>
           <w:lang w:val="zh_TW" w:bidi="zh_TW"/>
         </w:rPr>
-        <w:t>有四個主要的希伯來文詞語被翻譯為「憎惡」。最常用的一個希伯來文詞語表示違反既定的習俗或儀式，這種違反會招致神的審判。例子包括從有瑕疵的祭物（</w:t>
+        <w:t>在聖經寫作的時代，人們對解剖學或身體特定器官的具體功能並沒有詳細的概念。災病被認為是不正常的現象，限制了一個人的能力，一種有力量和活力地來生活的能力。希伯來文中翻譯為「疾病」的名詞，其動詞形式的意思是「變得虛弱」。畢士大池旁的病人被形容為「無力（和合本譯為病人）」的（</w:t>
       </w:r>
       <w:hyperlink r:id="rId13">
         <w:r>
@@ -256,122 +256,25 @@
             <w:color w:val="0000EE"/>
             <w:u w:val="single"/>
           </w:rPr>
-          <w:t>申17:1</w:t>
+          <w:t>約5:7</w:t>
         </w:r>
       </w:hyperlink>
       <w:r>
         <w:rPr>
           <w:lang w:val="zh_TW" w:bidi="zh_TW"/>
         </w:rPr>
-        <w:t>）到行法術和占卜（</w:t>
-      </w:r>
-      <w:hyperlink r:id="rId14">
-        <w:r>
-          <w:rPr>
-            <w:lang w:val="zh_TW" w:bidi="zh_TW"/>
-          </w:rPr>
-          <w:rPr>
-            <w:color w:val="0000EE"/>
-            <w:u w:val="single"/>
-          </w:rPr>
-          <w:t>申18:12</w:t>
-        </w:r>
-      </w:hyperlink>
-      <w:r>
-        <w:rPr>
-          <w:lang w:val="zh_TW" w:bidi="zh_TW"/>
-        </w:rPr>
-        <w:t>）或崇拜偶像的行為（</w:t>
-      </w:r>
-      <w:hyperlink r:id="rId15">
-        <w:r>
-          <w:rPr>
-            <w:lang w:val="zh_TW" w:bidi="zh_TW"/>
-          </w:rPr>
-          <w:rPr>
-            <w:color w:val="0000EE"/>
-            <w:u w:val="single"/>
-          </w:rPr>
-          <w:t>王下16:3</w:t>
-        </w:r>
-      </w:hyperlink>
-      <w:r>
-        <w:rPr>
-          <w:lang w:val="zh_TW" w:bidi="zh_TW"/>
-        </w:rPr>
-        <w:t>）。第二個希伯來文詞語指的是某些動物的肉，無論是觸摸還是食用，在儀式上都被認為是不潔的（</w:t>
-      </w:r>
-      <w:hyperlink r:id="rId16">
-        <w:r>
-          <w:rPr>
-            <w:lang w:val="zh_TW" w:bidi="zh_TW"/>
-          </w:rPr>
-          <w:rPr>
-            <w:color w:val="0000EE"/>
-            <w:u w:val="single"/>
-          </w:rPr>
-          <w:t>利11:10–13</w:t>
-        </w:r>
-      </w:hyperlink>
-      <w:r>
-        <w:rPr>
-          <w:lang w:val="zh_TW" w:bidi="zh_TW"/>
-        </w:rPr>
-        <w:t>）。第三個詞語指的是已放三天的祭肉（</w:t>
-      </w:r>
-      <w:hyperlink r:id="rId17">
-        <w:r>
-          <w:rPr>
-            <w:lang w:val="zh_TW" w:bidi="zh_TW"/>
-          </w:rPr>
-          <w:rPr>
-            <w:color w:val="0000EE"/>
-            <w:u w:val="single"/>
-          </w:rPr>
-          <w:t>利7:18</w:t>
-        </w:r>
-      </w:hyperlink>
-      <w:r>
-        <w:rPr>
-          <w:lang w:val="zh_TW" w:bidi="zh_TW"/>
-        </w:rPr>
-        <w:t>）。第四個詞語幾乎只是指源於異教的偶像崇拜物（</w:t>
-      </w:r>
-      <w:hyperlink r:id="rId18">
-        <w:r>
-          <w:rPr>
-            <w:lang w:val="zh_TW" w:bidi="zh_TW"/>
-          </w:rPr>
-          <w:rPr>
-            <w:color w:val="0000EE"/>
-            <w:u w:val="single"/>
-          </w:rPr>
-          <w:t>耶4:1</w:t>
-        </w:r>
-      </w:hyperlink>
-      <w:r>
-        <w:rPr>
-          <w:lang w:val="zh_TW" w:bidi="zh_TW"/>
-        </w:rPr>
-        <w:t>，</w:t>
-      </w:r>
-      <w:hyperlink r:id="rId19">
-        <w:r>
-          <w:rPr>
-            <w:lang w:val="zh_TW" w:bidi="zh_TW"/>
-          </w:rPr>
-          <w:rPr>
-            <w:color w:val="0000EE"/>
-            <w:u w:val="single"/>
-          </w:rPr>
-          <w:t>7:30</w:t>
-        </w:r>
-      </w:hyperlink>
-      <w:r>
-        <w:rPr>
-          <w:lang w:val="zh_TW" w:bidi="zh_TW"/>
-        </w:rPr>
-        <w:t>）。</w:t>
+        <w:t>），無法自己行走。</w:t>
+      </w:r>
+    </w:p>
+    <w:p>
+      <w:pPr>
+        <w:pStyle w:val="Heading3"/>
+      </w:pPr>
+      <w:r>
+        <w:rPr>
+          <w:lang w:val="zh_TW" w:bidi="zh_TW"/>
+        </w:rPr>
+        <w:t>災病的來源</w:t>
       </w:r>
     </w:p>
     <w:p>
@@ -385,97 +288,18 @@
         <w:rPr>
           <w:lang w:val="zh_TW" w:bidi="zh_TW"/>
         </w:rPr>
-        <w:t>除了「那行毀壞可憎的」這個專門用法之外，希臘文「憎惡」一詞在新約聖經中並不常用（</w:t>
-      </w:r>
-      <w:hyperlink r:id="rId20">
-        <w:r>
-          <w:rPr>
-            <w:lang w:val="zh_TW" w:bidi="zh_TW"/>
-          </w:rPr>
-          <w:rPr>
-            <w:color w:val="0000EE"/>
-            <w:u w:val="single"/>
-          </w:rPr>
-          <w:t>路16:15</w:t>
-        </w:r>
-      </w:hyperlink>
-      <w:r>
-        <w:rPr>
-          <w:lang w:val="zh_TW" w:bidi="zh_TW"/>
-        </w:rPr>
-        <w:t>；</w:t>
-      </w:r>
-      <w:hyperlink r:id="rId21">
-        <w:r>
-          <w:rPr>
-            <w:lang w:val="zh_TW" w:bidi="zh_TW"/>
-          </w:rPr>
-          <w:rPr>
-            <w:color w:val="0000EE"/>
-            <w:u w:val="single"/>
-          </w:rPr>
-          <w:t>羅2:22</w:t>
-        </w:r>
-      </w:hyperlink>
-      <w:r>
-        <w:rPr>
-          <w:lang w:val="zh_TW" w:bidi="zh_TW"/>
-        </w:rPr>
-        <w:t>；</w:t>
-      </w:r>
-      <w:hyperlink r:id="rId22">
-        <w:r>
-          <w:rPr>
-            <w:lang w:val="zh_TW" w:bidi="zh_TW"/>
-          </w:rPr>
-          <w:rPr>
-            <w:color w:val="0000EE"/>
-            <w:u w:val="single"/>
-          </w:rPr>
-          <w:t>多1:16</w:t>
-        </w:r>
-      </w:hyperlink>
-      <w:r>
-        <w:rPr>
-          <w:lang w:val="zh_TW" w:bidi="zh_TW"/>
-        </w:rPr>
-        <w:t>；</w:t>
-      </w:r>
-      <w:hyperlink r:id="rId23">
-        <w:r>
-          <w:rPr>
-            <w:lang w:val="zh_TW" w:bidi="zh_TW"/>
-          </w:rPr>
-          <w:rPr>
-            <w:color w:val="0000EE"/>
-            <w:u w:val="single"/>
-          </w:rPr>
-          <w:t>啟17:4–5</w:t>
-        </w:r>
-      </w:hyperlink>
-      <w:r>
-        <w:rPr>
-          <w:lang w:val="zh_TW" w:bidi="zh_TW"/>
-        </w:rPr>
-        <w:t>，</w:t>
-      </w:r>
-      <w:hyperlink r:id="rId24">
-        <w:r>
-          <w:rPr>
-            <w:lang w:val="zh_TW" w:bidi="zh_TW"/>
-          </w:rPr>
-          <w:rPr>
-            <w:color w:val="0000EE"/>
-            <w:u w:val="single"/>
-          </w:rPr>
-          <w:t>21:8、27</w:t>
-        </w:r>
-      </w:hyperlink>
-      <w:r>
-        <w:rPr>
-          <w:lang w:val="zh_TW" w:bidi="zh_TW"/>
-        </w:rPr>
-        <w:t>），並且被翻譯為許多不同的英文詞語。其主要的含義是聖潔的神所厭惡的任何事物。</w:t>
+        <w:t>根據聖經，災病有四個來源：（1）神，（2）撒但，（3）祖先的罪，（4）違反生理、心理/情感或道德的自然規律。</w:t>
+      </w:r>
+    </w:p>
+    <w:p>
+      <w:pPr>
+        <w:pStyle w:val="Heading4"/>
+      </w:pPr>
+      <w:r>
+        <w:rPr>
+          <w:lang w:val="zh_TW" w:bidi="zh_TW"/>
+        </w:rPr>
+        <w:t>神</w:t>
       </w:r>
     </w:p>
     <w:p>
@@ -487,6 +311,834 @@
       </w:r>
       <w:r>
         <w:rPr>
+          <w:lang w:val="zh_TW" w:bidi="zh_TW"/>
+        </w:rPr>
+        <w:t>所有早期民族都將事件和現象歸因於超自然力量，如不同的神靈或邪靈。希伯來人與眾不同的是，他們是堅定的一神論者，將所有現象都歸因於唯一的真神，即向他們啟示的神（</w:t>
+      </w:r>
+      <w:hyperlink r:id="rId14">
+        <w:r>
+          <w:rPr>
+            <w:lang w:val="zh_TW" w:bidi="zh_TW"/>
+          </w:rPr>
+          <w:rPr>
+            <w:color w:val="0000EE"/>
+            <w:u w:val="single"/>
+          </w:rPr>
+          <w:t>賽45:21</w:t>
+        </w:r>
+      </w:hyperlink>
+      <w:r>
+        <w:rPr>
+          <w:lang w:val="zh_TW" w:bidi="zh_TW"/>
+        </w:rPr>
+        <w:t>）。神掌管一切，包括疾病和災禍（</w:t>
+      </w:r>
+      <w:hyperlink r:id="rId15">
+        <w:r>
+          <w:rPr>
+            <w:lang w:val="zh_TW" w:bidi="zh_TW"/>
+          </w:rPr>
+          <w:rPr>
+            <w:color w:val="0000EE"/>
+            <w:u w:val="single"/>
+          </w:rPr>
+          <w:t>7</w:t>
+        </w:r>
+      </w:hyperlink>
+      <w:r>
+        <w:rPr>
+          <w:lang w:val="zh_TW" w:bidi="zh_TW"/>
+        </w:rPr>
+        <w:t>節）。同樣的神也能賜予物質的祝福、健康，並醫治所有疾病（</w:t>
+      </w:r>
+      <w:hyperlink r:id="rId16">
+        <w:r>
+          <w:rPr>
+            <w:lang w:val="zh_TW" w:bidi="zh_TW"/>
+          </w:rPr>
+          <w:rPr>
+            <w:color w:val="0000EE"/>
+            <w:u w:val="single"/>
+          </w:rPr>
+          <w:t>詩103:3</w:t>
+        </w:r>
+      </w:hyperlink>
+      <w:r>
+        <w:rPr>
+          <w:lang w:val="zh_TW" w:bidi="zh_TW"/>
+        </w:rPr>
+        <w:t>）。對希伯來人來說，神可以賜下健康或疾病，無論哪一種情況，都有祂的目的或理由。</w:t>
+      </w:r>
+    </w:p>
+    <w:p>
+      <w:pPr/>
+      <w:r>
+        <w:rPr>
+          <w:lang w:val="zh_TW" w:bidi="zh_TW"/>
+        </w:rPr>
+      </w:r>
+      <w:r>
+        <w:rPr>
+          <w:lang w:val="zh_TW" w:bidi="zh_TW"/>
+        </w:rPr>
+        <w:t>災病的一個目的是作為對過犯的懲罰（</w:t>
+      </w:r>
+      <w:hyperlink r:id="rId17">
+        <w:r>
+          <w:rPr>
+            <w:lang w:val="zh_TW" w:bidi="zh_TW"/>
+          </w:rPr>
+          <w:rPr>
+            <w:color w:val="0000EE"/>
+            <w:u w:val="single"/>
+          </w:rPr>
+          <w:t>撒下24:1、12–16</w:t>
+        </w:r>
+      </w:hyperlink>
+      <w:r>
+        <w:rPr>
+          <w:lang w:val="zh_TW" w:bidi="zh_TW"/>
+        </w:rPr>
+        <w:t>；</w:t>
+      </w:r>
+      <w:hyperlink r:id="rId18">
+        <w:r>
+          <w:rPr>
+            <w:lang w:val="zh_TW" w:bidi="zh_TW"/>
+          </w:rPr>
+          <w:rPr>
+            <w:color w:val="0000EE"/>
+            <w:u w:val="single"/>
+          </w:rPr>
+          <w:t>林前10:8</w:t>
+        </w:r>
+      </w:hyperlink>
+      <w:r>
+        <w:rPr>
+          <w:lang w:val="zh_TW" w:bidi="zh_TW"/>
+        </w:rPr>
+        <w:t>）。在希伯來人的觀念中，即使災病和死亡的直接原因是顯而易見的——比如營中許多人被毒蛇咬傷——他們的反應不是去殺掉所有的蛇，而是向神祈求赦免（</w:t>
+      </w:r>
+      <w:hyperlink r:id="rId19">
+        <w:r>
+          <w:rPr>
+            <w:lang w:val="zh_TW" w:bidi="zh_TW"/>
+          </w:rPr>
+          <w:rPr>
+            <w:color w:val="0000EE"/>
+            <w:u w:val="single"/>
+          </w:rPr>
+          <w:t>民21:4–9</w:t>
+        </w:r>
+      </w:hyperlink>
+      <w:r>
+        <w:rPr>
+          <w:lang w:val="zh_TW" w:bidi="zh_TW"/>
+        </w:rPr>
+        <w:t>）。痲瘋病的字面意思是「打擊」，是一種神賜下的毀滅性災病，用來懲罰那些犯罪的人（</w:t>
+      </w:r>
+      <w:hyperlink r:id="rId20">
+        <w:r>
+          <w:rPr>
+            <w:lang w:val="zh_TW" w:bidi="zh_TW"/>
+          </w:rPr>
+          <w:rPr>
+            <w:color w:val="0000EE"/>
+            <w:u w:val="single"/>
+          </w:rPr>
+          <w:t>民12</w:t>
+        </w:r>
+      </w:hyperlink>
+      <w:r>
+        <w:rPr>
+          <w:lang w:val="zh_TW" w:bidi="zh_TW"/>
+        </w:rPr>
+        <w:t>；</w:t>
+      </w:r>
+      <w:hyperlink r:id="rId21">
+        <w:r>
+          <w:rPr>
+            <w:lang w:val="zh_TW" w:bidi="zh_TW"/>
+          </w:rPr>
+          <w:rPr>
+            <w:color w:val="0000EE"/>
+            <w:u w:val="single"/>
+          </w:rPr>
+          <w:t>王下5:27</w:t>
+        </w:r>
+      </w:hyperlink>
+      <w:r>
+        <w:rPr>
+          <w:lang w:val="zh_TW" w:bidi="zh_TW"/>
+        </w:rPr>
+        <w:t>）。</w:t>
+      </w:r>
+    </w:p>
+    <w:p>
+      <w:pPr/>
+      <w:r>
+        <w:rPr>
+          <w:lang w:val="zh_TW" w:bidi="zh_TW"/>
+        </w:rPr>
+      </w:r>
+      <w:r>
+        <w:rPr>
+          <w:lang w:val="zh_TW" w:bidi="zh_TW"/>
+        </w:rPr>
+        <w:t>神也可能差遣災病來顯示祂的大能或保護祂的百姓。埃及的十災就是前者的例子；而消滅西拿基立的軍隊則是後者的例子（</w:t>
+      </w:r>
+      <w:hyperlink r:id="rId22">
+        <w:r>
+          <w:rPr>
+            <w:lang w:val="zh_TW" w:bidi="zh_TW"/>
+          </w:rPr>
+          <w:rPr>
+            <w:color w:val="0000EE"/>
+            <w:u w:val="single"/>
+          </w:rPr>
+          <w:t>王下19:34–36</w:t>
+        </w:r>
+      </w:hyperlink>
+      <w:r>
+        <w:rPr>
+          <w:lang w:val="zh_TW" w:bidi="zh_TW"/>
+        </w:rPr>
+        <w:t>）。</w:t>
+      </w:r>
+    </w:p>
+    <w:p>
+      <w:pPr>
+        <w:pStyle w:val="Heading4"/>
+      </w:pPr>
+      <w:r>
+        <w:rPr>
+          <w:lang w:val="zh_TW" w:bidi="zh_TW"/>
+        </w:rPr>
+        <w:t>撒但</w:t>
+      </w:r>
+    </w:p>
+    <w:p>
+      <w:pPr/>
+      <w:r>
+        <w:rPr>
+          <w:lang w:val="zh_TW" w:bidi="zh_TW"/>
+        </w:rPr>
+      </w:r>
+      <w:r>
+        <w:rPr>
+          <w:lang w:val="zh_TW" w:bidi="zh_TW"/>
+        </w:rPr>
+        <w:t>撒但和其他邪靈也可能是災病的源頭。在聖經的框架中，撒但帶來災病的能力是在神允許的範圍內進行的。對於撒但危害能力的限制，在約伯的案例中被明確說明（</w:t>
+      </w:r>
+      <w:hyperlink r:id="rId23">
+        <w:r>
+          <w:rPr>
+            <w:lang w:val="zh_TW" w:bidi="zh_TW"/>
+          </w:rPr>
+          <w:rPr>
+            <w:color w:val="0000EE"/>
+            <w:u w:val="single"/>
+          </w:rPr>
+          <w:t>伯1:12</w:t>
+        </w:r>
+      </w:hyperlink>
+      <w:r>
+        <w:rPr>
+          <w:lang w:val="zh_TW" w:bidi="zh_TW"/>
+        </w:rPr>
+        <w:t>）。新約的信息也清楚地表明，儘管有鬼附或受到撒但影響的情況，但撒但的時間是有限的，牠最終的完全敗亡和毀滅是必然的。</w:t>
+      </w:r>
+    </w:p>
+    <w:p>
+      <w:pPr>
+        <w:pStyle w:val="Heading4"/>
+      </w:pPr>
+      <w:r>
+        <w:rPr>
+          <w:lang w:val="zh_TW" w:bidi="zh_TW"/>
+        </w:rPr>
+        <w:t>祖先的罪</w:t>
+      </w:r>
+    </w:p>
+    <w:p>
+      <w:pPr/>
+      <w:r>
+        <w:rPr>
+          <w:lang w:val="zh_TW" w:bidi="zh_TW"/>
+        </w:rPr>
+      </w:r>
+      <w:r>
+        <w:rPr>
+          <w:lang w:val="zh_TW" w:bidi="zh_TW"/>
+        </w:rPr>
+        <w:t>疾病也可能是由於祖先的罪過所致（</w:t>
+      </w:r>
+      <w:hyperlink r:id="rId24">
+        <w:r>
+          <w:rPr>
+            <w:lang w:val="zh_TW" w:bidi="zh_TW"/>
+          </w:rPr>
+          <w:rPr>
+            <w:color w:val="0000EE"/>
+            <w:u w:val="single"/>
+          </w:rPr>
+          <w:t>出20:5</w:t>
+        </w:r>
+      </w:hyperlink>
+      <w:r>
+        <w:rPr>
+          <w:lang w:val="zh_TW" w:bidi="zh_TW"/>
+        </w:rPr>
+        <w:t>；</w:t>
+      </w:r>
+      <w:hyperlink r:id="rId25">
+        <w:r>
+          <w:rPr>
+            <w:lang w:val="zh_TW" w:bidi="zh_TW"/>
+          </w:rPr>
+          <w:rPr>
+            <w:color w:val="0000EE"/>
+            <w:u w:val="single"/>
+          </w:rPr>
+          <w:t>利26:29</w:t>
+        </w:r>
+      </w:hyperlink>
+      <w:r>
+        <w:rPr>
+          <w:lang w:val="zh_TW" w:bidi="zh_TW"/>
+        </w:rPr>
+        <w:t>；</w:t>
+      </w:r>
+      <w:hyperlink r:id="rId26">
+        <w:r>
+          <w:rPr>
+            <w:lang w:val="zh_TW" w:bidi="zh_TW"/>
+          </w:rPr>
+          <w:rPr>
+            <w:color w:val="0000EE"/>
+            <w:u w:val="single"/>
+          </w:rPr>
+          <w:t>王上17:18</w:t>
+        </w:r>
+      </w:hyperlink>
+      <w:r>
+        <w:rPr>
+          <w:lang w:val="zh_TW" w:bidi="zh_TW"/>
+        </w:rPr>
+        <w:t>；</w:t>
+      </w:r>
+      <w:hyperlink r:id="rId27">
+        <w:r>
+          <w:rPr>
+            <w:lang w:val="zh_TW" w:bidi="zh_TW"/>
+          </w:rPr>
+          <w:rPr>
+            <w:color w:val="0000EE"/>
+            <w:u w:val="single"/>
+          </w:rPr>
+          <w:t>伯21:19</w:t>
+        </w:r>
+      </w:hyperlink>
+      <w:r>
+        <w:rPr>
+          <w:lang w:val="zh_TW" w:bidi="zh_TW"/>
+        </w:rPr>
+        <w:t>；</w:t>
+      </w:r>
+      <w:hyperlink r:id="rId28">
+        <w:r>
+          <w:rPr>
+            <w:lang w:val="zh_TW" w:bidi="zh_TW"/>
+          </w:rPr>
+          <w:rPr>
+            <w:color w:val="0000EE"/>
+            <w:u w:val="single"/>
+          </w:rPr>
+          <w:t>哀5:7</w:t>
+        </w:r>
+      </w:hyperlink>
+      <w:r>
+        <w:rPr>
+          <w:lang w:val="zh_TW" w:bidi="zh_TW"/>
+        </w:rPr>
+        <w:t>）。其中最突出的例子是大衛與拔示巴的罪使他的兒子死亡（</w:t>
+      </w:r>
+      <w:hyperlink r:id="rId29">
+        <w:r>
+          <w:rPr>
+            <w:lang w:val="zh_TW" w:bidi="zh_TW"/>
+          </w:rPr>
+          <w:rPr>
+            <w:color w:val="0000EE"/>
+            <w:u w:val="single"/>
+          </w:rPr>
+          <w:t>撒下12:15</w:t>
+        </w:r>
+      </w:hyperlink>
+      <w:r>
+        <w:rPr>
+          <w:lang w:val="zh_TW" w:bidi="zh_TW"/>
+        </w:rPr>
+        <w:t>）。這種對災病來源的觀念一直延續到了新約時期，並為耶穌的門徒所熟悉（</w:t>
+      </w:r>
+      <w:hyperlink r:id="rId30">
+        <w:r>
+          <w:rPr>
+            <w:lang w:val="zh_TW" w:bidi="zh_TW"/>
+          </w:rPr>
+          <w:rPr>
+            <w:color w:val="0000EE"/>
+            <w:u w:val="single"/>
+          </w:rPr>
+          <w:t>約9:2</w:t>
+        </w:r>
+      </w:hyperlink>
+      <w:r>
+        <w:rPr>
+          <w:lang w:val="zh_TW" w:bidi="zh_TW"/>
+        </w:rPr>
+        <w:t>）。</w:t>
+      </w:r>
+    </w:p>
+    <w:p>
+      <w:pPr>
+        <w:pStyle w:val="Heading4"/>
+      </w:pPr>
+      <w:r>
+        <w:rPr>
+          <w:lang w:val="zh_TW" w:bidi="zh_TW"/>
+        </w:rPr>
+        <w:t>違反自然規律</w:t>
+      </w:r>
+    </w:p>
+    <w:p>
+      <w:pPr/>
+      <w:r>
+        <w:rPr>
+          <w:lang w:val="zh_TW" w:bidi="zh_TW"/>
+        </w:rPr>
+      </w:r>
+      <w:r>
+        <w:rPr>
+          <w:lang w:val="zh_TW" w:bidi="zh_TW"/>
+        </w:rPr>
+        <w:t>這個觀念使希伯來人與當時其他民族有所區別。當他們理解到災病可能是由於違反固定的生理、心理/情感和道德規律所導致的，就會產生個人責任的概念，即遵守這些規律以避免災病。一個人對自己的健康以及社群的健康負有責任，而不僅僅是超自然力量的被動受害者。</w:t>
+      </w:r>
+    </w:p>
+    <w:p>
+      <w:pPr/>
+      <w:r>
+        <w:rPr>
+          <w:lang w:val="zh_TW" w:bidi="zh_TW"/>
+        </w:rPr>
+      </w:r>
+      <w:r>
+        <w:rPr>
+          <w:lang w:val="zh_TW" w:bidi="zh_TW"/>
+        </w:rPr>
+        <w:t>基於這一觀念，摩西制定了詳盡的行為準則，以維持個人和社群的健康。摩西律法涵蓋了飲食、個人衛生、安息日的遵守、營地的衛生規定、清潔以及性關係等領域。通過遵守神所設立的這些自然規律，希伯來人可以期望免於疾病（</w:t>
+      </w:r>
+      <w:hyperlink r:id="rId31">
+        <w:r>
+          <w:rPr>
+            <w:lang w:val="zh_TW" w:bidi="zh_TW"/>
+          </w:rPr>
+          <w:rPr>
+            <w:color w:val="0000EE"/>
+            <w:u w:val="single"/>
+          </w:rPr>
+          <w:t>出15:26</w:t>
+        </w:r>
+      </w:hyperlink>
+      <w:r>
+        <w:rPr>
+          <w:lang w:val="zh_TW" w:bidi="zh_TW"/>
+        </w:rPr>
+        <w:t>）並享長壽（</w:t>
+      </w:r>
+      <w:hyperlink r:id="rId32">
+        <w:r>
+          <w:rPr>
+            <w:lang w:val="zh_TW" w:bidi="zh_TW"/>
+          </w:rPr>
+          <w:rPr>
+            <w:color w:val="0000EE"/>
+            <w:u w:val="single"/>
+          </w:rPr>
+          <w:t>箴3:1–2</w:t>
+        </w:r>
+      </w:hyperlink>
+      <w:r>
+        <w:rPr>
+          <w:lang w:val="zh_TW" w:bidi="zh_TW"/>
+        </w:rPr>
+        <w:t>）。摩西的這些健康律法，即使以今天的公共衛生觀點來看，依然很合理，比起其他古代民族的做法更合理。</w:t>
+      </w:r>
+    </w:p>
+    <w:p>
+      <w:pPr/>
+      <w:r>
+        <w:rPr>
+          <w:lang w:val="zh_TW" w:bidi="zh_TW"/>
+        </w:rPr>
+      </w:r>
+      <w:r>
+        <w:rPr>
+          <w:lang w:val="zh_TW" w:bidi="zh_TW"/>
+        </w:rPr>
+        <w:t>理解到災病是違反自然律法的後果的另一大結果是，當尋求醫治時，人們開始轉向醫生而不是祭司。只要疾病被認為是超自然起源的，就無法通過了解災病過程來尋求治療方法。希伯來人熟悉埃及的醫生（</w:t>
+      </w:r>
+      <w:hyperlink r:id="rId33">
+        <w:r>
+          <w:rPr>
+            <w:lang w:val="zh_TW" w:bidi="zh_TW"/>
+          </w:rPr>
+          <w:rPr>
+            <w:color w:val="0000EE"/>
+            <w:u w:val="single"/>
+          </w:rPr>
+          <w:t>創50:2</w:t>
+        </w:r>
+      </w:hyperlink>
+      <w:r>
+        <w:rPr>
+          <w:lang w:val="zh_TW" w:bidi="zh_TW"/>
+        </w:rPr>
+        <w:t>），當時他們似乎主要擔任的是防腐師（embalmers）的角色。以色列歷史上始終有醫生行醫，但他們的醫治能力是逐漸發展起來的（</w:t>
+      </w:r>
+      <w:hyperlink r:id="rId34">
+        <w:r>
+          <w:rPr>
+            <w:lang w:val="zh_TW" w:bidi="zh_TW"/>
+          </w:rPr>
+          <w:rPr>
+            <w:color w:val="0000EE"/>
+            <w:u w:val="single"/>
+          </w:rPr>
+          <w:t>代下16:12</w:t>
+        </w:r>
+      </w:hyperlink>
+      <w:r>
+        <w:rPr>
+          <w:lang w:val="zh_TW" w:bidi="zh_TW"/>
+        </w:rPr>
+        <w:t>；</w:t>
+      </w:r>
+      <w:hyperlink r:id="rId35">
+        <w:r>
+          <w:rPr>
+            <w:lang w:val="zh_TW" w:bidi="zh_TW"/>
+          </w:rPr>
+          <w:rPr>
+            <w:color w:val="0000EE"/>
+            <w:u w:val="single"/>
+          </w:rPr>
+          <w:t>耶8:22</w:t>
+        </w:r>
+      </w:hyperlink>
+      <w:r>
+        <w:rPr>
+          <w:lang w:val="zh_TW" w:bidi="zh_TW"/>
+        </w:rPr>
+        <w:t>；</w:t>
+      </w:r>
+      <w:hyperlink r:id="rId36">
+        <w:r>
+          <w:rPr>
+            <w:lang w:val="zh_TW" w:bidi="zh_TW"/>
+          </w:rPr>
+          <w:rPr>
+            <w:color w:val="0000EE"/>
+            <w:u w:val="single"/>
+          </w:rPr>
+          <w:t>可5:26</w:t>
+        </w:r>
+      </w:hyperlink>
+      <w:r>
+        <w:rPr>
+          <w:lang w:val="zh_TW" w:bidi="zh_TW"/>
+        </w:rPr>
+        <w:t>；</w:t>
+      </w:r>
+      <w:hyperlink r:id="rId37">
+        <w:r>
+          <w:rPr>
+            <w:lang w:val="zh_TW" w:bidi="zh_TW"/>
+          </w:rPr>
+          <w:rPr>
+            <w:color w:val="0000EE"/>
+            <w:u w:val="single"/>
+          </w:rPr>
+          <w:t>西4:14</w:t>
+        </w:r>
+      </w:hyperlink>
+      <w:r>
+        <w:rPr>
+          <w:lang w:val="zh_TW" w:bidi="zh_TW"/>
+        </w:rPr>
+        <w:t>）。聖經肯定了醫生為病人看病（</w:t>
+      </w:r>
+      <w:hyperlink r:id="rId38">
+        <w:r>
+          <w:rPr>
+            <w:lang w:val="zh_TW" w:bidi="zh_TW"/>
+          </w:rPr>
+          <w:rPr>
+            <w:color w:val="0000EE"/>
+            <w:u w:val="single"/>
+          </w:rPr>
+          <w:t>太9:12</w:t>
+        </w:r>
+      </w:hyperlink>
+      <w:r>
+        <w:rPr>
+          <w:lang w:val="zh_TW" w:bidi="zh_TW"/>
+        </w:rPr>
+        <w:t>）和使用藥物進行治療的合理性（</w:t>
+      </w:r>
+      <w:hyperlink r:id="rId39">
+        <w:r>
+          <w:rPr>
+            <w:lang w:val="zh_TW" w:bidi="zh_TW"/>
+          </w:rPr>
+          <w:rPr>
+            <w:color w:val="0000EE"/>
+            <w:u w:val="single"/>
+          </w:rPr>
+          <w:t>箴31:6</w:t>
+        </w:r>
+      </w:hyperlink>
+      <w:r>
+        <w:rPr>
+          <w:lang w:val="zh_TW" w:bidi="zh_TW"/>
+        </w:rPr>
+        <w:t>；</w:t>
+      </w:r>
+      <w:hyperlink r:id="rId40">
+        <w:r>
+          <w:rPr>
+            <w:lang w:val="zh_TW" w:bidi="zh_TW"/>
+          </w:rPr>
+          <w:rPr>
+            <w:color w:val="0000EE"/>
+            <w:u w:val="single"/>
+          </w:rPr>
+          <w:t>提前5:23</w:t>
+        </w:r>
+      </w:hyperlink>
+      <w:r>
+        <w:rPr>
+          <w:lang w:val="zh_TW" w:bidi="zh_TW"/>
+        </w:rPr>
+        <w:t>），但同時強調基督徒群體及其長老在服事病人中的角色（</w:t>
+      </w:r>
+      <w:hyperlink r:id="rId41">
+        <w:r>
+          <w:rPr>
+            <w:lang w:val="zh_TW" w:bidi="zh_TW"/>
+          </w:rPr>
+          <w:rPr>
+            <w:color w:val="0000EE"/>
+            <w:u w:val="single"/>
+          </w:rPr>
+          <w:t>雅5:14</w:t>
+        </w:r>
+      </w:hyperlink>
+      <w:r>
+        <w:rPr>
+          <w:lang w:val="zh_TW" w:bidi="zh_TW"/>
+        </w:rPr>
+        <w:t>）。</w:t>
+      </w:r>
+    </w:p>
+    <w:p>
+      <w:pPr>
+        <w:pStyle w:val="Heading3"/>
+      </w:pPr>
+      <w:r>
+        <w:rPr>
+          <w:lang w:val="zh_TW" w:bidi="zh_TW"/>
+        </w:rPr>
+        <w:t>耶穌基督與災病</w:t>
+      </w:r>
+    </w:p>
+    <w:p>
+      <w:pPr/>
+      <w:r>
+        <w:rPr>
+          <w:lang w:val="zh_TW" w:bidi="zh_TW"/>
+        </w:rPr>
+      </w:r>
+      <w:r>
+        <w:rPr>
+          <w:lang w:val="zh_TW" w:bidi="zh_TW"/>
+        </w:rPr>
+        <w:t>耶穌對待病人的態度與舊約有著明顯不同。祂不帶有任何批判的態度，耶穌把病人當作有價值的人來交往，而不是社會上的棄民。祂對病人的痛苦充滿了真誠的憐憫——觸摸他們、安慰他們、醫治他們，並以正常且自然的方式與他們交談。</w:t>
+      </w:r>
+    </w:p>
+    <w:p>
+      <w:pPr/>
+      <w:r>
+        <w:rPr>
+          <w:lang w:val="zh_TW" w:bidi="zh_TW"/>
+        </w:rPr>
+      </w:r>
+      <w:r>
+        <w:rPr>
+          <w:lang w:val="zh_TW" w:bidi="zh_TW"/>
+        </w:rPr>
+        <w:t>耶穌顯然將災病視為一種障礙，妨礙人們成為他們原本應該成為的完整個體。當面對一位有18年嚴重背部畸形的女人時，耶穌醫治了她，說她是被「撒但捆綁」的（</w:t>
+      </w:r>
+      <w:hyperlink r:id="rId42">
+        <w:r>
+          <w:rPr>
+            <w:lang w:val="zh_TW" w:bidi="zh_TW"/>
+          </w:rPr>
+          <w:rPr>
+            <w:color w:val="0000EE"/>
+            <w:u w:val="single"/>
+          </w:rPr>
+          <w:t>路13:16</w:t>
+        </w:r>
+      </w:hyperlink>
+      <w:r>
+        <w:rPr>
+          <w:lang w:val="zh_TW" w:bidi="zh_TW"/>
+        </w:rPr>
+        <w:t>）。耶穌對不治之症的醫治是祂證明自己為彌賽亞的證據之一（</w:t>
+      </w:r>
+      <w:hyperlink r:id="rId43">
+        <w:r>
+          <w:rPr>
+            <w:lang w:val="zh_TW" w:bidi="zh_TW"/>
+          </w:rPr>
+          <w:rPr>
+            <w:color w:val="0000EE"/>
+            <w:u w:val="single"/>
+          </w:rPr>
+          <w:t>路7:19–23</w:t>
+        </w:r>
+      </w:hyperlink>
+      <w:r>
+        <w:rPr>
+          <w:lang w:val="zh_TW" w:bidi="zh_TW"/>
+        </w:rPr>
+        <w:t>）。耶穌的事工是為了釋放人們，使他們得以活出更豐盛的生命（</w:t>
+      </w:r>
+      <w:hyperlink r:id="rId44">
+        <w:r>
+          <w:rPr>
+            <w:lang w:val="zh_TW" w:bidi="zh_TW"/>
+          </w:rPr>
+          <w:rPr>
+            <w:color w:val="0000EE"/>
+            <w:u w:val="single"/>
+          </w:rPr>
+          <w:t>約10:10</w:t>
+        </w:r>
+      </w:hyperlink>
+      <w:r>
+        <w:rPr>
+          <w:lang w:val="zh_TW" w:bidi="zh_TW"/>
+        </w:rPr>
+        <w:t>）。耶穌並不完全認同將災病視為懲罰的觀念（</w:t>
+      </w:r>
+      <w:hyperlink r:id="rId45">
+        <w:r>
+          <w:rPr>
+            <w:lang w:val="zh_TW" w:bidi="zh_TW"/>
+          </w:rPr>
+          <w:rPr>
+            <w:color w:val="0000EE"/>
+            <w:u w:val="single"/>
+          </w:rPr>
+          <w:t>9:3</w:t>
+        </w:r>
+      </w:hyperlink>
+      <w:r>
+        <w:rPr>
+          <w:lang w:val="zh_TW" w:bidi="zh_TW"/>
+        </w:rPr>
+        <w:t>）。當一位痲瘋病人提到可能不是神的旨意要他痊癒時，耶穌立刻醫治他（</w:t>
+      </w:r>
+      <w:hyperlink r:id="rId46">
+        <w:r>
+          <w:rPr>
+            <w:lang w:val="zh_TW" w:bidi="zh_TW"/>
+          </w:rPr>
+          <w:rPr>
+            <w:color w:val="0000EE"/>
+            <w:u w:val="single"/>
+          </w:rPr>
+          <w:t>可1:40</w:t>
+        </w:r>
+      </w:hyperlink>
+      <w:r>
+        <w:rPr>
+          <w:lang w:val="zh_TW" w:bidi="zh_TW"/>
+        </w:rPr>
+        <w:t>；</w:t>
+      </w:r>
+      <w:hyperlink r:id="rId47">
+        <w:r>
+          <w:rPr>
+            <w:lang w:val="zh_TW" w:bidi="zh_TW"/>
+          </w:rPr>
+          <w:rPr>
+            <w:color w:val="0000EE"/>
+            <w:u w:val="single"/>
+          </w:rPr>
+          <w:t>路5:12–13</w:t>
+        </w:r>
+      </w:hyperlink>
+      <w:r>
+        <w:rPr>
+          <w:lang w:val="zh_TW" w:bidi="zh_TW"/>
+        </w:rPr>
+        <w:t>）。</w:t>
+      </w:r>
+    </w:p>
+    <w:p>
+      <w:pPr/>
+      <w:r>
+        <w:rPr>
+          <w:lang w:val="zh_TW" w:bidi="zh_TW"/>
+        </w:rPr>
+      </w:r>
+      <w:r>
+        <w:rPr>
+          <w:lang w:val="zh_TW" w:bidi="zh_TW"/>
+        </w:rPr>
+        <w:t>耶穌總是關注個人的全面健康或完整性，而不僅僅是災病的症狀。祂經常首先處理屬靈問題，即使病人一開始是為了身體問題而來找祂。祂與撒馬利亞婦人的對話，集中在她內心矛盾的根本問題上（</w:t>
+      </w:r>
+      <w:hyperlink r:id="rId48">
+        <w:r>
+          <w:rPr>
+            <w:lang w:val="zh_TW" w:bidi="zh_TW"/>
+          </w:rPr>
+          <w:rPr>
+            <w:color w:val="0000EE"/>
+            <w:u w:val="single"/>
+          </w:rPr>
+          <w:t>約4:5–30</w:t>
+        </w:r>
+      </w:hyperlink>
+      <w:r>
+        <w:rPr>
+          <w:lang w:val="zh_TW" w:bidi="zh_TW"/>
+        </w:rPr>
+        <w:t>）。而登山寶訓基本上是處理人類行為的正確態度和動機，若能遵守，將大大減少個人和社會的痛苦。對耶穌來說，健康不僅僅是沒有身體和心理上的疾病，而是讓人成為他們本來應該成為的完整個體。</w:t>
+      </w:r>
+    </w:p>
+    <w:p>
+      <w:pPr/>
+      <w:r>
+        <w:rPr>
+          <w:lang w:val="zh_TW" w:bidi="zh_TW"/>
+        </w:rPr>
+      </w:r>
+      <w:r>
+        <w:rPr>
           <w:i/>
           <w:lang w:val="zh_TW" w:bidi="zh_TW"/>
         </w:rPr>
@@ -502,7 +1154,7 @@
         <w:rPr>
           <w:lang w:val="zh_TW" w:bidi="zh_TW"/>
         </w:rPr>
-        <w:t>潔淨與不潔淨的規定</w:t>
+        <w:t>藥物與醫療實踐</w:t>
       </w:r>
       <w:r>
         <w:rPr>
@@ -514,7 +1166,19 @@
         <w:rPr>
           <w:lang w:val="zh_TW" w:bidi="zh_TW"/>
         </w:rPr>
-        <w:t>飲食的律法（摩西之後）</w:t>
+        <w:t>瘟疫</w:t>
+      </w:r>
+      <w:r>
+        <w:rPr>
+          <w:lang w:val="zh_TW" w:bidi="zh_TW"/>
+        </w:rPr>
+        <w:t>；</w:t>
+      </w:r>
+      <w:r>
+        <w:rPr>
+          <w:lang w:val="zh_TW" w:bidi="zh_TW"/>
+        </w:rPr>
+        <w:t>災禍</w:t>
       </w:r>
       <w:r>
         <w:rPr>

--- a/zht/docx/195.content.docx
+++ b/zht/docx/195.content.docx
@@ -149,7 +149,7 @@
         <w:rPr>
           <w:lang w:val="zh_TW" w:bidi="zh_TW"/>
         </w:rPr>
-        <w:t>zai</w:t>
+        <w:t>yao</w:t>
       </w:r>
       <w:r>
         <w:rPr>
@@ -212,7 +212,7 @@
         <w:rPr>
           <w:lang w:val="zh_TW" w:bidi="zh_TW"/>
         </w:rPr>
-        <w:t>災病</w:t>
+        <w:t>腰</w:t>
       </w:r>
       <w:r>
         <w:rPr>
@@ -231,7 +231,7 @@
         <w:rPr>
           <w:lang w:val="zh_TW" w:bidi="zh_TW"/>
         </w:rPr>
-        <w:t>在聖經中，這個術語與疾病、虛弱、病痛、瘟疫和災禍同義。然而，瘟疫和災禍通常用於有大規模受害者的情況，如流行病。「瘟疫」的字面意思是「毀滅」，通常用來描述死亡率極高的流行病。「苦難」和「折磨」是其它可能包含疾病的術語，但範圍更廣，不與疾病完全同義。</w:t>
+        <w:t>指人體從胸部下方到髖部之間的部位。</w:t>
       </w:r>
     </w:p>
     <w:p>
@@ -245,7 +245,7 @@
         <w:rPr>
           <w:lang w:val="zh_TW" w:bidi="zh_TW"/>
         </w:rPr>
-        <w:t>在聖經寫作的時代，人們對解剖學或身體特定器官的具體功能並沒有詳細的概念。災病被認為是不正常的現象，限制了一個人的能力，一種有力量和活力地來生活的能力。希伯來文中翻譯為「疾病」的名詞，其動詞形式的意思是「變得虛弱」。畢士大池旁的病人被形容為「無力（和合本譯為病人）」的（</w:t>
+        <w:t>有英文譯本使用out of his loins（出於他的腰）這個說法來指某人的後裔（</w:t>
       </w:r>
       <w:hyperlink r:id="rId13">
         <w:r>
@@ -256,64 +256,14 @@
             <w:color w:val="0000EE"/>
             <w:u w:val="single"/>
           </w:rPr>
-          <w:t>約5:7</w:t>
+          <w:t>創35:11</w:t>
         </w:r>
       </w:hyperlink>
       <w:r>
         <w:rPr>
           <w:lang w:val="zh_TW" w:bidi="zh_TW"/>
         </w:rPr>
-        <w:t>），無法自己行走。</w:t>
-      </w:r>
-    </w:p>
-    <w:p>
-      <w:pPr>
-        <w:pStyle w:val="Heading3"/>
-      </w:pPr>
-      <w:r>
-        <w:rPr>
-          <w:lang w:val="zh_TW" w:bidi="zh_TW"/>
-        </w:rPr>
-        <w:t>災病的來源</w:t>
-      </w:r>
-    </w:p>
-    <w:p>
-      <w:pPr/>
-      <w:r>
-        <w:rPr>
-          <w:lang w:val="zh_TW" w:bidi="zh_TW"/>
-        </w:rPr>
-      </w:r>
-      <w:r>
-        <w:rPr>
-          <w:lang w:val="zh_TW" w:bidi="zh_TW"/>
-        </w:rPr>
-        <w:t>根據聖經，災病有四個來源：（1）神，（2）撒但，（3）祖先的罪，（4）違反生理、心理/情感或道德的自然規律。</w:t>
-      </w:r>
-    </w:p>
-    <w:p>
-      <w:pPr>
-        <w:pStyle w:val="Heading4"/>
-      </w:pPr>
-      <w:r>
-        <w:rPr>
-          <w:lang w:val="zh_TW" w:bidi="zh_TW"/>
-        </w:rPr>
-        <w:t>神</w:t>
-      </w:r>
-    </w:p>
-    <w:p>
-      <w:pPr/>
-      <w:r>
-        <w:rPr>
-          <w:lang w:val="zh_TW" w:bidi="zh_TW"/>
-        </w:rPr>
-      </w:r>
-      <w:r>
-        <w:rPr>
-          <w:lang w:val="zh_TW" w:bidi="zh_TW"/>
-        </w:rPr>
-        <w:t>所有早期民族都將事件和現象歸因於超自然力量，如不同的神靈或邪靈。希伯來人與眾不同的是，他們是堅定的一神論者，將所有現象都歸因於唯一的真神，即向他們啟示的神（</w:t>
+        <w:t>，</w:t>
       </w:r>
       <w:hyperlink r:id="rId14">
         <w:r>
@@ -324,14 +274,14 @@
             <w:color w:val="0000EE"/>
             <w:u w:val="single"/>
           </w:rPr>
-          <w:t>賽45:21</w:t>
+          <w:t>46:26</w:t>
         </w:r>
       </w:hyperlink>
       <w:r>
         <w:rPr>
           <w:lang w:val="zh_TW" w:bidi="zh_TW"/>
         </w:rPr>
-        <w:t>）。神掌管一切，包括疾病和災禍（</w:t>
+        <w:t>；</w:t>
       </w:r>
       <w:hyperlink r:id="rId15">
         <w:r>
@@ -342,14 +292,14 @@
             <w:color w:val="0000EE"/>
             <w:u w:val="single"/>
           </w:rPr>
-          <w:t>7</w:t>
+          <w:t>出1:5</w:t>
         </w:r>
       </w:hyperlink>
       <w:r>
         <w:rPr>
           <w:lang w:val="zh_TW" w:bidi="zh_TW"/>
         </w:rPr>
-        <w:t>節）。同樣的神也能賜予物質的祝福、健康，並醫治所有疾病（</w:t>
+        <w:t>；</w:t>
       </w:r>
       <w:hyperlink r:id="rId16">
         <w:r>
@@ -360,28 +310,14 @@
             <w:color w:val="0000EE"/>
             <w:u w:val="single"/>
           </w:rPr>
-          <w:t>詩103:3</w:t>
+          <w:t>王上8:19</w:t>
         </w:r>
       </w:hyperlink>
       <w:r>
         <w:rPr>
           <w:lang w:val="zh_TW" w:bidi="zh_TW"/>
         </w:rPr>
-        <w:t>）。對希伯來人來說，神可以賜下健康或疾病，無論哪一種情況，都有祂的目的或理由。</w:t>
-      </w:r>
-    </w:p>
-    <w:p>
-      <w:pPr/>
-      <w:r>
-        <w:rPr>
-          <w:lang w:val="zh_TW" w:bidi="zh_TW"/>
-        </w:rPr>
-      </w:r>
-      <w:r>
-        <w:rPr>
-          <w:lang w:val="zh_TW" w:bidi="zh_TW"/>
-        </w:rPr>
-        <w:t>災病的一個目的是作為對過犯的懲罰（</w:t>
+        <w:t>）。在這類語境中，「腰」這個詞是指男性的生殖部位。不過，大多數時候，這個詞只是指身體的腰部。有時，「腰」這個詞也用來表示情感、能力或力量（見</w:t>
       </w:r>
       <w:hyperlink r:id="rId17">
         <w:r>
@@ -392,79 +328,7 @@
             <w:color w:val="0000EE"/>
             <w:u w:val="single"/>
           </w:rPr>
-          <w:t>撒下24:1、12–16</w:t>
-        </w:r>
-      </w:hyperlink>
-      <w:r>
-        <w:rPr>
-          <w:lang w:val="zh_TW" w:bidi="zh_TW"/>
-        </w:rPr>
-        <w:t>；</w:t>
-      </w:r>
-      <w:hyperlink r:id="rId18">
-        <w:r>
-          <w:rPr>
-            <w:lang w:val="zh_TW" w:bidi="zh_TW"/>
-          </w:rPr>
-          <w:rPr>
-            <w:color w:val="0000EE"/>
-            <w:u w:val="single"/>
-          </w:rPr>
-          <w:t>林前10:8</w:t>
-        </w:r>
-      </w:hyperlink>
-      <w:r>
-        <w:rPr>
-          <w:lang w:val="zh_TW" w:bidi="zh_TW"/>
-        </w:rPr>
-        <w:t>）。在希伯來人的觀念中，即使災病和死亡的直接原因是顯而易見的——比如營中許多人被毒蛇咬傷——他們的反應不是去殺掉所有的蛇，而是向神祈求赦免（</w:t>
-      </w:r>
-      <w:hyperlink r:id="rId19">
-        <w:r>
-          <w:rPr>
-            <w:lang w:val="zh_TW" w:bidi="zh_TW"/>
-          </w:rPr>
-          <w:rPr>
-            <w:color w:val="0000EE"/>
-            <w:u w:val="single"/>
-          </w:rPr>
-          <w:t>民21:4–9</w:t>
-        </w:r>
-      </w:hyperlink>
-      <w:r>
-        <w:rPr>
-          <w:lang w:val="zh_TW" w:bidi="zh_TW"/>
-        </w:rPr>
-        <w:t>）。痲瘋病的字面意思是「打擊」，是一種神賜下的毀滅性災病，用來懲罰那些犯罪的人（</w:t>
-      </w:r>
-      <w:hyperlink r:id="rId20">
-        <w:r>
-          <w:rPr>
-            <w:lang w:val="zh_TW" w:bidi="zh_TW"/>
-          </w:rPr>
-          <w:rPr>
-            <w:color w:val="0000EE"/>
-            <w:u w:val="single"/>
-          </w:rPr>
-          <w:t>民12</w:t>
-        </w:r>
-      </w:hyperlink>
-      <w:r>
-        <w:rPr>
-          <w:lang w:val="zh_TW" w:bidi="zh_TW"/>
-        </w:rPr>
-        <w:t>；</w:t>
-      </w:r>
-      <w:hyperlink r:id="rId21">
-        <w:r>
-          <w:rPr>
-            <w:lang w:val="zh_TW" w:bidi="zh_TW"/>
-          </w:rPr>
-          <w:rPr>
-            <w:color w:val="0000EE"/>
-            <w:u w:val="single"/>
-          </w:rPr>
-          <w:t>王下5:27</w:t>
+          <w:t>鴻2:1</w:t>
         </w:r>
       </w:hyperlink>
       <w:r>
@@ -485,7 +349,79 @@
         <w:rPr>
           <w:lang w:val="zh_TW" w:bidi="zh_TW"/>
         </w:rPr>
-        <w:t>神也可能差遣災病來顯示祂的大能或保護祂的百姓。埃及的十災就是前者的例子；而消滅西拿基立的軍隊則是後者的例子（</w:t>
+        <w:t>古代希伯來人和中東其它民族在長途行走前，會把長袍束在腰間（</w:t>
+      </w:r>
+      <w:hyperlink r:id="rId18">
+        <w:r>
+          <w:rPr>
+            <w:lang w:val="zh_TW" w:bidi="zh_TW"/>
+          </w:rPr>
+          <w:rPr>
+            <w:color w:val="0000EE"/>
+            <w:u w:val="single"/>
+          </w:rPr>
+          <w:t>出12:11</w:t>
+        </w:r>
+      </w:hyperlink>
+      <w:r>
+        <w:rPr>
+          <w:lang w:val="zh_TW" w:bidi="zh_TW"/>
+        </w:rPr>
+        <w:t>；</w:t>
+      </w:r>
+      <w:hyperlink r:id="rId19">
+        <w:r>
+          <w:rPr>
+            <w:lang w:val="zh_TW" w:bidi="zh_TW"/>
+          </w:rPr>
+          <w:rPr>
+            <w:color w:val="0000EE"/>
+            <w:u w:val="single"/>
+          </w:rPr>
+          <w:t>王上18:46</w:t>
+        </w:r>
+      </w:hyperlink>
+      <w:r>
+        <w:rPr>
+          <w:lang w:val="zh_TW" w:bidi="zh_TW"/>
+        </w:rPr>
+        <w:t>；</w:t>
+      </w:r>
+      <w:hyperlink r:id="rId20">
+        <w:r>
+          <w:rPr>
+            <w:lang w:val="zh_TW" w:bidi="zh_TW"/>
+          </w:rPr>
+          <w:rPr>
+            <w:color w:val="0000EE"/>
+            <w:u w:val="single"/>
+          </w:rPr>
+          <w:t>王下9:1</w:t>
+        </w:r>
+      </w:hyperlink>
+      <w:r>
+        <w:rPr>
+          <w:lang w:val="zh_TW" w:bidi="zh_TW"/>
+        </w:rPr>
+        <w:t>）。這樣會更方便行走或奔跑。到了新約聖經時代，如果經文描述了某人束上腰帶或束起衣袍，表示他已經準備好採取行動或投入爭戰（</w:t>
+      </w:r>
+      <w:hyperlink r:id="rId21">
+        <w:r>
+          <w:rPr>
+            <w:lang w:val="zh_TW" w:bidi="zh_TW"/>
+          </w:rPr>
+          <w:rPr>
+            <w:color w:val="0000EE"/>
+            <w:u w:val="single"/>
+          </w:rPr>
+          <w:t>路12:35</w:t>
+        </w:r>
+      </w:hyperlink>
+      <w:r>
+        <w:rPr>
+          <w:lang w:val="zh_TW" w:bidi="zh_TW"/>
+        </w:rPr>
+        <w:t>）。聖經也把這個形象用為象徵。當經文提到「束腰」時，是指人要有所預備，並且約束自己（</w:t>
       </w:r>
       <w:hyperlink r:id="rId22">
         <w:r>
@@ -496,39 +432,14 @@
             <w:color w:val="0000EE"/>
             <w:u w:val="single"/>
           </w:rPr>
-          <w:t>王下19:34–36</w:t>
+          <w:t>弗6:14</w:t>
         </w:r>
       </w:hyperlink>
       <w:r>
         <w:rPr>
           <w:lang w:val="zh_TW" w:bidi="zh_TW"/>
         </w:rPr>
-        <w:t>）。</w:t>
-      </w:r>
-    </w:p>
-    <w:p>
-      <w:pPr>
-        <w:pStyle w:val="Heading4"/>
-      </w:pPr>
-      <w:r>
-        <w:rPr>
-          <w:lang w:val="zh_TW" w:bidi="zh_TW"/>
-        </w:rPr>
-        <w:t>撒但</w:t>
-      </w:r>
-    </w:p>
-    <w:p>
-      <w:pPr/>
-      <w:r>
-        <w:rPr>
-          <w:lang w:val="zh_TW" w:bidi="zh_TW"/>
-        </w:rPr>
-      </w:r>
-      <w:r>
-        <w:rPr>
-          <w:lang w:val="zh_TW" w:bidi="zh_TW"/>
-        </w:rPr>
-        <w:t>撒但和其他邪靈也可能是災病的源頭。在聖經的框架中，撒但帶來災病的能力是在神允許的範圍內進行的。對於撒但危害能力的限制，在約伯的案例中被明確說明（</w:t>
+        <w:t>；</w:t>
       </w:r>
       <w:hyperlink r:id="rId23">
         <w:r>
@@ -539,158 +450,7 @@
             <w:color w:val="0000EE"/>
             <w:u w:val="single"/>
           </w:rPr>
-          <w:t>伯1:12</w:t>
-        </w:r>
-      </w:hyperlink>
-      <w:r>
-        <w:rPr>
-          <w:lang w:val="zh_TW" w:bidi="zh_TW"/>
-        </w:rPr>
-        <w:t>）。新約的信息也清楚地表明，儘管有鬼附或受到撒但影響的情況，但撒但的時間是有限的，牠最終的完全敗亡和毀滅是必然的。</w:t>
-      </w:r>
-    </w:p>
-    <w:p>
-      <w:pPr>
-        <w:pStyle w:val="Heading4"/>
-      </w:pPr>
-      <w:r>
-        <w:rPr>
-          <w:lang w:val="zh_TW" w:bidi="zh_TW"/>
-        </w:rPr>
-        <w:t>祖先的罪</w:t>
-      </w:r>
-    </w:p>
-    <w:p>
-      <w:pPr/>
-      <w:r>
-        <w:rPr>
-          <w:lang w:val="zh_TW" w:bidi="zh_TW"/>
-        </w:rPr>
-      </w:r>
-      <w:r>
-        <w:rPr>
-          <w:lang w:val="zh_TW" w:bidi="zh_TW"/>
-        </w:rPr>
-        <w:t>疾病也可能是由於祖先的罪過所致（</w:t>
-      </w:r>
-      <w:hyperlink r:id="rId24">
-        <w:r>
-          <w:rPr>
-            <w:lang w:val="zh_TW" w:bidi="zh_TW"/>
-          </w:rPr>
-          <w:rPr>
-            <w:color w:val="0000EE"/>
-            <w:u w:val="single"/>
-          </w:rPr>
-          <w:t>出20:5</w:t>
-        </w:r>
-      </w:hyperlink>
-      <w:r>
-        <w:rPr>
-          <w:lang w:val="zh_TW" w:bidi="zh_TW"/>
-        </w:rPr>
-        <w:t>；</w:t>
-      </w:r>
-      <w:hyperlink r:id="rId25">
-        <w:r>
-          <w:rPr>
-            <w:lang w:val="zh_TW" w:bidi="zh_TW"/>
-          </w:rPr>
-          <w:rPr>
-            <w:color w:val="0000EE"/>
-            <w:u w:val="single"/>
-          </w:rPr>
-          <w:t>利26:29</w:t>
-        </w:r>
-      </w:hyperlink>
-      <w:r>
-        <w:rPr>
-          <w:lang w:val="zh_TW" w:bidi="zh_TW"/>
-        </w:rPr>
-        <w:t>；</w:t>
-      </w:r>
-      <w:hyperlink r:id="rId26">
-        <w:r>
-          <w:rPr>
-            <w:lang w:val="zh_TW" w:bidi="zh_TW"/>
-          </w:rPr>
-          <w:rPr>
-            <w:color w:val="0000EE"/>
-            <w:u w:val="single"/>
-          </w:rPr>
-          <w:t>王上17:18</w:t>
-        </w:r>
-      </w:hyperlink>
-      <w:r>
-        <w:rPr>
-          <w:lang w:val="zh_TW" w:bidi="zh_TW"/>
-        </w:rPr>
-        <w:t>；</w:t>
-      </w:r>
-      <w:hyperlink r:id="rId27">
-        <w:r>
-          <w:rPr>
-            <w:lang w:val="zh_TW" w:bidi="zh_TW"/>
-          </w:rPr>
-          <w:rPr>
-            <w:color w:val="0000EE"/>
-            <w:u w:val="single"/>
-          </w:rPr>
-          <w:t>伯21:19</w:t>
-        </w:r>
-      </w:hyperlink>
-      <w:r>
-        <w:rPr>
-          <w:lang w:val="zh_TW" w:bidi="zh_TW"/>
-        </w:rPr>
-        <w:t>；</w:t>
-      </w:r>
-      <w:hyperlink r:id="rId28">
-        <w:r>
-          <w:rPr>
-            <w:lang w:val="zh_TW" w:bidi="zh_TW"/>
-          </w:rPr>
-          <w:rPr>
-            <w:color w:val="0000EE"/>
-            <w:u w:val="single"/>
-          </w:rPr>
-          <w:t>哀5:7</w:t>
-        </w:r>
-      </w:hyperlink>
-      <w:r>
-        <w:rPr>
-          <w:lang w:val="zh_TW" w:bidi="zh_TW"/>
-        </w:rPr>
-        <w:t>）。其中最突出的例子是大衛與拔示巴的罪使他的兒子死亡（</w:t>
-      </w:r>
-      <w:hyperlink r:id="rId29">
-        <w:r>
-          <w:rPr>
-            <w:lang w:val="zh_TW" w:bidi="zh_TW"/>
-          </w:rPr>
-          <w:rPr>
-            <w:color w:val="0000EE"/>
-            <w:u w:val="single"/>
-          </w:rPr>
-          <w:t>撒下12:15</w:t>
-        </w:r>
-      </w:hyperlink>
-      <w:r>
-        <w:rPr>
-          <w:lang w:val="zh_TW" w:bidi="zh_TW"/>
-        </w:rPr>
-        <w:t>）。這種對災病來源的觀念一直延續到了新約時期，並為耶穌的門徒所熟悉（</w:t>
-      </w:r>
-      <w:hyperlink r:id="rId30">
-        <w:r>
-          <w:rPr>
-            <w:lang w:val="zh_TW" w:bidi="zh_TW"/>
-          </w:rPr>
-          <w:rPr>
-            <w:color w:val="0000EE"/>
-            <w:u w:val="single"/>
-          </w:rPr>
-          <w:t>約9:2</w:t>
+          <w:t>彼前1:13</w:t>
         </w:r>
       </w:hyperlink>
       <w:r>
@@ -698,493 +458,6 @@
           <w:lang w:val="zh_TW" w:bidi="zh_TW"/>
         </w:rPr>
         <w:t>）。</w:t>
-      </w:r>
-    </w:p>
-    <w:p>
-      <w:pPr>
-        <w:pStyle w:val="Heading4"/>
-      </w:pPr>
-      <w:r>
-        <w:rPr>
-          <w:lang w:val="zh_TW" w:bidi="zh_TW"/>
-        </w:rPr>
-        <w:t>違反自然規律</w:t>
-      </w:r>
-    </w:p>
-    <w:p>
-      <w:pPr/>
-      <w:r>
-        <w:rPr>
-          <w:lang w:val="zh_TW" w:bidi="zh_TW"/>
-        </w:rPr>
-      </w:r>
-      <w:r>
-        <w:rPr>
-          <w:lang w:val="zh_TW" w:bidi="zh_TW"/>
-        </w:rPr>
-        <w:t>這個觀念使希伯來人與當時其他民族有所區別。當他們理解到災病可能是由於違反固定的生理、心理/情感和道德規律所導致的，就會產生個人責任的概念，即遵守這些規律以避免災病。一個人對自己的健康以及社群的健康負有責任，而不僅僅是超自然力量的被動受害者。</w:t>
-      </w:r>
-    </w:p>
-    <w:p>
-      <w:pPr/>
-      <w:r>
-        <w:rPr>
-          <w:lang w:val="zh_TW" w:bidi="zh_TW"/>
-        </w:rPr>
-      </w:r>
-      <w:r>
-        <w:rPr>
-          <w:lang w:val="zh_TW" w:bidi="zh_TW"/>
-        </w:rPr>
-        <w:t>基於這一觀念，摩西制定了詳盡的行為準則，以維持個人和社群的健康。摩西律法涵蓋了飲食、個人衛生、安息日的遵守、營地的衛生規定、清潔以及性關係等領域。通過遵守神所設立的這些自然規律，希伯來人可以期望免於疾病（</w:t>
-      </w:r>
-      <w:hyperlink r:id="rId31">
-        <w:r>
-          <w:rPr>
-            <w:lang w:val="zh_TW" w:bidi="zh_TW"/>
-          </w:rPr>
-          <w:rPr>
-            <w:color w:val="0000EE"/>
-            <w:u w:val="single"/>
-          </w:rPr>
-          <w:t>出15:26</w:t>
-        </w:r>
-      </w:hyperlink>
-      <w:r>
-        <w:rPr>
-          <w:lang w:val="zh_TW" w:bidi="zh_TW"/>
-        </w:rPr>
-        <w:t>）並享長壽（</w:t>
-      </w:r>
-      <w:hyperlink r:id="rId32">
-        <w:r>
-          <w:rPr>
-            <w:lang w:val="zh_TW" w:bidi="zh_TW"/>
-          </w:rPr>
-          <w:rPr>
-            <w:color w:val="0000EE"/>
-            <w:u w:val="single"/>
-          </w:rPr>
-          <w:t>箴3:1–2</w:t>
-        </w:r>
-      </w:hyperlink>
-      <w:r>
-        <w:rPr>
-          <w:lang w:val="zh_TW" w:bidi="zh_TW"/>
-        </w:rPr>
-        <w:t>）。摩西的這些健康律法，即使以今天的公共衛生觀點來看，依然很合理，比起其他古代民族的做法更合理。</w:t>
-      </w:r>
-    </w:p>
-    <w:p>
-      <w:pPr/>
-      <w:r>
-        <w:rPr>
-          <w:lang w:val="zh_TW" w:bidi="zh_TW"/>
-        </w:rPr>
-      </w:r>
-      <w:r>
-        <w:rPr>
-          <w:lang w:val="zh_TW" w:bidi="zh_TW"/>
-        </w:rPr>
-        <w:t>理解到災病是違反自然律法的後果的另一大結果是，當尋求醫治時，人們開始轉向醫生而不是祭司。只要疾病被認為是超自然起源的，就無法通過了解災病過程來尋求治療方法。希伯來人熟悉埃及的醫生（</w:t>
-      </w:r>
-      <w:hyperlink r:id="rId33">
-        <w:r>
-          <w:rPr>
-            <w:lang w:val="zh_TW" w:bidi="zh_TW"/>
-          </w:rPr>
-          <w:rPr>
-            <w:color w:val="0000EE"/>
-            <w:u w:val="single"/>
-          </w:rPr>
-          <w:t>創50:2</w:t>
-        </w:r>
-      </w:hyperlink>
-      <w:r>
-        <w:rPr>
-          <w:lang w:val="zh_TW" w:bidi="zh_TW"/>
-        </w:rPr>
-        <w:t>），當時他們似乎主要擔任的是防腐師（embalmers）的角色。以色列歷史上始終有醫生行醫，但他們的醫治能力是逐漸發展起來的（</w:t>
-      </w:r>
-      <w:hyperlink r:id="rId34">
-        <w:r>
-          <w:rPr>
-            <w:lang w:val="zh_TW" w:bidi="zh_TW"/>
-          </w:rPr>
-          <w:rPr>
-            <w:color w:val="0000EE"/>
-            <w:u w:val="single"/>
-          </w:rPr>
-          <w:t>代下16:12</w:t>
-        </w:r>
-      </w:hyperlink>
-      <w:r>
-        <w:rPr>
-          <w:lang w:val="zh_TW" w:bidi="zh_TW"/>
-        </w:rPr>
-        <w:t>；</w:t>
-      </w:r>
-      <w:hyperlink r:id="rId35">
-        <w:r>
-          <w:rPr>
-            <w:lang w:val="zh_TW" w:bidi="zh_TW"/>
-          </w:rPr>
-          <w:rPr>
-            <w:color w:val="0000EE"/>
-            <w:u w:val="single"/>
-          </w:rPr>
-          <w:t>耶8:22</w:t>
-        </w:r>
-      </w:hyperlink>
-      <w:r>
-        <w:rPr>
-          <w:lang w:val="zh_TW" w:bidi="zh_TW"/>
-        </w:rPr>
-        <w:t>；</w:t>
-      </w:r>
-      <w:hyperlink r:id="rId36">
-        <w:r>
-          <w:rPr>
-            <w:lang w:val="zh_TW" w:bidi="zh_TW"/>
-          </w:rPr>
-          <w:rPr>
-            <w:color w:val="0000EE"/>
-            <w:u w:val="single"/>
-          </w:rPr>
-          <w:t>可5:26</w:t>
-        </w:r>
-      </w:hyperlink>
-      <w:r>
-        <w:rPr>
-          <w:lang w:val="zh_TW" w:bidi="zh_TW"/>
-        </w:rPr>
-        <w:t>；</w:t>
-      </w:r>
-      <w:hyperlink r:id="rId37">
-        <w:r>
-          <w:rPr>
-            <w:lang w:val="zh_TW" w:bidi="zh_TW"/>
-          </w:rPr>
-          <w:rPr>
-            <w:color w:val="0000EE"/>
-            <w:u w:val="single"/>
-          </w:rPr>
-          <w:t>西4:14</w:t>
-        </w:r>
-      </w:hyperlink>
-      <w:r>
-        <w:rPr>
-          <w:lang w:val="zh_TW" w:bidi="zh_TW"/>
-        </w:rPr>
-        <w:t>）。聖經肯定了醫生為病人看病（</w:t>
-      </w:r>
-      <w:hyperlink r:id="rId38">
-        <w:r>
-          <w:rPr>
-            <w:lang w:val="zh_TW" w:bidi="zh_TW"/>
-          </w:rPr>
-          <w:rPr>
-            <w:color w:val="0000EE"/>
-            <w:u w:val="single"/>
-          </w:rPr>
-          <w:t>太9:12</w:t>
-        </w:r>
-      </w:hyperlink>
-      <w:r>
-        <w:rPr>
-          <w:lang w:val="zh_TW" w:bidi="zh_TW"/>
-        </w:rPr>
-        <w:t>）和使用藥物進行治療的合理性（</w:t>
-      </w:r>
-      <w:hyperlink r:id="rId39">
-        <w:r>
-          <w:rPr>
-            <w:lang w:val="zh_TW" w:bidi="zh_TW"/>
-          </w:rPr>
-          <w:rPr>
-            <w:color w:val="0000EE"/>
-            <w:u w:val="single"/>
-          </w:rPr>
-          <w:t>箴31:6</w:t>
-        </w:r>
-      </w:hyperlink>
-      <w:r>
-        <w:rPr>
-          <w:lang w:val="zh_TW" w:bidi="zh_TW"/>
-        </w:rPr>
-        <w:t>；</w:t>
-      </w:r>
-      <w:hyperlink r:id="rId40">
-        <w:r>
-          <w:rPr>
-            <w:lang w:val="zh_TW" w:bidi="zh_TW"/>
-          </w:rPr>
-          <w:rPr>
-            <w:color w:val="0000EE"/>
-            <w:u w:val="single"/>
-          </w:rPr>
-          <w:t>提前5:23</w:t>
-        </w:r>
-      </w:hyperlink>
-      <w:r>
-        <w:rPr>
-          <w:lang w:val="zh_TW" w:bidi="zh_TW"/>
-        </w:rPr>
-        <w:t>），但同時強調基督徒群體及其長老在服事病人中的角色（</w:t>
-      </w:r>
-      <w:hyperlink r:id="rId41">
-        <w:r>
-          <w:rPr>
-            <w:lang w:val="zh_TW" w:bidi="zh_TW"/>
-          </w:rPr>
-          <w:rPr>
-            <w:color w:val="0000EE"/>
-            <w:u w:val="single"/>
-          </w:rPr>
-          <w:t>雅5:14</w:t>
-        </w:r>
-      </w:hyperlink>
-      <w:r>
-        <w:rPr>
-          <w:lang w:val="zh_TW" w:bidi="zh_TW"/>
-        </w:rPr>
-        <w:t>）。</w:t>
-      </w:r>
-    </w:p>
-    <w:p>
-      <w:pPr>
-        <w:pStyle w:val="Heading3"/>
-      </w:pPr>
-      <w:r>
-        <w:rPr>
-          <w:lang w:val="zh_TW" w:bidi="zh_TW"/>
-        </w:rPr>
-        <w:t>耶穌基督與災病</w:t>
-      </w:r>
-    </w:p>
-    <w:p>
-      <w:pPr/>
-      <w:r>
-        <w:rPr>
-          <w:lang w:val="zh_TW" w:bidi="zh_TW"/>
-        </w:rPr>
-      </w:r>
-      <w:r>
-        <w:rPr>
-          <w:lang w:val="zh_TW" w:bidi="zh_TW"/>
-        </w:rPr>
-        <w:t>耶穌對待病人的態度與舊約有著明顯不同。祂不帶有任何批判的態度，耶穌把病人當作有價值的人來交往，而不是社會上的棄民。祂對病人的痛苦充滿了真誠的憐憫——觸摸他們、安慰他們、醫治他們，並以正常且自然的方式與他們交談。</w:t>
-      </w:r>
-    </w:p>
-    <w:p>
-      <w:pPr/>
-      <w:r>
-        <w:rPr>
-          <w:lang w:val="zh_TW" w:bidi="zh_TW"/>
-        </w:rPr>
-      </w:r>
-      <w:r>
-        <w:rPr>
-          <w:lang w:val="zh_TW" w:bidi="zh_TW"/>
-        </w:rPr>
-        <w:t>耶穌顯然將災病視為一種障礙，妨礙人們成為他們原本應該成為的完整個體。當面對一位有18年嚴重背部畸形的女人時，耶穌醫治了她，說她是被「撒但捆綁」的（</w:t>
-      </w:r>
-      <w:hyperlink r:id="rId42">
-        <w:r>
-          <w:rPr>
-            <w:lang w:val="zh_TW" w:bidi="zh_TW"/>
-          </w:rPr>
-          <w:rPr>
-            <w:color w:val="0000EE"/>
-            <w:u w:val="single"/>
-          </w:rPr>
-          <w:t>路13:16</w:t>
-        </w:r>
-      </w:hyperlink>
-      <w:r>
-        <w:rPr>
-          <w:lang w:val="zh_TW" w:bidi="zh_TW"/>
-        </w:rPr>
-        <w:t>）。耶穌對不治之症的醫治是祂證明自己為彌賽亞的證據之一（</w:t>
-      </w:r>
-      <w:hyperlink r:id="rId43">
-        <w:r>
-          <w:rPr>
-            <w:lang w:val="zh_TW" w:bidi="zh_TW"/>
-          </w:rPr>
-          <w:rPr>
-            <w:color w:val="0000EE"/>
-            <w:u w:val="single"/>
-          </w:rPr>
-          <w:t>路7:19–23</w:t>
-        </w:r>
-      </w:hyperlink>
-      <w:r>
-        <w:rPr>
-          <w:lang w:val="zh_TW" w:bidi="zh_TW"/>
-        </w:rPr>
-        <w:t>）。耶穌的事工是為了釋放人們，使他們得以活出更豐盛的生命（</w:t>
-      </w:r>
-      <w:hyperlink r:id="rId44">
-        <w:r>
-          <w:rPr>
-            <w:lang w:val="zh_TW" w:bidi="zh_TW"/>
-          </w:rPr>
-          <w:rPr>
-            <w:color w:val="0000EE"/>
-            <w:u w:val="single"/>
-          </w:rPr>
-          <w:t>約10:10</w:t>
-        </w:r>
-      </w:hyperlink>
-      <w:r>
-        <w:rPr>
-          <w:lang w:val="zh_TW" w:bidi="zh_TW"/>
-        </w:rPr>
-        <w:t>）。耶穌並不完全認同將災病視為懲罰的觀念（</w:t>
-      </w:r>
-      <w:hyperlink r:id="rId45">
-        <w:r>
-          <w:rPr>
-            <w:lang w:val="zh_TW" w:bidi="zh_TW"/>
-          </w:rPr>
-          <w:rPr>
-            <w:color w:val="0000EE"/>
-            <w:u w:val="single"/>
-          </w:rPr>
-          <w:t>9:3</w:t>
-        </w:r>
-      </w:hyperlink>
-      <w:r>
-        <w:rPr>
-          <w:lang w:val="zh_TW" w:bidi="zh_TW"/>
-        </w:rPr>
-        <w:t>）。當一位痲瘋病人提到可能不是神的旨意要他痊癒時，耶穌立刻醫治他（</w:t>
-      </w:r>
-      <w:hyperlink r:id="rId46">
-        <w:r>
-          <w:rPr>
-            <w:lang w:val="zh_TW" w:bidi="zh_TW"/>
-          </w:rPr>
-          <w:rPr>
-            <w:color w:val="0000EE"/>
-            <w:u w:val="single"/>
-          </w:rPr>
-          <w:t>可1:40</w:t>
-        </w:r>
-      </w:hyperlink>
-      <w:r>
-        <w:rPr>
-          <w:lang w:val="zh_TW" w:bidi="zh_TW"/>
-        </w:rPr>
-        <w:t>；</w:t>
-      </w:r>
-      <w:hyperlink r:id="rId47">
-        <w:r>
-          <w:rPr>
-            <w:lang w:val="zh_TW" w:bidi="zh_TW"/>
-          </w:rPr>
-          <w:rPr>
-            <w:color w:val="0000EE"/>
-            <w:u w:val="single"/>
-          </w:rPr>
-          <w:t>路5:12–13</w:t>
-        </w:r>
-      </w:hyperlink>
-      <w:r>
-        <w:rPr>
-          <w:lang w:val="zh_TW" w:bidi="zh_TW"/>
-        </w:rPr>
-        <w:t>）。</w:t>
-      </w:r>
-    </w:p>
-    <w:p>
-      <w:pPr/>
-      <w:r>
-        <w:rPr>
-          <w:lang w:val="zh_TW" w:bidi="zh_TW"/>
-        </w:rPr>
-      </w:r>
-      <w:r>
-        <w:rPr>
-          <w:lang w:val="zh_TW" w:bidi="zh_TW"/>
-        </w:rPr>
-        <w:t>耶穌總是關注個人的全面健康或完整性，而不僅僅是災病的症狀。祂經常首先處理屬靈問題，即使病人一開始是為了身體問題而來找祂。祂與撒馬利亞婦人的對話，集中在她內心矛盾的根本問題上（</w:t>
-      </w:r>
-      <w:hyperlink r:id="rId48">
-        <w:r>
-          <w:rPr>
-            <w:lang w:val="zh_TW" w:bidi="zh_TW"/>
-          </w:rPr>
-          <w:rPr>
-            <w:color w:val="0000EE"/>
-            <w:u w:val="single"/>
-          </w:rPr>
-          <w:t>約4:5–30</w:t>
-        </w:r>
-      </w:hyperlink>
-      <w:r>
-        <w:rPr>
-          <w:lang w:val="zh_TW" w:bidi="zh_TW"/>
-        </w:rPr>
-        <w:t>）。而登山寶訓基本上是處理人類行為的正確態度和動機，若能遵守，將大大減少個人和社會的痛苦。對耶穌來說，健康不僅僅是沒有身體和心理上的疾病，而是讓人成為他們本來應該成為的完整個體。</w:t>
-      </w:r>
-    </w:p>
-    <w:p>
-      <w:pPr/>
-      <w:r>
-        <w:rPr>
-          <w:lang w:val="zh_TW" w:bidi="zh_TW"/>
-        </w:rPr>
-      </w:r>
-      <w:r>
-        <w:rPr>
-          <w:i/>
-          <w:lang w:val="zh_TW" w:bidi="zh_TW"/>
-        </w:rPr>
-        <w:t>另見</w:t>
-      </w:r>
-      <w:r>
-        <w:rPr>
-          <w:lang w:val="zh_TW" w:bidi="zh_TW"/>
-        </w:rPr>
-        <w:t xml:space="preserve"> </w:t>
-      </w:r>
-      <w:r>
-        <w:rPr>
-          <w:lang w:val="zh_TW" w:bidi="zh_TW"/>
-        </w:rPr>
-        <w:t>藥物與醫療實踐</w:t>
-      </w:r>
-      <w:r>
-        <w:rPr>
-          <w:lang w:val="zh_TW" w:bidi="zh_TW"/>
-        </w:rPr>
-        <w:t>；</w:t>
-      </w:r>
-      <w:r>
-        <w:rPr>
-          <w:lang w:val="zh_TW" w:bidi="zh_TW"/>
-        </w:rPr>
-        <w:t>瘟疫</w:t>
-      </w:r>
-      <w:r>
-        <w:rPr>
-          <w:lang w:val="zh_TW" w:bidi="zh_TW"/>
-        </w:rPr>
-        <w:t>；</w:t>
-      </w:r>
-      <w:r>
-        <w:rPr>
-          <w:lang w:val="zh_TW" w:bidi="zh_TW"/>
-        </w:rPr>
-        <w:t>災禍</w:t>
-      </w:r>
-      <w:r>
-        <w:rPr>
-          <w:lang w:val="zh_TW" w:bidi="zh_TW"/>
-        </w:rPr>
-        <w:t>。</w:t>
       </w:r>
       <w:r>
         <w:rPr>

--- a/zht/docx/195.content.docx
+++ b/zht/docx/195.content.docx
@@ -149,7 +149,7 @@
         <w:rPr>
           <w:lang w:val="zh_TW" w:bidi="zh_TW"/>
         </w:rPr>
-        <w:t>yao</w:t>
+        <w:t>xue</w:t>
       </w:r>
       <w:r>
         <w:rPr>
@@ -212,7 +212,7 @@
         <w:rPr>
           <w:lang w:val="zh_TW" w:bidi="zh_TW"/>
         </w:rPr>
-        <w:t>腰</w:t>
+        <w:t>血</w:t>
       </w:r>
       <w:r>
         <w:rPr>
@@ -231,7 +231,7 @@
         <w:rPr>
           <w:lang w:val="zh_TW" w:bidi="zh_TW"/>
         </w:rPr>
-        <w:t>指人體從胸部下方到髖部之間的部位。</w:t>
+        <w:t>血是在人和動物身體裡流動的紅色液體。</w:t>
       </w:r>
     </w:p>
     <w:p>
@@ -245,7 +245,7 @@
         <w:rPr>
           <w:lang w:val="zh_TW" w:bidi="zh_TW"/>
         </w:rPr>
-        <w:t>有英文譯本使用out of his loins（出於他的腰）這個說法來指某人的後裔（</w:t>
+        <w:t>在聖經裡，「血」的意思不只是指實際的血液，還有多種含義。有時經文用「血」來形容紅色：「日頭要變為黑暗， 月亮要變為血」（</w:t>
       </w:r>
       <w:hyperlink r:id="rId13">
         <w:r>
@@ -256,14 +256,14 @@
             <w:color w:val="0000EE"/>
             <w:u w:val="single"/>
           </w:rPr>
-          <w:t>創35:11</w:t>
+          <w:t>徒2:20</w:t>
         </w:r>
       </w:hyperlink>
       <w:r>
         <w:rPr>
           <w:lang w:val="zh_TW" w:bidi="zh_TW"/>
         </w:rPr>
-        <w:t>，</w:t>
+        <w:t>）。有時，就像在</w:t>
       </w:r>
       <w:hyperlink r:id="rId14">
         <w:r>
@@ -274,68 +274,14 @@
             <w:color w:val="0000EE"/>
             <w:u w:val="single"/>
           </w:rPr>
-          <w:t>46:26</w:t>
+          <w:t>申命記三十二章14節</w:t>
         </w:r>
       </w:hyperlink>
       <w:r>
         <w:rPr>
           <w:lang w:val="zh_TW" w:bidi="zh_TW"/>
         </w:rPr>
-        <w:t>；</w:t>
-      </w:r>
-      <w:hyperlink r:id="rId15">
-        <w:r>
-          <w:rPr>
-            <w:lang w:val="zh_TW" w:bidi="zh_TW"/>
-          </w:rPr>
-          <w:rPr>
-            <w:color w:val="0000EE"/>
-            <w:u w:val="single"/>
-          </w:rPr>
-          <w:t>出1:5</w:t>
-        </w:r>
-      </w:hyperlink>
-      <w:r>
-        <w:rPr>
-          <w:lang w:val="zh_TW" w:bidi="zh_TW"/>
-        </w:rPr>
-        <w:t>；</w:t>
-      </w:r>
-      <w:hyperlink r:id="rId16">
-        <w:r>
-          <w:rPr>
-            <w:lang w:val="zh_TW" w:bidi="zh_TW"/>
-          </w:rPr>
-          <w:rPr>
-            <w:color w:val="0000EE"/>
-            <w:u w:val="single"/>
-          </w:rPr>
-          <w:t>王上8:19</w:t>
-        </w:r>
-      </w:hyperlink>
-      <w:r>
-        <w:rPr>
-          <w:lang w:val="zh_TW" w:bidi="zh_TW"/>
-        </w:rPr>
-        <w:t>）。在這類語境中，「腰」這個詞是指男性的生殖部位。不過，大多數時候，這個詞只是指身體的腰部。有時，「腰」這個詞也用來表示情感、能力或力量（見</w:t>
-      </w:r>
-      <w:hyperlink r:id="rId17">
-        <w:r>
-          <w:rPr>
-            <w:lang w:val="zh_TW" w:bidi="zh_TW"/>
-          </w:rPr>
-          <w:rPr>
-            <w:color w:val="0000EE"/>
-            <w:u w:val="single"/>
-          </w:rPr>
-          <w:t>鴻2:1</w:t>
-        </w:r>
-      </w:hyperlink>
-      <w:r>
-        <w:rPr>
-          <w:lang w:val="zh_TW" w:bidi="zh_TW"/>
-        </w:rPr>
-        <w:t>）。</w:t>
+        <w:t>中，經文會用「血」來指酒（這裡的「酒」，希伯來文原文直譯作「葡萄的血」）。</w:t>
       </w:r>
     </w:p>
     <w:p>
@@ -349,9 +295,9 @@
         <w:rPr>
           <w:lang w:val="zh_TW" w:bidi="zh_TW"/>
         </w:rPr>
-        <w:t>古代希伯來人和中東其它民族在長途行走前，會把長袍束在腰間（</w:t>
-      </w:r>
-      <w:hyperlink r:id="rId18">
+        <w:t>聖經使用「血肉」這個片語時，意思是指普通的人。例如，當耶穌告訴彼得「這不是屬血肉的指示你的，乃是我在天上的父指示的」時，祂的意思是沒有任何普通的人把這事告訴彼得（</w:t>
+      </w:r>
+      <w:hyperlink r:id="rId15">
         <w:r>
           <w:rPr>
             <w:lang w:val="zh_TW" w:bidi="zh_TW"/>
@@ -360,16 +306,16 @@
             <w:color w:val="0000EE"/>
             <w:u w:val="single"/>
           </w:rPr>
-          <w:t>出12:11</w:t>
+          <w:t>太16:17</w:t>
         </w:r>
       </w:hyperlink>
       <w:r>
         <w:rPr>
           <w:lang w:val="zh_TW" w:bidi="zh_TW"/>
         </w:rPr>
-        <w:t>；</w:t>
-      </w:r>
-      <w:hyperlink r:id="rId19">
+        <w:t>；另見</w:t>
+      </w:r>
+      <w:hyperlink r:id="rId16">
         <w:r>
           <w:rPr>
             <w:lang w:val="zh_TW" w:bidi="zh_TW"/>
@@ -378,7 +324,7 @@
             <w:color w:val="0000EE"/>
             <w:u w:val="single"/>
           </w:rPr>
-          <w:t>王上18:46</w:t>
+          <w:t>林前15:50</w:t>
         </w:r>
       </w:hyperlink>
       <w:r>
@@ -387,7 +333,7 @@
         </w:rPr>
         <w:t>；</w:t>
       </w:r>
-      <w:hyperlink r:id="rId20">
+      <w:hyperlink r:id="rId17">
         <w:r>
           <w:rPr>
             <w:lang w:val="zh_TW" w:bidi="zh_TW"/>
@@ -396,16 +342,16 @@
             <w:color w:val="0000EE"/>
             <w:u w:val="single"/>
           </w:rPr>
-          <w:t>王下9:1</w:t>
+          <w:t>加1:16</w:t>
         </w:r>
       </w:hyperlink>
       <w:r>
         <w:rPr>
           <w:lang w:val="zh_TW" w:bidi="zh_TW"/>
         </w:rPr>
-        <w:t>）。這樣會更方便行走或奔跑。到了新約聖經時代，如果經文描述了某人束上腰帶或束起衣袍，表示他已經準備好採取行動或投入爭戰（</w:t>
-      </w:r>
-      <w:hyperlink r:id="rId21">
+        <w:t>；</w:t>
+      </w:r>
+      <w:hyperlink r:id="rId18">
         <w:r>
           <w:rPr>
             <w:lang w:val="zh_TW" w:bidi="zh_TW"/>
@@ -414,16 +360,16 @@
             <w:color w:val="0000EE"/>
             <w:u w:val="single"/>
           </w:rPr>
-          <w:t>路12:35</w:t>
+          <w:t>弗6:12</w:t>
         </w:r>
       </w:hyperlink>
       <w:r>
         <w:rPr>
           <w:lang w:val="zh_TW" w:bidi="zh_TW"/>
         </w:rPr>
-        <w:t>）。聖經也把這個形象用為象徵。當經文提到「束腰」時，是指人要有所預備，並且約束自己（</w:t>
-      </w:r>
-      <w:hyperlink r:id="rId22">
+        <w:t>），這啟示仍是來自神。猶大出賣耶穌之後，也承認自己「賣了無辜之人的血是有罪了」（</w:t>
+      </w:r>
+      <w:hyperlink r:id="rId19">
         <w:r>
           <w:rPr>
             <w:lang w:val="zh_TW" w:bidi="zh_TW"/>
@@ -432,16 +378,41 @@
             <w:color w:val="0000EE"/>
             <w:u w:val="single"/>
           </w:rPr>
-          <w:t>弗6:14</w:t>
+          <w:t>太27:4</w:t>
         </w:r>
       </w:hyperlink>
       <w:r>
         <w:rPr>
           <w:lang w:val="zh_TW" w:bidi="zh_TW"/>
         </w:rPr>
-        <w:t>；</w:t>
-      </w:r>
-      <w:hyperlink r:id="rId23">
+        <w:t>）。在這些經文裡，「血」指自然的生命，而不是屬靈的生命或天上的生命。</w:t>
+      </w:r>
+    </w:p>
+    <w:p>
+      <w:pPr>
+        <w:pStyle w:val="Heading3"/>
+      </w:pPr>
+      <w:r>
+        <w:rPr>
+          <w:lang w:val="zh_TW" w:bidi="zh_TW"/>
+        </w:rPr>
+        <w:t>血與生命的關聯</w:t>
+      </w:r>
+    </w:p>
+    <w:p>
+      <w:pPr/>
+      <w:r>
+        <w:rPr>
+          <w:lang w:val="zh_TW" w:bidi="zh_TW"/>
+        </w:rPr>
+      </w:r>
+      <w:r>
+        <w:rPr>
+          <w:lang w:val="zh_TW" w:bidi="zh_TW"/>
+        </w:rPr>
+        <w:t>聖經也用「血」來表達流血的行為，也就是殺人。</w:t>
+      </w:r>
+      <w:hyperlink r:id="rId20">
         <w:r>
           <w:rPr>
             <w:lang w:val="zh_TW" w:bidi="zh_TW"/>
@@ -450,14 +421,1677 @@
             <w:color w:val="0000EE"/>
             <w:u w:val="single"/>
           </w:rPr>
-          <w:t>彼前1:13</w:t>
+          <w:t>詩篇九篇12節</w:t>
         </w:r>
       </w:hyperlink>
       <w:r>
         <w:rPr>
           <w:lang w:val="zh_TW" w:bidi="zh_TW"/>
         </w:rPr>
+        <w:t>提到「追討流人血之罪的」。</w:t>
+      </w:r>
+      <w:hyperlink r:id="rId21">
+        <w:r>
+          <w:rPr>
+            <w:lang w:val="zh_TW" w:bidi="zh_TW"/>
+          </w:rPr>
+          <w:rPr>
+            <w:color w:val="0000EE"/>
+            <w:u w:val="single"/>
+          </w:rPr>
+          <w:t>創世記三十七章26節</w:t>
+        </w:r>
+      </w:hyperlink>
+      <w:r>
+        <w:rPr>
+          <w:lang w:val="zh_TW" w:bidi="zh_TW"/>
+        </w:rPr>
+        <w:t>說到約瑟的兄弟藏了他的血，意思就是要殺害他。經文說人「背負流人血之罪」，意思是犯了殺人的罪（</w:t>
+      </w:r>
+      <w:hyperlink r:id="rId22">
+        <w:r>
+          <w:rPr>
+            <w:lang w:val="zh_TW" w:bidi="zh_TW"/>
+          </w:rPr>
+          <w:rPr>
+            <w:color w:val="0000EE"/>
+            <w:u w:val="single"/>
+          </w:rPr>
+          <w:t>箴28:17</w:t>
+        </w:r>
+      </w:hyperlink>
+      <w:r>
+        <w:rPr>
+          <w:lang w:val="zh_TW" w:bidi="zh_TW"/>
+        </w:rPr>
+        <w:t>）。耶穌被釘十字架之前，彼拉多說：「流這義人的血，罪不在我」（</w:t>
+      </w:r>
+      <w:hyperlink r:id="rId23">
+        <w:r>
+          <w:rPr>
+            <w:lang w:val="zh_TW" w:bidi="zh_TW"/>
+          </w:rPr>
+          <w:rPr>
+            <w:color w:val="0000EE"/>
+            <w:u w:val="single"/>
+          </w:rPr>
+          <w:t>太27:24–25</w:t>
+        </w:r>
+      </w:hyperlink>
+      <w:r>
+        <w:rPr>
+          <w:lang w:val="zh_TW" w:bidi="zh_TW"/>
+        </w:rPr>
+        <w:t>）。因此，聖經經常把暴力的死亡與血聯繫起來。</w:t>
+      </w:r>
+    </w:p>
+    <w:p>
+      <w:pPr/>
+      <w:r>
+        <w:rPr>
+          <w:lang w:val="zh_TW" w:bidi="zh_TW"/>
+        </w:rPr>
+      </w:r>
+      <w:r>
+        <w:rPr>
+          <w:lang w:val="zh_TW" w:bidi="zh_TW"/>
+        </w:rPr>
+        <w:t>這樣的推理是有道理的，因為血與生命緊密相連。舊約聖經中有三處經文清楚表明血與生命之間的關係：</w:t>
+      </w:r>
+    </w:p>
+    <w:p>
+      <w:pPr>
+        <w:pStyle w:val="ListBullet"/>
+        <w:spacing w:line="240" w:lineRule="auto"/>
+        <w:ind w:left="720"/>
+      </w:pPr>
+      <w:r>
+        <w:rPr>
+          <w:lang w:val="zh_TW" w:bidi="zh_TW"/>
+        </w:rPr>
+      </w:r>
+      <w:r>
+        <w:rPr>
+          <w:lang w:val="zh_TW" w:bidi="zh_TW"/>
+        </w:rPr>
+        <w:t>「惟獨肉帶著血，那就是牠的生命，你們不可吃」（</w:t>
+      </w:r>
+      <w:hyperlink r:id="rId24">
+        <w:r>
+          <w:rPr>
+            <w:lang w:val="zh_TW" w:bidi="zh_TW"/>
+          </w:rPr>
+          <w:rPr>
+            <w:color w:val="0000EE"/>
+            <w:u w:val="single"/>
+          </w:rPr>
+          <w:t>創9:4</w:t>
+        </w:r>
+      </w:hyperlink>
+      <w:r>
+        <w:rPr>
+          <w:lang w:val="zh_TW" w:bidi="zh_TW"/>
+        </w:rPr>
+        <w:t>）</w:t>
+      </w:r>
+    </w:p>
+    <w:p>
+      <w:pPr>
+        <w:pStyle w:val="ListBullet"/>
+        <w:spacing w:line="240" w:lineRule="auto"/>
+        <w:ind w:left="720"/>
+      </w:pPr>
+      <w:r>
+        <w:rPr>
+          <w:lang w:val="zh_TW" w:bidi="zh_TW"/>
+        </w:rPr>
+      </w:r>
+      <w:r>
+        <w:rPr>
+          <w:lang w:val="zh_TW" w:bidi="zh_TW"/>
+        </w:rPr>
+        <w:t>「因為活物的生命是在血中」（</w:t>
+      </w:r>
+      <w:hyperlink r:id="rId25">
+        <w:r>
+          <w:rPr>
+            <w:lang w:val="zh_TW" w:bidi="zh_TW"/>
+          </w:rPr>
+          <w:rPr>
+            <w:color w:val="0000EE"/>
+            <w:u w:val="single"/>
+          </w:rPr>
+          <w:t>利17:11</w:t>
+        </w:r>
+      </w:hyperlink>
+      <w:r>
+        <w:rPr>
+          <w:lang w:val="zh_TW" w:bidi="zh_TW"/>
+        </w:rPr>
+        <w:t>）</w:t>
+      </w:r>
+    </w:p>
+    <w:p>
+      <w:pPr>
+        <w:pStyle w:val="ListBullet"/>
+        <w:spacing w:line="240" w:lineRule="auto"/>
+        <w:ind w:left="720"/>
+      </w:pPr>
+      <w:r>
+        <w:rPr>
+          <w:lang w:val="zh_TW" w:bidi="zh_TW"/>
+        </w:rPr>
+      </w:r>
+      <w:r>
+        <w:rPr>
+          <w:lang w:val="zh_TW" w:bidi="zh_TW"/>
+        </w:rPr>
+        <w:t>「只是你要心意堅定，不可吃血，因為血是生命」（</w:t>
+      </w:r>
+      <w:hyperlink r:id="rId26">
+        <w:r>
+          <w:rPr>
+            <w:lang w:val="zh_TW" w:bidi="zh_TW"/>
+          </w:rPr>
+          <w:rPr>
+            <w:color w:val="0000EE"/>
+            <w:u w:val="single"/>
+          </w:rPr>
+          <w:t>申12:23</w:t>
+        </w:r>
+      </w:hyperlink>
+      <w:r>
+        <w:rPr>
+          <w:lang w:val="zh_TW" w:bidi="zh_TW"/>
+        </w:rPr>
         <w:t>）。</w:t>
+      </w:r>
+    </w:p>
+    <w:p>
+      <w:pPr/>
+      <w:r>
+        <w:rPr>
+          <w:lang w:val="zh_TW" w:bidi="zh_TW"/>
+        </w:rPr>
+      </w:r>
+      <w:r>
+        <w:rPr>
+          <w:lang w:val="zh_TW" w:bidi="zh_TW"/>
+        </w:rPr>
+        <w:t>神創造一切生命，因此流人血是極其嚴重的事。血是聖的，所以神禁止人吃血（見</w:t>
+      </w:r>
+      <w:hyperlink r:id="rId27">
+        <w:r>
+          <w:rPr>
+            <w:lang w:val="zh_TW" w:bidi="zh_TW"/>
+          </w:rPr>
+          <w:rPr>
+            <w:color w:val="0000EE"/>
+            <w:u w:val="single"/>
+          </w:rPr>
+          <w:t>徒15:20</w:t>
+        </w:r>
+      </w:hyperlink>
+      <w:r>
+        <w:rPr>
+          <w:lang w:val="zh_TW" w:bidi="zh_TW"/>
+        </w:rPr>
+        <w:t>）。血象徵神所賜給我們的生命。</w:t>
+      </w:r>
+    </w:p>
+    <w:p>
+      <w:pPr>
+        <w:pStyle w:val="Heading3"/>
+      </w:pPr>
+      <w:r>
+        <w:rPr>
+          <w:lang w:val="zh_TW" w:bidi="zh_TW"/>
+        </w:rPr>
+        <w:t>獻祭中的血</w:t>
+      </w:r>
+    </w:p>
+    <w:p>
+      <w:pPr/>
+      <w:r>
+        <w:rPr>
+          <w:lang w:val="zh_TW" w:bidi="zh_TW"/>
+        </w:rPr>
+      </w:r>
+      <w:r>
+        <w:rPr>
+          <w:lang w:val="zh_TW" w:bidi="zh_TW"/>
+        </w:rPr>
+        <w:t>血在宗教獻祭中極其重要，因為血代表生命。贖罪日那天，祭司把公牛和山羊的血灑在壇上（</w:t>
+      </w:r>
+      <w:hyperlink r:id="rId28">
+        <w:r>
+          <w:rPr>
+            <w:lang w:val="zh_TW" w:bidi="zh_TW"/>
+          </w:rPr>
+          <w:rPr>
+            <w:color w:val="0000EE"/>
+            <w:u w:val="single"/>
+          </w:rPr>
+          <w:t>利16章</w:t>
+        </w:r>
+      </w:hyperlink>
+      <w:r>
+        <w:rPr>
+          <w:lang w:val="zh_TW" w:bidi="zh_TW"/>
+        </w:rPr>
+        <w:t>）。死亡臨到時，血（生命）就傾倒出來。百姓把動物的生命交出，用來代替自己的生命。百姓的罪藉著獻祭轉移到動物身上，於是神就能施行完全的審判，也能完成贖罪。這種轉移的觀念，也在贖罪日藉著替罪羊顯明出來（</w:t>
+      </w:r>
+      <w:hyperlink r:id="rId29">
+        <w:r>
+          <w:rPr>
+            <w:lang w:val="zh_TW" w:bidi="zh_TW"/>
+          </w:rPr>
+          <w:rPr>
+            <w:color w:val="0000EE"/>
+            <w:u w:val="single"/>
+          </w:rPr>
+          <w:t>利16:20–22</w:t>
+        </w:r>
+      </w:hyperlink>
+      <w:r>
+        <w:rPr>
+          <w:lang w:val="zh_TW" w:bidi="zh_TW"/>
+        </w:rPr>
+        <w:t>）。第一次逾越節時，血也帶著同樣的意義（</w:t>
+      </w:r>
+      <w:hyperlink r:id="rId30">
+        <w:r>
+          <w:rPr>
+            <w:lang w:val="zh_TW" w:bidi="zh_TW"/>
+          </w:rPr>
+          <w:rPr>
+            <w:color w:val="0000EE"/>
+            <w:u w:val="single"/>
+          </w:rPr>
+          <w:t>出12:1–13</w:t>
+        </w:r>
+      </w:hyperlink>
+      <w:r>
+        <w:rPr>
+          <w:lang w:val="zh_TW" w:bidi="zh_TW"/>
+        </w:rPr>
+        <w:t>）。百姓把動物的血塗在門框上，表示已經有死亡發生，因此滅命的使者就會越過那些房屋。</w:t>
+      </w:r>
+    </w:p>
+    <w:p>
+      <w:pPr/>
+      <w:r>
+        <w:rPr>
+          <w:lang w:val="zh_TW" w:bidi="zh_TW"/>
+        </w:rPr>
+      </w:r>
+      <w:r>
+        <w:rPr>
+          <w:lang w:val="zh_TW" w:bidi="zh_TW"/>
+        </w:rPr>
+        <w:t>血也成為獻給神最重要的供物之一。</w:t>
+      </w:r>
+      <w:hyperlink r:id="rId31">
+        <w:r>
+          <w:rPr>
+            <w:lang w:val="zh_TW" w:bidi="zh_TW"/>
+          </w:rPr>
+          <w:rPr>
+            <w:color w:val="0000EE"/>
+            <w:u w:val="single"/>
+          </w:rPr>
+          <w:t>出埃及記二十四章</w:t>
+        </w:r>
+      </w:hyperlink>
+      <w:r>
+        <w:rPr>
+          <w:lang w:val="zh_TW" w:bidi="zh_TW"/>
+        </w:rPr>
+        <w:t>中記載，百姓同意立約之後，摩西把獻祭之血一半灑在壇上，另一半灑在百姓身上。他這樣行的時候說：「你看！這是立約的血，是耶和華按這一切話與你們立約的憑據」（</w:t>
+      </w:r>
+      <w:hyperlink r:id="rId32">
+        <w:r>
+          <w:rPr>
+            <w:lang w:val="zh_TW" w:bidi="zh_TW"/>
+          </w:rPr>
+          <w:rPr>
+            <w:color w:val="0000EE"/>
+            <w:u w:val="single"/>
+          </w:rPr>
+          <w:t>出24:8</w:t>
+        </w:r>
+      </w:hyperlink>
+      <w:r>
+        <w:rPr>
+          <w:lang w:val="zh_TW" w:bidi="zh_TW"/>
+        </w:rPr>
+        <w:t>）。血同時灑在壇上和百姓身上，顯明神與以色列的百姓一同立約（這稱為「立約的關係」）。</w:t>
+      </w:r>
+    </w:p>
+    <w:p>
+      <w:pPr/>
+      <w:r>
+        <w:rPr>
+          <w:lang w:val="zh_TW" w:bidi="zh_TW"/>
+        </w:rPr>
+      </w:r>
+      <w:r>
+        <w:rPr>
+          <w:lang w:val="zh_TW" w:bidi="zh_TW"/>
+        </w:rPr>
+        <w:t>在以色列的宗教禮儀中，血帶著多重意義。血可以代表：</w:t>
+      </w:r>
+    </w:p>
+    <w:p>
+      <w:pPr>
+        <w:pStyle w:val="ListBullet"/>
+        <w:spacing w:line="240" w:lineRule="auto"/>
+        <w:ind w:left="720"/>
+      </w:pPr>
+      <w:r>
+        <w:rPr>
+          <w:lang w:val="zh_TW" w:bidi="zh_TW"/>
+        </w:rPr>
+      </w:r>
+      <w:r>
+        <w:rPr>
+          <w:lang w:val="zh_TW" w:bidi="zh_TW"/>
+        </w:rPr>
+        <w:t>死亡（自然生命的結束）</w:t>
+      </w:r>
+    </w:p>
+    <w:p>
+      <w:pPr>
+        <w:pStyle w:val="ListBullet"/>
+        <w:spacing w:line="240" w:lineRule="auto"/>
+        <w:ind w:left="720"/>
+      </w:pPr>
+      <w:r>
+        <w:rPr>
+          <w:lang w:val="zh_TW" w:bidi="zh_TW"/>
+        </w:rPr>
+      </w:r>
+      <w:r>
+        <w:rPr>
+          <w:lang w:val="zh_TW" w:bidi="zh_TW"/>
+        </w:rPr>
+        <w:t>審判（指神判定人所行的是非對錯）</w:t>
+      </w:r>
+    </w:p>
+    <w:p>
+      <w:pPr>
+        <w:pStyle w:val="ListBullet"/>
+        <w:spacing w:line="240" w:lineRule="auto"/>
+        <w:ind w:left="720"/>
+      </w:pPr>
+      <w:r>
+        <w:rPr>
+          <w:lang w:val="zh_TW" w:bidi="zh_TW"/>
+        </w:rPr>
+      </w:r>
+      <w:r>
+        <w:rPr>
+          <w:lang w:val="zh_TW" w:bidi="zh_TW"/>
+        </w:rPr>
+        <w:t>獻祭（獻供物給神）</w:t>
+      </w:r>
+    </w:p>
+    <w:p>
+      <w:pPr>
+        <w:pStyle w:val="ListBullet"/>
+        <w:spacing w:line="240" w:lineRule="auto"/>
+        <w:ind w:left="720"/>
+      </w:pPr>
+      <w:r>
+        <w:rPr>
+          <w:lang w:val="zh_TW" w:bidi="zh_TW"/>
+        </w:rPr>
+      </w:r>
+      <w:r>
+        <w:rPr>
+          <w:lang w:val="zh_TW" w:bidi="zh_TW"/>
+        </w:rPr>
+        <w:t>代替（用一個生命來拯救另一個生命）</w:t>
+      </w:r>
+    </w:p>
+    <w:p>
+      <w:pPr>
+        <w:pStyle w:val="ListBullet"/>
+        <w:spacing w:line="240" w:lineRule="auto"/>
+        <w:ind w:left="720"/>
+      </w:pPr>
+      <w:r>
+        <w:rPr>
+          <w:lang w:val="zh_TW" w:bidi="zh_TW"/>
+        </w:rPr>
+      </w:r>
+      <w:r>
+        <w:rPr>
+          <w:lang w:val="zh_TW" w:bidi="zh_TW"/>
+        </w:rPr>
+        <w:t>救贖（從罪中得釋放）</w:t>
+      </w:r>
+    </w:p>
+    <w:p>
+      <w:pPr/>
+      <w:r>
+        <w:rPr>
+          <w:lang w:val="zh_TW" w:bidi="zh_TW"/>
+        </w:rPr>
+      </w:r>
+      <w:r>
+        <w:rPr>
+          <w:lang w:val="zh_TW" w:bidi="zh_TW"/>
+        </w:rPr>
+        <w:t>人能與神同得生命，正是藉著血而成。</w:t>
+      </w:r>
+    </w:p>
+    <w:p>
+      <w:pPr>
+        <w:pStyle w:val="Heading3"/>
+      </w:pPr>
+      <w:r>
+        <w:rPr>
+          <w:lang w:val="zh_TW" w:bidi="zh_TW"/>
+        </w:rPr>
+        <w:t>基督的血</w:t>
+      </w:r>
+    </w:p>
+    <w:p>
+      <w:pPr/>
+      <w:r>
+        <w:rPr>
+          <w:lang w:val="zh_TW" w:bidi="zh_TW"/>
+        </w:rPr>
+      </w:r>
+      <w:r>
+        <w:rPr>
+          <w:lang w:val="zh_TW" w:bidi="zh_TW"/>
+        </w:rPr>
+        <w:t>在新約聖經裡，經文除了提到醫治的情況（例如，</w:t>
+      </w:r>
+      <w:hyperlink r:id="rId33">
+        <w:r>
+          <w:rPr>
+            <w:lang w:val="zh_TW" w:bidi="zh_TW"/>
+          </w:rPr>
+          <w:rPr>
+            <w:color w:val="0000EE"/>
+            <w:u w:val="single"/>
+          </w:rPr>
+          <w:t>太9:20</w:t>
+        </w:r>
+      </w:hyperlink>
+      <w:r>
+        <w:rPr>
+          <w:lang w:val="zh_TW" w:bidi="zh_TW"/>
+        </w:rPr>
+        <w:t>）和殺人（例如，</w:t>
+      </w:r>
+      <w:hyperlink r:id="rId34">
+        <w:r>
+          <w:rPr>
+            <w:lang w:val="zh_TW" w:bidi="zh_TW"/>
+          </w:rPr>
+          <w:rPr>
+            <w:color w:val="0000EE"/>
+            <w:u w:val="single"/>
+          </w:rPr>
+          <w:t>徒22:20</w:t>
+        </w:r>
+      </w:hyperlink>
+      <w:r>
+        <w:rPr>
+          <w:lang w:val="zh_TW" w:bidi="zh_TW"/>
+        </w:rPr>
+        <w:t>）之外，也把重點放在基督的血上。這一點延續了舊約聖經的觀念。共觀福音書（馬太福音、馬可福音和路加福音）記載，耶穌在最後的晚餐中將自己的血視為新約的象徵（</w:t>
+      </w:r>
+      <w:hyperlink r:id="rId35">
+        <w:r>
+          <w:rPr>
+            <w:lang w:val="zh_TW" w:bidi="zh_TW"/>
+          </w:rPr>
+          <w:rPr>
+            <w:color w:val="0000EE"/>
+            <w:u w:val="single"/>
+          </w:rPr>
+          <w:t>太26:28</w:t>
+        </w:r>
+      </w:hyperlink>
+      <w:r>
+        <w:rPr>
+          <w:lang w:val="zh_TW" w:bidi="zh_TW"/>
+        </w:rPr>
+        <w:t>；</w:t>
+      </w:r>
+      <w:hyperlink r:id="rId36">
+        <w:r>
+          <w:rPr>
+            <w:lang w:val="zh_TW" w:bidi="zh_TW"/>
+          </w:rPr>
+          <w:rPr>
+            <w:color w:val="0000EE"/>
+            <w:u w:val="single"/>
+          </w:rPr>
+          <w:t>可14:24</w:t>
+        </w:r>
+      </w:hyperlink>
+      <w:r>
+        <w:rPr>
+          <w:lang w:val="zh_TW" w:bidi="zh_TW"/>
+        </w:rPr>
+        <w:t>；</w:t>
+      </w:r>
+      <w:hyperlink r:id="rId37">
+        <w:r>
+          <w:rPr>
+            <w:lang w:val="zh_TW" w:bidi="zh_TW"/>
+          </w:rPr>
+          <w:rPr>
+            <w:color w:val="0000EE"/>
+            <w:u w:val="single"/>
+          </w:rPr>
+          <w:t>路22:20</w:t>
+        </w:r>
+      </w:hyperlink>
+      <w:r>
+        <w:rPr>
+          <w:lang w:val="zh_TW" w:bidi="zh_TW"/>
+        </w:rPr>
+        <w:t>）。這樣的說法顯明祂的死是一種獻祭，也表明祂的死具有救贖的意義。約翰福音同樣表達了這個觀念，但是用不同的說法來描述：「你們若不吃人子的肉，不喝人子的血，就沒有生命在你們裡面」（</w:t>
+      </w:r>
+      <w:hyperlink r:id="rId38">
+        <w:r>
+          <w:rPr>
+            <w:lang w:val="zh_TW" w:bidi="zh_TW"/>
+          </w:rPr>
+          <w:rPr>
+            <w:color w:val="0000EE"/>
+            <w:u w:val="single"/>
+          </w:rPr>
+          <w:t>約6:53</w:t>
+        </w:r>
+      </w:hyperlink>
+      <w:r>
+        <w:rPr>
+          <w:lang w:val="zh_TW" w:bidi="zh_TW"/>
+        </w:rPr>
+        <w:t>）。信的人藉著信心，參與耶穌的死和復活（另見</w:t>
+      </w:r>
+      <w:hyperlink r:id="rId39">
+        <w:r>
+          <w:rPr>
+            <w:lang w:val="zh_TW" w:bidi="zh_TW"/>
+          </w:rPr>
+          <w:rPr>
+            <w:color w:val="0000EE"/>
+            <w:u w:val="single"/>
+          </w:rPr>
+          <w:t>林前10:16</w:t>
+        </w:r>
+      </w:hyperlink>
+      <w:r>
+        <w:rPr>
+          <w:lang w:val="zh_TW" w:bidi="zh_TW"/>
+        </w:rPr>
+        <w:t>）。</w:t>
+      </w:r>
+    </w:p>
+    <w:p>
+      <w:pPr/>
+      <w:r>
+        <w:rPr>
+          <w:lang w:val="zh_TW" w:bidi="zh_TW"/>
+        </w:rPr>
+      </w:r>
+      <w:r>
+        <w:rPr>
+          <w:lang w:val="zh_TW" w:bidi="zh_TW"/>
+        </w:rPr>
+        <w:t>保羅的書信也將血與基督的死聯繫起來。保羅的書信也把血與基督的死連在一起。當他使用「血」或「十字架」這些詞語時，他指的是耶穌的死，以及這死如何拯救人。例如，他寫到耶穌藉著「在十字架上所流的血」，使萬有與神和好，成就和平（</w:t>
+      </w:r>
+      <w:hyperlink r:id="rId40">
+        <w:r>
+          <w:rPr>
+            <w:lang w:val="zh_TW" w:bidi="zh_TW"/>
+          </w:rPr>
+          <w:rPr>
+            <w:color w:val="0000EE"/>
+            <w:u w:val="single"/>
+          </w:rPr>
+          <w:t>西1:20</w:t>
+        </w:r>
+      </w:hyperlink>
+      <w:r>
+        <w:rPr>
+          <w:lang w:val="zh_TW" w:bidi="zh_TW"/>
+        </w:rPr>
+        <w:t>）。他也寫到，那些從前遠離神的人，如今「靠著他的血，已經得親近了」（</w:t>
+      </w:r>
+      <w:hyperlink r:id="rId41">
+        <w:r>
+          <w:rPr>
+            <w:lang w:val="zh_TW" w:bidi="zh_TW"/>
+          </w:rPr>
+          <w:rPr>
+            <w:color w:val="0000EE"/>
+            <w:u w:val="single"/>
+          </w:rPr>
+          <w:t>弗2:13</w:t>
+        </w:r>
+      </w:hyperlink>
+      <w:r>
+        <w:rPr>
+          <w:lang w:val="zh_TW" w:bidi="zh_TW"/>
+        </w:rPr>
+        <w:t>）。這些話表明，無論是猶太人還是外邦人，都能因著耶穌的死，與神建立關係。</w:t>
+      </w:r>
+    </w:p>
+    <w:p>
+      <w:pPr/>
+      <w:r>
+        <w:rPr>
+          <w:lang w:val="zh_TW" w:bidi="zh_TW"/>
+        </w:rPr>
+      </w:r>
+      <w:r>
+        <w:rPr>
+          <w:lang w:val="zh_TW" w:bidi="zh_TW"/>
+        </w:rPr>
+        <w:t>保羅在論及贖罪日的獻祭時提到，神藉著基督的血設立耶穌作挽回祭（使人和神之間的關係得以恢復）（</w:t>
+      </w:r>
+      <w:hyperlink r:id="rId42">
+        <w:r>
+          <w:rPr>
+            <w:lang w:val="zh_TW" w:bidi="zh_TW"/>
+          </w:rPr>
+          <w:rPr>
+            <w:color w:val="0000EE"/>
+            <w:u w:val="single"/>
+          </w:rPr>
+          <w:t>羅3:25</w:t>
+        </w:r>
+      </w:hyperlink>
+      <w:r>
+        <w:rPr>
+          <w:lang w:val="zh_TW" w:bidi="zh_TW"/>
+        </w:rPr>
+        <w:t>）。他使用了</w:t>
+      </w:r>
+      <w:hyperlink r:id="rId28">
+        <w:r>
+          <w:rPr>
+            <w:lang w:val="zh_TW" w:bidi="zh_TW"/>
+          </w:rPr>
+          <w:rPr>
+            <w:color w:val="0000EE"/>
+            <w:u w:val="single"/>
+          </w:rPr>
+          <w:t>利未記十六章</w:t>
+        </w:r>
+      </w:hyperlink>
+      <w:r>
+        <w:rPr>
+          <w:lang w:val="zh_TW" w:bidi="zh_TW"/>
+        </w:rPr>
+        <w:t>的措辭，該章描述的是猶太人最重要的獻祭。</w:t>
+      </w:r>
+    </w:p>
+    <w:p>
+      <w:pPr/>
+      <w:r>
+        <w:rPr>
+          <w:lang w:val="zh_TW" w:bidi="zh_TW"/>
+        </w:rPr>
+      </w:r>
+      <w:r>
+        <w:rPr>
+          <w:lang w:val="zh_TW" w:bidi="zh_TW"/>
+        </w:rPr>
+        <w:t>彼得在寫到信徒被基督的血（</w:t>
+      </w:r>
+      <w:hyperlink r:id="rId43">
+        <w:r>
+          <w:rPr>
+            <w:lang w:val="zh_TW" w:bidi="zh_TW"/>
+          </w:rPr>
+          <w:rPr>
+            <w:color w:val="0000EE"/>
+            <w:u w:val="single"/>
+          </w:rPr>
+          <w:t>彼前1:2</w:t>
+        </w:r>
+      </w:hyperlink>
+      <w:r>
+        <w:rPr>
+          <w:lang w:val="zh_TW" w:bidi="zh_TW"/>
+        </w:rPr>
+        <w:t>）所灑時，也提到「立約的血」（此處引用</w:t>
+      </w:r>
+      <w:hyperlink r:id="rId31">
+        <w:r>
+          <w:rPr>
+            <w:lang w:val="zh_TW" w:bidi="zh_TW"/>
+          </w:rPr>
+          <w:rPr>
+            <w:color w:val="0000EE"/>
+            <w:u w:val="single"/>
+          </w:rPr>
+          <w:t>出24章</w:t>
+        </w:r>
+      </w:hyperlink>
+      <w:r>
+        <w:rPr>
+          <w:lang w:val="zh_TW" w:bidi="zh_TW"/>
+        </w:rPr>
+        <w:t>）。他同時宣告，信徒藉著耶穌的血得蒙救贖（</w:t>
+      </w:r>
+      <w:hyperlink r:id="rId44">
+        <w:r>
+          <w:rPr>
+            <w:lang w:val="zh_TW" w:bidi="zh_TW"/>
+          </w:rPr>
+          <w:rPr>
+            <w:color w:val="0000EE"/>
+            <w:u w:val="single"/>
+          </w:rPr>
+          <w:t>彼前1:9</w:t>
+        </w:r>
+      </w:hyperlink>
+      <w:r>
+        <w:rPr>
+          <w:lang w:val="zh_TW" w:bidi="zh_TW"/>
+        </w:rPr>
+        <w:t>）。他稱基督為「無瑕疵、無玷污的羔羊」，可能是聯想到</w:t>
+      </w:r>
+      <w:hyperlink r:id="rId45">
+        <w:r>
+          <w:rPr>
+            <w:lang w:val="zh_TW" w:bidi="zh_TW"/>
+          </w:rPr>
+          <w:rPr>
+            <w:color w:val="0000EE"/>
+            <w:u w:val="single"/>
+          </w:rPr>
+          <w:t>以賽亞書五十三章</w:t>
+        </w:r>
+      </w:hyperlink>
+      <w:r>
+        <w:rPr>
+          <w:lang w:val="zh_TW" w:bidi="zh_TW"/>
+        </w:rPr>
+        <w:t>中的僕人，或逾越節的羔羊。希伯來書的作者指出，基督完成了舊約聖經中的獻祭體系，因為祂的死成為最完全的獻祭（</w:t>
+      </w:r>
+      <w:hyperlink r:id="rId46">
+        <w:r>
+          <w:rPr>
+            <w:lang w:val="zh_TW" w:bidi="zh_TW"/>
+          </w:rPr>
+          <w:rPr>
+            <w:color w:val="0000EE"/>
+            <w:u w:val="single"/>
+          </w:rPr>
+          <w:t>來9:7–28</w:t>
+        </w:r>
+      </w:hyperlink>
+      <w:r>
+        <w:rPr>
+          <w:lang w:val="zh_TW" w:bidi="zh_TW"/>
+        </w:rPr>
+        <w:t>，</w:t>
+      </w:r>
+      <w:hyperlink r:id="rId47">
+        <w:r>
+          <w:rPr>
+            <w:lang w:val="zh_TW" w:bidi="zh_TW"/>
+          </w:rPr>
+          <w:rPr>
+            <w:color w:val="0000EE"/>
+            <w:u w:val="single"/>
+          </w:rPr>
+          <w:t>13:11–12</w:t>
+        </w:r>
+      </w:hyperlink>
+      <w:r>
+        <w:rPr>
+          <w:lang w:val="zh_TW" w:bidi="zh_TW"/>
+        </w:rPr>
+        <w:t>）。</w:t>
+      </w:r>
+    </w:p>
+    <w:p>
+      <w:pPr/>
+      <w:r>
+        <w:rPr>
+          <w:lang w:val="zh_TW" w:bidi="zh_TW"/>
+        </w:rPr>
+      </w:r>
+      <w:r>
+        <w:rPr>
+          <w:lang w:val="zh_TW" w:bidi="zh_TW"/>
+        </w:rPr>
+        <w:t>新約聖經多處提到基督的血，顯明神藉著祂兒子的死成就了完全的救贖（</w:t>
+      </w:r>
+      <w:hyperlink r:id="rId48">
+        <w:r>
+          <w:rPr>
+            <w:lang w:val="zh_TW" w:bidi="zh_TW"/>
+          </w:rPr>
+          <w:rPr>
+            <w:color w:val="0000EE"/>
+            <w:u w:val="single"/>
+          </w:rPr>
+          <w:t>來10:20</w:t>
+        </w:r>
+      </w:hyperlink>
+      <w:r>
+        <w:rPr>
+          <w:lang w:val="zh_TW" w:bidi="zh_TW"/>
+        </w:rPr>
+        <w:t>）。神同時彰顯公義，也使人得稱為義（與神和好）（</w:t>
+      </w:r>
+      <w:hyperlink r:id="rId49">
+        <w:r>
+          <w:rPr>
+            <w:lang w:val="zh_TW" w:bidi="zh_TW"/>
+          </w:rPr>
+          <w:rPr>
+            <w:color w:val="0000EE"/>
+            <w:u w:val="single"/>
+          </w:rPr>
+          <w:t>羅3:26</w:t>
+        </w:r>
+      </w:hyperlink>
+      <w:r>
+        <w:rPr>
+          <w:lang w:val="zh_TW" w:bidi="zh_TW"/>
+        </w:rPr>
+        <w:t>）。基督的血成為「一次而永遠」的救贖手段（</w:t>
+      </w:r>
+      <w:hyperlink r:id="rId50">
+        <w:r>
+          <w:rPr>
+            <w:lang w:val="zh_TW" w:bidi="zh_TW"/>
+          </w:rPr>
+          <w:rPr>
+            <w:color w:val="0000EE"/>
+            <w:u w:val="single"/>
+          </w:rPr>
+          <w:t>來9:26</w:t>
+        </w:r>
+      </w:hyperlink>
+      <w:r>
+        <w:rPr>
+          <w:lang w:val="zh_TW" w:bidi="zh_TW"/>
+        </w:rPr>
+        <w:t>）。</w:t>
+      </w:r>
+    </w:p>
+    <w:p>
+      <w:pPr/>
+      <w:r>
+        <w:rPr>
+          <w:lang w:val="zh_TW" w:bidi="zh_TW"/>
+        </w:rPr>
+      </w:r>
+      <w:r>
+        <w:rPr>
+          <w:i/>
+          <w:lang w:val="zh_TW" w:bidi="zh_TW"/>
+        </w:rPr>
+        <w:t>見</w:t>
+      </w:r>
+      <w:r>
+        <w:rPr>
+          <w:lang w:val="zh_TW" w:bidi="zh_TW"/>
+        </w:rPr>
+        <w:t>贖罪；</w:t>
+      </w:r>
+      <w:r>
+        <w:rPr>
+          <w:lang w:val="zh_TW" w:bidi="zh_TW"/>
+        </w:rPr>
+        <w:t>供物和獻祭</w:t>
+      </w:r>
+      <w:r>
+        <w:rPr>
+          <w:lang w:val="zh_TW" w:bidi="zh_TW"/>
+        </w:rPr>
+        <w:t>。</w:t>
+      </w:r>
+      <w:r>
+        <w:rPr>
+          <w:lang w:val="zh_TW" w:bidi="zh_TW"/>
+        </w:rPr>
+      </w:r>
+      <w:r>
+        <w:rPr>
+          <w:lang w:val="zh_TW" w:bidi="zh_TW"/>
+        </w:rPr>
+      </w:r>
+    </w:p>
+    <w:p>
+      <w:pPr/>
+      <w:r>
+        <w:rPr>
+          <w:lang w:val="zh_TW" w:bidi="zh_TW"/>
+        </w:rPr>
+      </w:r>
+    </w:p>
+    <w:p>
+      <w:pPr>
+        <w:pStyle w:val="Heading2"/>
+      </w:pPr>
+      <w:r>
+        <w:rPr>
+          <w:lang w:val="zh_TW" w:bidi="zh_TW"/>
+        </w:rPr>
+        <w:t>血漏</w:t>
+      </w:r>
+      <w:r>
+        <w:rPr>
+          <w:lang w:val="zh_TW" w:bidi="zh_TW"/>
+        </w:rPr>
+      </w:r>
+    </w:p>
+    <w:p>
+      <w:pPr>
+        <w:pStyle w:val="ListNumber"/>
+        <w:numPr>
+          <w:ilvl w:val="0"/>
+          <w:numId w:val="14"/>
+        </w:numPr>
+        <w:spacing w:line="240" w:lineRule="auto"/>
+        <w:ind w:left="720"/>
+      </w:pPr>
+      <w:r>
+        <w:rPr>
+          <w:lang w:val="zh_TW" w:bidi="zh_TW"/>
+        </w:rPr>
+      </w:r>
+      <w:r>
+        <w:rPr>
+          <w:lang w:val="zh_TW" w:bidi="zh_TW"/>
+        </w:rPr>
+        <w:t>女性在月經期間陰道出血。</w:t>
+      </w:r>
+      <w:hyperlink r:id="rId51">
+        <w:r>
+          <w:rPr>
+            <w:lang w:val="zh_TW" w:bidi="zh_TW"/>
+          </w:rPr>
+          <w:rPr>
+            <w:color w:val="0000EE"/>
+            <w:u w:val="single"/>
+          </w:rPr>
+          <w:t>利未記十五章</w:t>
+        </w:r>
+      </w:hyperlink>
+      <w:r>
+        <w:rPr>
+          <w:lang w:val="zh_TW" w:bidi="zh_TW"/>
+        </w:rPr>
+        <w:t>記載神藉摩西頒布的有關生殖器分泌物的律法。一個陰道出血的婦人，在出血期間以及之後的七天內，被視為禮儀上的不潔。在此期間，她不得參加會幕或聖殿中的敬拜，也不得上街或進入市場。任何觸碰她或她物品的人也被視為不潔（</w:t>
+      </w:r>
+      <w:hyperlink r:id="rId52">
+        <w:r>
+          <w:rPr>
+            <w:lang w:val="zh_TW" w:bidi="zh_TW"/>
+          </w:rPr>
+          <w:rPr>
+            <w:color w:val="0000EE"/>
+            <w:u w:val="single"/>
+          </w:rPr>
+          <w:t>利15:19</w:t>
+        </w:r>
+      </w:hyperlink>
+      <w:r>
+        <w:rPr>
+          <w:lang w:val="zh_TW" w:bidi="zh_TW"/>
+        </w:rPr>
+        <w:t>–</w:t>
+      </w:r>
+      <w:hyperlink r:id="rId52">
+        <w:r>
+          <w:rPr>
+            <w:lang w:val="zh_TW" w:bidi="zh_TW"/>
+          </w:rPr>
+          <w:rPr>
+            <w:color w:val="0000EE"/>
+            <w:u w:val="single"/>
+          </w:rPr>
+          <w:t>28</w:t>
+        </w:r>
+      </w:hyperlink>
+      <w:r>
+        <w:rPr>
+          <w:lang w:val="zh_TW" w:bidi="zh_TW"/>
+        </w:rPr>
+        <w:t>）。在婦人不潔期間，禁止發生性行為。她出血停止後七天，可以獻上兩隻斑鳩或雛鴿作為祭物，由祭司為她贖罪，以潔淨她的不潔時期（</w:t>
+      </w:r>
+      <w:hyperlink r:id="rId53">
+        <w:r>
+          <w:rPr>
+            <w:lang w:val="zh_TW" w:bidi="zh_TW"/>
+          </w:rPr>
+          <w:rPr>
+            <w:color w:val="0000EE"/>
+            <w:u w:val="single"/>
+          </w:rPr>
+          <w:t>利15:29</w:t>
+        </w:r>
+      </w:hyperlink>
+      <w:r>
+        <w:rPr>
+          <w:lang w:val="zh_TW" w:bidi="zh_TW"/>
+        </w:rPr>
+        <w:t>–</w:t>
+      </w:r>
+      <w:hyperlink r:id="rId53">
+        <w:r>
+          <w:rPr>
+            <w:lang w:val="zh_TW" w:bidi="zh_TW"/>
+          </w:rPr>
+          <w:rPr>
+            <w:color w:val="0000EE"/>
+            <w:u w:val="single"/>
+          </w:rPr>
+          <w:t>30</w:t>
+        </w:r>
+      </w:hyperlink>
+      <w:r>
+        <w:rPr>
+          <w:lang w:val="zh_TW" w:bidi="zh_TW"/>
+        </w:rPr>
+        <w:t>）。</w:t>
+        <w:br/>
+      </w:r>
+      <w:r>
+        <w:rPr>
+          <w:lang w:val="zh_TW" w:bidi="zh_TW"/>
+        </w:rPr>
+        <w:t>耶穌醫治一個患血漏12年的女人的事蹟，記載在三卷福音書中（</w:t>
+      </w:r>
+      <w:hyperlink r:id="rId54">
+        <w:r>
+          <w:rPr>
+            <w:lang w:val="zh_TW" w:bidi="zh_TW"/>
+          </w:rPr>
+          <w:rPr>
+            <w:color w:val="0000EE"/>
+            <w:u w:val="single"/>
+          </w:rPr>
+          <w:t>太9:20–22</w:t>
+        </w:r>
+      </w:hyperlink>
+      <w:r>
+        <w:rPr>
+          <w:lang w:val="zh_TW" w:bidi="zh_TW"/>
+        </w:rPr>
+        <w:t>；</w:t>
+      </w:r>
+      <w:hyperlink r:id="rId55">
+        <w:r>
+          <w:rPr>
+            <w:lang w:val="zh_TW" w:bidi="zh_TW"/>
+          </w:rPr>
+          <w:rPr>
+            <w:color w:val="0000EE"/>
+            <w:u w:val="single"/>
+          </w:rPr>
+          <w:t>可5:25</w:t>
+        </w:r>
+      </w:hyperlink>
+      <w:r>
+        <w:rPr>
+          <w:lang w:val="zh_TW" w:bidi="zh_TW"/>
+        </w:rPr>
+        <w:t>–</w:t>
+      </w:r>
+      <w:hyperlink r:id="rId55">
+        <w:r>
+          <w:rPr>
+            <w:lang w:val="zh_TW" w:bidi="zh_TW"/>
+          </w:rPr>
+          <w:rPr>
+            <w:color w:val="0000EE"/>
+            <w:u w:val="single"/>
+          </w:rPr>
+          <w:t>34</w:t>
+        </w:r>
+      </w:hyperlink>
+      <w:r>
+        <w:rPr>
+          <w:lang w:val="zh_TW" w:bidi="zh_TW"/>
+        </w:rPr>
+        <w:t>；</w:t>
+      </w:r>
+      <w:hyperlink r:id="rId56">
+        <w:r>
+          <w:rPr>
+            <w:lang w:val="zh_TW" w:bidi="zh_TW"/>
+          </w:rPr>
+          <w:rPr>
+            <w:color w:val="0000EE"/>
+            <w:u w:val="single"/>
+          </w:rPr>
+          <w:t>路8:43</w:t>
+        </w:r>
+      </w:hyperlink>
+      <w:r>
+        <w:rPr>
+          <w:lang w:val="zh_TW" w:bidi="zh_TW"/>
+        </w:rPr>
+        <w:t>–</w:t>
+      </w:r>
+      <w:hyperlink r:id="rId56">
+        <w:r>
+          <w:rPr>
+            <w:lang w:val="zh_TW" w:bidi="zh_TW"/>
+          </w:rPr>
+          <w:rPr>
+            <w:color w:val="0000EE"/>
+            <w:u w:val="single"/>
+          </w:rPr>
+          <w:t>48</w:t>
+        </w:r>
+      </w:hyperlink>
+      <w:r>
+        <w:rPr>
+          <w:lang w:val="zh_TW" w:bidi="zh_TW"/>
+        </w:rPr>
+        <w:t>）。如果她是陰道出血，那麼她長期的不潔狀態（以及因此與他人隔離）必然非常艱難。她除了焦慮和不適，還可能因此無法懷孕。經文記載她「在好些醫生手裡受了許多的苦，又花盡了她所有的，一點也不見好，病勢反倒更重了」（</w:t>
+      </w:r>
+      <w:hyperlink r:id="rId57">
+        <w:r>
+          <w:rPr>
+            <w:lang w:val="zh_TW" w:bidi="zh_TW"/>
+          </w:rPr>
+          <w:rPr>
+            <w:color w:val="0000EE"/>
+            <w:u w:val="single"/>
+          </w:rPr>
+          <w:t>可5:26</w:t>
+        </w:r>
+      </w:hyperlink>
+      <w:r>
+        <w:rPr>
+          <w:lang w:val="zh_TW" w:bidi="zh_TW"/>
+        </w:rPr>
+        <w:t>）。最後，她無視有關不潔的規定，穿過人群觸摸耶穌。當她觸摸耶穌時，她的血漏立刻止住了。</w:t>
+      </w:r>
+    </w:p>
+    <w:p>
+      <w:pPr>
+        <w:pStyle w:val="ListNumber"/>
+        <w:spacing w:line="240" w:lineRule="auto"/>
+        <w:ind w:left="720"/>
+      </w:pPr>
+      <w:r>
+        <w:rPr>
+          <w:lang w:val="zh_TW" w:bidi="zh_TW"/>
+        </w:rPr>
+      </w:r>
+      <w:r>
+        <w:rPr>
+          <w:lang w:val="zh_TW" w:bidi="zh_TW"/>
+        </w:rPr>
+        <w:t>血便。部百流的父親患有某種形式的痢疾（</w:t>
+      </w:r>
+      <w:hyperlink r:id="rId58">
+        <w:r>
+          <w:rPr>
+            <w:lang w:val="zh_TW" w:bidi="zh_TW"/>
+          </w:rPr>
+          <w:rPr>
+            <w:color w:val="0000EE"/>
+            <w:u w:val="single"/>
+          </w:rPr>
+          <w:t>徒28:8</w:t>
+        </w:r>
+      </w:hyperlink>
+      <w:r>
+        <w:rPr>
+          <w:lang w:val="zh_TW" w:bidi="zh_TW"/>
+        </w:rPr>
+        <w:t>）。</w:t>
+      </w:r>
+    </w:p>
+    <w:p>
+      <w:pPr/>
+      <w:r>
+        <w:rPr>
+          <w:lang w:val="zh_TW" w:bidi="zh_TW"/>
+        </w:rPr>
+      </w:r>
+      <w:r>
+        <w:rPr>
+          <w:i/>
+          <w:lang w:val="zh_TW" w:bidi="zh_TW"/>
+        </w:rPr>
+        <w:t>另見</w:t>
+      </w:r>
+      <w:r>
+        <w:rPr>
+          <w:lang w:val="zh_TW" w:bidi="zh_TW"/>
+        </w:rPr>
+        <w:t xml:space="preserve"> </w:t>
+      </w:r>
+      <w:r>
+        <w:rPr>
+          <w:lang w:val="zh_TW" w:bidi="zh_TW"/>
+        </w:rPr>
+        <w:t>藥物與醫療實踐</w:t>
+      </w:r>
+      <w:r>
+        <w:rPr>
+          <w:lang w:val="zh_TW" w:bidi="zh_TW"/>
+        </w:rPr>
+        <w:t>；</w:t>
+      </w:r>
+      <w:r>
+        <w:rPr>
+          <w:lang w:val="zh_TW" w:bidi="zh_TW"/>
+        </w:rPr>
+        <w:t>出血</w:t>
+      </w:r>
+      <w:r>
+        <w:rPr>
+          <w:lang w:val="zh_TW" w:bidi="zh_TW"/>
+        </w:rPr>
+        <w:t>。</w:t>
+      </w:r>
+      <w:r>
+        <w:rPr>
+          <w:lang w:val="zh_TW" w:bidi="zh_TW"/>
+        </w:rPr>
+      </w:r>
+      <w:r>
+        <w:rPr>
+          <w:lang w:val="zh_TW" w:bidi="zh_TW"/>
+        </w:rPr>
+      </w:r>
+    </w:p>
+    <w:p>
+      <w:pPr/>
+      <w:r>
+        <w:rPr>
+          <w:lang w:val="zh_TW" w:bidi="zh_TW"/>
+        </w:rPr>
+      </w:r>
+    </w:p>
+    <w:p>
+      <w:pPr>
+        <w:pStyle w:val="Heading2"/>
+      </w:pPr>
+      <w:r>
+        <w:rPr>
+          <w:lang w:val="zh_TW" w:bidi="zh_TW"/>
+        </w:rPr>
+        <w:t>血漏</w:t>
+      </w:r>
+      <w:r>
+        <w:rPr>
+          <w:lang w:val="zh_TW" w:bidi="zh_TW"/>
+        </w:rPr>
+      </w:r>
+    </w:p>
+    <w:p>
+      <w:pPr/>
+      <w:r>
+        <w:rPr>
+          <w:lang w:val="zh_TW" w:bidi="zh_TW"/>
+        </w:rPr>
+      </w:r>
+      <w:r>
+        <w:rPr>
+          <w:lang w:val="zh_TW" w:bidi="zh_TW"/>
+        </w:rPr>
+        <w:t>也可解作從割傷或流鼻血中流出來的血（</w:t>
+      </w:r>
+      <w:hyperlink r:id="rId59">
+        <w:r>
+          <w:rPr>
+            <w:lang w:val="zh_TW" w:bidi="zh_TW"/>
+          </w:rPr>
+          <w:rPr>
+            <w:color w:val="0000EE"/>
+            <w:u w:val="single"/>
+          </w:rPr>
+          <w:t>箴言30:33</w:t>
+        </w:r>
+      </w:hyperlink>
+      <w:r>
+        <w:rPr>
+          <w:lang w:val="zh_TW" w:bidi="zh_TW"/>
+        </w:rPr>
+        <w:t>）。</w:t>
+      </w:r>
+    </w:p>
+    <w:p>
+      <w:pPr/>
+      <w:r>
+        <w:rPr>
+          <w:lang w:val="zh_TW" w:bidi="zh_TW"/>
+        </w:rPr>
+      </w:r>
+      <w:r>
+        <w:rPr>
+          <w:lang w:val="zh_TW" w:bidi="zh_TW"/>
+        </w:rPr>
+        <w:t>在聖經中，它大多指月經。在</w:t>
+      </w:r>
+      <w:hyperlink r:id="rId60">
+        <w:r>
+          <w:rPr>
+            <w:lang w:val="zh_TW" w:bidi="zh_TW"/>
+          </w:rPr>
+          <w:rPr>
+            <w:color w:val="0000EE"/>
+            <w:u w:val="single"/>
+          </w:rPr>
+          <w:t>利未記15:19</w:t>
+        </w:r>
+      </w:hyperlink>
+      <w:r>
+        <w:rPr>
+          <w:lang w:val="zh_TW" w:bidi="zh_TW"/>
+        </w:rPr>
+        <w:t>–</w:t>
+      </w:r>
+      <w:hyperlink r:id="rId60">
+        <w:r>
+          <w:rPr>
+            <w:lang w:val="zh_TW" w:bidi="zh_TW"/>
+          </w:rPr>
+          <w:rPr>
+            <w:color w:val="0000EE"/>
+            <w:u w:val="single"/>
+          </w:rPr>
+          <w:t>30，</w:t>
+        </w:r>
+      </w:hyperlink>
+      <w:r>
+        <w:rPr>
+          <w:lang w:val="zh_TW" w:bidi="zh_TW"/>
+        </w:rPr>
+        <w:t>記載了有關正常和異常月經的法律記載：一位正常月經的婦女不潔淨七天，以及她所接觸的任何東西；任何流血超過七天的婦女在流血期間不潔淨，還要再加七天。</w:t>
+      </w:r>
+    </w:p>
+    <w:p>
+      <w:pPr/>
+      <w:r>
+        <w:rPr>
+          <w:lang w:val="zh_TW" w:bidi="zh_TW"/>
+        </w:rPr>
+      </w:r>
+      <w:r>
+        <w:rPr>
+          <w:lang w:val="zh_TW" w:bidi="zh_TW"/>
+        </w:rPr>
+        <w:t>除了約翰福音以外，其它三本福音書都講述了耶穌奇蹟般地治癒了一位血漏12年的婦女的故事（</w:t>
+      </w:r>
+      <w:hyperlink r:id="rId54">
+        <w:r>
+          <w:rPr>
+            <w:lang w:val="zh_TW" w:bidi="zh_TW"/>
+          </w:rPr>
+          <w:rPr>
+            <w:color w:val="0000EE"/>
+            <w:u w:val="single"/>
+          </w:rPr>
+          <w:t>太9:20</w:t>
+        </w:r>
+      </w:hyperlink>
+      <w:r>
+        <w:rPr>
+          <w:lang w:val="zh_TW" w:bidi="zh_TW"/>
+        </w:rPr>
+        <w:t>–</w:t>
+      </w:r>
+      <w:hyperlink r:id="rId54">
+        <w:r>
+          <w:rPr>
+            <w:lang w:val="zh_TW" w:bidi="zh_TW"/>
+          </w:rPr>
+          <w:rPr>
+            <w:color w:val="0000EE"/>
+            <w:u w:val="single"/>
+          </w:rPr>
+          <w:t>22</w:t>
+        </w:r>
+      </w:hyperlink>
+      <w:r>
+        <w:rPr>
+          <w:lang w:val="zh_TW" w:bidi="zh_TW"/>
+        </w:rPr>
+        <w:t>，</w:t>
+      </w:r>
+      <w:hyperlink r:id="rId55">
+        <w:r>
+          <w:rPr>
+            <w:lang w:val="zh_TW" w:bidi="zh_TW"/>
+          </w:rPr>
+          <w:rPr>
+            <w:color w:val="0000EE"/>
+            <w:u w:val="single"/>
+          </w:rPr>
+          <w:t>可5:25</w:t>
+        </w:r>
+      </w:hyperlink>
+      <w:r>
+        <w:rPr>
+          <w:lang w:val="zh_TW" w:bidi="zh_TW"/>
+        </w:rPr>
+        <w:t>–</w:t>
+      </w:r>
+      <w:hyperlink r:id="rId55">
+        <w:r>
+          <w:rPr>
+            <w:lang w:val="zh_TW" w:bidi="zh_TW"/>
+          </w:rPr>
+          <w:rPr>
+            <w:color w:val="0000EE"/>
+            <w:u w:val="single"/>
+          </w:rPr>
+          <w:t>34</w:t>
+        </w:r>
+      </w:hyperlink>
+      <w:r>
+        <w:rPr>
+          <w:lang w:val="zh_TW" w:bidi="zh_TW"/>
+        </w:rPr>
+        <w:t>，</w:t>
+      </w:r>
+      <w:hyperlink r:id="rId56">
+        <w:r>
+          <w:rPr>
+            <w:lang w:val="zh_TW" w:bidi="zh_TW"/>
+          </w:rPr>
+          <w:rPr>
+            <w:color w:val="0000EE"/>
+            <w:u w:val="single"/>
+          </w:rPr>
+          <w:t>路8:43</w:t>
+        </w:r>
+      </w:hyperlink>
+      <w:r>
+        <w:rPr>
+          <w:lang w:val="zh_TW" w:bidi="zh_TW"/>
+        </w:rPr>
+        <w:t>–</w:t>
+      </w:r>
+      <w:hyperlink r:id="rId56">
+        <w:r>
+          <w:rPr>
+            <w:lang w:val="zh_TW" w:bidi="zh_TW"/>
+          </w:rPr>
+          <w:rPr>
+            <w:color w:val="0000EE"/>
+            <w:u w:val="single"/>
+          </w:rPr>
+          <w:t>48</w:t>
+        </w:r>
+      </w:hyperlink>
+      <w:r>
+        <w:rPr>
+          <w:lang w:val="zh_TW" w:bidi="zh_TW"/>
+        </w:rPr>
+        <w:t>）。通過觸摸耶穌的衣服，這位婦女違反了舊約聖經中關於月經的律法，因為她使耶穌的衣服不潔淨（</w:t>
+      </w:r>
+      <w:hyperlink r:id="rId51">
+        <w:r>
+          <w:rPr>
+            <w:lang w:val="zh_TW" w:bidi="zh_TW"/>
+          </w:rPr>
+          <w:rPr>
+            <w:color w:val="0000EE"/>
+            <w:u w:val="single"/>
+          </w:rPr>
+          <w:t>利未記15</w:t>
+        </w:r>
+      </w:hyperlink>
+      <w:r>
+        <w:rPr>
+          <w:lang w:val="zh_TW" w:bidi="zh_TW"/>
+        </w:rPr>
+        <w:t>），然而，她對耶穌的信心醫治了她。</w:t>
+      </w:r>
+    </w:p>
+    <w:p>
+      <w:pPr/>
+      <w:r>
+        <w:rPr>
+          <w:lang w:val="zh_TW" w:bidi="zh_TW"/>
+        </w:rPr>
+      </w:r>
+      <w:r>
+        <w:rPr>
+          <w:i/>
+          <w:lang w:val="zh_TW" w:bidi="zh_TW"/>
+        </w:rPr>
+        <w:t>另見</w:t>
+      </w:r>
+      <w:r>
+        <w:rPr>
+          <w:lang w:val="zh_TW" w:bidi="zh_TW"/>
+        </w:rPr>
+        <w:t xml:space="preserve"> </w:t>
+      </w:r>
+      <w:r>
+        <w:rPr>
+          <w:lang w:val="zh_TW" w:bidi="zh_TW"/>
+        </w:rPr>
+        <w:t>藥物與醫療實踐</w:t>
+      </w:r>
+      <w:r>
+        <w:rPr>
+          <w:lang w:val="zh_TW" w:bidi="zh_TW"/>
+        </w:rPr>
+        <w:t>。</w:t>
+      </w:r>
+      <w:r>
+        <w:rPr>
+          <w:lang w:val="zh_TW" w:bidi="zh_TW"/>
+        </w:rPr>
+      </w:r>
+      <w:r>
+        <w:rPr>
+          <w:lang w:val="zh_TW" w:bidi="zh_TW"/>
+        </w:rPr>
+      </w:r>
+    </w:p>
+    <w:p>
+      <w:pPr/>
+      <w:r>
+        <w:rPr>
+          <w:lang w:val="zh_TW" w:bidi="zh_TW"/>
+        </w:rPr>
+      </w:r>
+    </w:p>
+    <w:p>
+      <w:pPr>
+        <w:pStyle w:val="Heading2"/>
+      </w:pPr>
+      <w:r>
+        <w:rPr>
+          <w:lang w:val="zh_TW" w:bidi="zh_TW"/>
+        </w:rPr>
+        <w:t>血漏的問題</w:t>
+      </w:r>
+      <w:r>
+        <w:rPr>
+          <w:lang w:val="zh_TW" w:bidi="zh_TW"/>
+        </w:rPr>
+      </w:r>
+    </w:p>
+    <w:p>
+      <w:pPr/>
+      <w:r>
+        <w:rPr>
+          <w:lang w:val="zh_TW" w:bidi="zh_TW"/>
+        </w:rPr>
+      </w:r>
+      <w:r>
+        <w:rPr>
+          <w:lang w:val="zh_TW" w:bidi="zh_TW"/>
+        </w:rPr>
+        <w:t>「血漏」在</w:t>
+      </w:r>
+      <w:hyperlink r:id="rId33">
+        <w:r>
+          <w:rPr>
+            <w:lang w:val="zh_TW" w:bidi="zh_TW"/>
+          </w:rPr>
+          <w:rPr>
+            <w:color w:val="0000EE"/>
+            <w:u w:val="single"/>
+          </w:rPr>
+          <w:t>太9:20</w:t>
+        </w:r>
+      </w:hyperlink>
+      <w:r>
+        <w:rPr>
+          <w:lang w:val="zh_TW" w:bidi="zh_TW"/>
+        </w:rPr>
+        <w:t>和</w:t>
+      </w:r>
+      <w:hyperlink r:id="rId61">
+        <w:r>
+          <w:rPr>
+            <w:lang w:val="zh_TW" w:bidi="zh_TW"/>
+          </w:rPr>
+          <w:rPr>
+            <w:color w:val="0000EE"/>
+            <w:u w:val="single"/>
+          </w:rPr>
+          <w:t>可5:25</w:t>
+        </w:r>
+      </w:hyperlink>
+      <w:r>
+        <w:rPr>
+          <w:lang w:val="zh_TW" w:bidi="zh_TW"/>
+        </w:rPr>
+        <w:t>的翻譯。</w:t>
+      </w:r>
+      <w:r>
+        <w:rPr>
+          <w:i/>
+          <w:lang w:val="zh_TW" w:bidi="zh_TW"/>
+        </w:rPr>
+        <w:t>見</w:t>
+      </w:r>
+      <w:r>
+        <w:rPr>
+          <w:lang w:val="zh_TW" w:bidi="zh_TW"/>
+        </w:rPr>
+        <w:t>血漏</w:t>
+      </w:r>
+      <w:r>
+        <w:rPr>
+          <w:lang w:val="zh_TW" w:bidi="zh_TW"/>
+        </w:rPr>
+        <w:t>。</w:t>
       </w:r>
       <w:r>
         <w:rPr>
@@ -2359,6 +3993,12 @@
   </w:num>
   <w:num w:numId="13" w16cid:durableId="592781308">
     <w:abstractNumId w:val="11"/>
+  </w:num>
+  <w:num w:numId="14">
+    <w:abstractNumId w:val="3"/>
+    <w:lvlOverride w:ilvl="0">
+      <w:startOverride w:val="1"/>
+    </w:lvlOverride>
   </w:num>
   <w:numIdMacAtCleanup w:val="10"/>
 </w:numbering>

--- a/zht/docx/195.content.docx
+++ b/zht/docx/195.content.docx
@@ -149,7 +149,7 @@
         <w:rPr>
           <w:lang w:val="zh_TW" w:bidi="zh_TW"/>
         </w:rPr>
-        <w:t>xue</w:t>
+        <w:t>xiu</w:t>
       </w:r>
       <w:r>
         <w:rPr>
@@ -212,7 +212,7 @@
         <w:rPr>
           <w:lang w:val="zh_TW" w:bidi="zh_TW"/>
         </w:rPr>
-        <w:t>血</w:t>
+        <w:t>休妻</w:t>
       </w:r>
       <w:r>
         <w:rPr>
@@ -231,7 +231,7 @@
         <w:rPr>
           <w:lang w:val="zh_TW" w:bidi="zh_TW"/>
         </w:rPr>
-        <w:t>血是在人和動物身體裡流動的紅色液體。</w:t>
+        <w:t>聖經中關於休妻的規範，與神在歷史中逐步啟示中對婚姻的不同定義密切相關。</w:t>
       </w:r>
     </w:p>
     <w:p>
@@ -245,7 +245,7 @@
         <w:rPr>
           <w:lang w:val="zh_TW" w:bidi="zh_TW"/>
         </w:rPr>
-        <w:t>在聖經裡，「血」的意思不只是指實際的血液，還有多種含義。有時經文用「血」來形容紅色：「日頭要變為黑暗， 月亮要變為血」（</w:t>
+        <w:t>在創世記的創造記載中，婚姻被定義為神在無罪環境中所設立的「一體」聯合（</w:t>
       </w:r>
       <w:hyperlink r:id="rId13">
         <w:r>
@@ -256,14 +256,14 @@
             <w:color w:val="0000EE"/>
             <w:u w:val="single"/>
           </w:rPr>
-          <w:t>徒2:20</w:t>
+          <w:t>創2:24</w:t>
         </w:r>
       </w:hyperlink>
       <w:r>
         <w:rPr>
           <w:lang w:val="zh_TW" w:bidi="zh_TW"/>
         </w:rPr>
-        <w:t>）。有時，就像在</w:t>
+        <w:t>）。在這樣的條件下，婚姻關係的解體是不可想像的。在耶穌的事工中，祂肯定神對婚姻原初設計的這一方面，並描述了「一體」關係的含義，即廢除配偶間的分離狀態，並創造出一種牢不可破的聯合（</w:t>
       </w:r>
       <w:hyperlink r:id="rId14">
         <w:r>
@@ -274,14 +274,25 @@
             <w:color w:val="0000EE"/>
             <w:u w:val="single"/>
           </w:rPr>
-          <w:t>申命記三十二章14節</w:t>
+          <w:t>太19:6</w:t>
         </w:r>
       </w:hyperlink>
       <w:r>
         <w:rPr>
           <w:lang w:val="zh_TW" w:bidi="zh_TW"/>
         </w:rPr>
-        <w:t>中，經文會用「血」來指酒（這裡的「酒」，希伯來文原文直譯作「葡萄的血」）。</w:t>
+        <w:t>）。</w:t>
+      </w:r>
+    </w:p>
+    <w:p>
+      <w:pPr>
+        <w:pStyle w:val="Heading3"/>
+      </w:pPr>
+      <w:r>
+        <w:rPr>
+          <w:lang w:val="zh_TW" w:bidi="zh_TW"/>
+        </w:rPr>
+        <w:t>舊約聖經對於休妻的觀點</w:t>
       </w:r>
     </w:p>
     <w:p>
@@ -295,7 +306,7 @@
         <w:rPr>
           <w:lang w:val="zh_TW" w:bidi="zh_TW"/>
         </w:rPr>
-        <w:t>聖經使用「血肉」這個片語時，意思是指普通的人。例如，當耶穌告訴彼得「這不是屬血肉的指示你的，乃是我在天上的父指示的」時，祂的意思是沒有任何普通的人把這事告訴彼得（</w:t>
+        <w:t>墮落所帶來的破壞，對男性和女性之間的關係造成了嚴重後果。由於罪切斷了他們對神的主要依賴，男人和女人分別受制於他們最初被造時的元素。男人受制於他來自的塵土（</w:t>
       </w:r>
       <w:hyperlink r:id="rId15">
         <w:r>
@@ -306,15 +317,9 @@
             <w:color w:val="0000EE"/>
             <w:u w:val="single"/>
           </w:rPr>
-          <w:t>太16:17</w:t>
+          <w:t>創2:7，</w:t>
         </w:r>
       </w:hyperlink>
-      <w:r>
-        <w:rPr>
-          <w:lang w:val="zh_TW" w:bidi="zh_TW"/>
-        </w:rPr>
-        <w:t>；另見</w:t>
-      </w:r>
       <w:hyperlink r:id="rId16">
         <w:r>
           <w:rPr>
@@ -324,14 +329,14 @@
             <w:color w:val="0000EE"/>
             <w:u w:val="single"/>
           </w:rPr>
-          <w:t>林前15:50</w:t>
+          <w:t>3:19</w:t>
         </w:r>
       </w:hyperlink>
       <w:r>
         <w:rPr>
           <w:lang w:val="zh_TW" w:bidi="zh_TW"/>
         </w:rPr>
-        <w:t>；</w:t>
+        <w:t>），女人則受制於她從男人而被造的事實（</w:t>
       </w:r>
       <w:hyperlink r:id="rId17">
         <w:r>
@@ -342,15 +347,9 @@
             <w:color w:val="0000EE"/>
             <w:u w:val="single"/>
           </w:rPr>
-          <w:t>加1:16</w:t>
+          <w:t>2:22，</w:t>
         </w:r>
       </w:hyperlink>
-      <w:r>
-        <w:rPr>
-          <w:lang w:val="zh_TW" w:bidi="zh_TW"/>
-        </w:rPr>
-        <w:t>；</w:t>
-      </w:r>
       <w:hyperlink r:id="rId18">
         <w:r>
           <w:rPr>
@@ -360,14 +359,14 @@
             <w:color w:val="0000EE"/>
             <w:u w:val="single"/>
           </w:rPr>
-          <w:t>弗6:12</w:t>
+          <w:t>3:16</w:t>
         </w:r>
       </w:hyperlink>
       <w:r>
         <w:rPr>
           <w:lang w:val="zh_TW" w:bidi="zh_TW"/>
         </w:rPr>
-        <w:t>），這啟示仍是來自神。猶大出賣耶穌之後，也承認自己「賣了無辜之人的血是有罪了」（</w:t>
+        <w:t>）。在墮落之前，男人和女人共享神的形象，享有平等的關係（</w:t>
       </w:r>
       <w:hyperlink r:id="rId19">
         <w:r>
@@ -378,25 +377,50 @@
             <w:color w:val="0000EE"/>
             <w:u w:val="single"/>
           </w:rPr>
-          <w:t>太27:4</w:t>
+          <w:t>1:27</w:t>
         </w:r>
       </w:hyperlink>
       <w:r>
         <w:rPr>
           <w:lang w:val="zh_TW" w:bidi="zh_TW"/>
         </w:rPr>
-        <w:t>）。在這些經文裡，「血」指自然的生命，而不是屬靈的生命或天上的生命。</w:t>
-      </w:r>
-    </w:p>
-    <w:p>
-      <w:pPr>
-        <w:pStyle w:val="Heading3"/>
-      </w:pPr>
-      <w:r>
-        <w:rPr>
-          <w:lang w:val="zh_TW" w:bidi="zh_TW"/>
-        </w:rPr>
-        <w:t>血與生命的關聯</w:t>
+        <w:t>）並共同承擔治理受造之物的神聖使命（見</w:t>
+      </w:r>
+      <w:hyperlink r:id="rId20">
+        <w:r>
+          <w:rPr>
+            <w:lang w:val="zh_TW" w:bidi="zh_TW"/>
+          </w:rPr>
+          <w:rPr>
+            <w:color w:val="0000EE"/>
+            <w:u w:val="single"/>
+          </w:rPr>
+          <w:t>28</w:t>
+        </w:r>
+      </w:hyperlink>
+      <w:r>
+        <w:rPr>
+          <w:lang w:val="zh_TW" w:bidi="zh_TW"/>
+        </w:rPr>
+        <w:t>節）。然而，墮落之後，男人成為女人的掌權者，而女人成為男人的臣服者（</w:t>
+      </w:r>
+      <w:hyperlink r:id="rId18">
+        <w:r>
+          <w:rPr>
+            <w:lang w:val="zh_TW" w:bidi="zh_TW"/>
+          </w:rPr>
+          <w:rPr>
+            <w:color w:val="0000EE"/>
+            <w:u w:val="single"/>
+          </w:rPr>
+          <w:t>3:16</w:t>
+        </w:r>
+      </w:hyperlink>
+      <w:r>
+        <w:rPr>
+          <w:lang w:val="zh_TW" w:bidi="zh_TW"/>
+        </w:rPr>
+        <w:t>）。</w:t>
       </w:r>
     </w:p>
     <w:p>
@@ -410,9 +434,9 @@
         <w:rPr>
           <w:lang w:val="zh_TW" w:bidi="zh_TW"/>
         </w:rPr>
-        <w:t>聖經也用「血」來表達流血的行為，也就是殺人。</w:t>
-      </w:r>
-      <w:hyperlink r:id="rId20">
+        <w:t>由於這些新情況的出現，男人對女人有了在墮落前所沒有的支配權。「一體」的關係遭受破壞，因為掌權的權利為男性統治者增加其女性伴侶的數量開闢了道路。這種男女之間的差異導致了一夫多妻制的出現（</w:t>
+      </w:r>
+      <w:hyperlink r:id="rId21">
         <w:r>
           <w:rPr>
             <w:lang w:val="zh_TW" w:bidi="zh_TW"/>
@@ -421,16 +445,10 @@
             <w:color w:val="0000EE"/>
             <w:u w:val="single"/>
           </w:rPr>
-          <w:t>詩篇九篇12節</w:t>
+          <w:t>創4:19，</w:t>
         </w:r>
       </w:hyperlink>
-      <w:r>
-        <w:rPr>
-          <w:lang w:val="zh_TW" w:bidi="zh_TW"/>
-        </w:rPr>
-        <w:t>提到「追討流人血之罪的」。</w:t>
-      </w:r>
-      <w:hyperlink r:id="rId21">
+      <w:hyperlink r:id="rId22">
         <w:r>
           <w:rPr>
             <w:lang w:val="zh_TW" w:bidi="zh_TW"/>
@@ -439,16 +457,10 @@
             <w:color w:val="0000EE"/>
             <w:u w:val="single"/>
           </w:rPr>
-          <w:t>創世記三十七章26節</w:t>
+          <w:t>16:3，</w:t>
         </w:r>
       </w:hyperlink>
-      <w:r>
-        <w:rPr>
-          <w:lang w:val="zh_TW" w:bidi="zh_TW"/>
-        </w:rPr>
-        <w:t>說到約瑟的兄弟藏了他的血，意思就是要殺害他。經文說人「背負流人血之罪」，意思是犯了殺人的罪（</w:t>
-      </w:r>
-      <w:hyperlink r:id="rId22">
+      <w:hyperlink r:id="rId23">
         <w:r>
           <w:rPr>
             <w:lang w:val="zh_TW" w:bidi="zh_TW"/>
@@ -457,16 +469,16 @@
             <w:color w:val="0000EE"/>
             <w:u w:val="single"/>
           </w:rPr>
-          <w:t>箴28:17</w:t>
+          <w:t>29:30</w:t>
         </w:r>
       </w:hyperlink>
       <w:r>
         <w:rPr>
           <w:lang w:val="zh_TW" w:bidi="zh_TW"/>
         </w:rPr>
-        <w:t>）。耶穌被釘十字架之前，彼拉多說：「流這義人的血，罪不在我」（</w:t>
-      </w:r>
-      <w:hyperlink r:id="rId23">
+        <w:t>）以及連續單配偶制（短暫婚姻）的實踐——需要通過休妻來終結每一段婚姻（</w:t>
+      </w:r>
+      <w:hyperlink r:id="rId24">
         <w:r>
           <w:rPr>
             <w:lang w:val="zh_TW" w:bidi="zh_TW"/>
@@ -475,14 +487,32 @@
             <w:color w:val="0000EE"/>
             <w:u w:val="single"/>
           </w:rPr>
-          <w:t>太27:24–25</w:t>
+          <w:t>申24:1–4</w:t>
         </w:r>
       </w:hyperlink>
       <w:r>
         <w:rPr>
           <w:lang w:val="zh_TW" w:bidi="zh_TW"/>
         </w:rPr>
-        <w:t>）。因此，聖經經常把暴力的死亡與血聯繫起來。</w:t>
+        <w:t>）。因此，休妻做法的出現，成為男性性統治原則下，不可避免的結果。無論是統治還是休妻，都不是神原本對婚姻關係的設計。摩西律法中關於休妻的規定是神對人類墮落狀態所作的讓步（</w:t>
+      </w:r>
+      <w:hyperlink r:id="rId25">
+        <w:r>
+          <w:rPr>
+            <w:lang w:val="zh_TW" w:bidi="zh_TW"/>
+          </w:rPr>
+          <w:rPr>
+            <w:color w:val="0000EE"/>
+            <w:u w:val="single"/>
+          </w:rPr>
+          <w:t>太19:8</w:t>
+        </w:r>
+      </w:hyperlink>
+      <w:r>
+        <w:rPr>
+          <w:lang w:val="zh_TW" w:bidi="zh_TW"/>
+        </w:rPr>
+        <w:t>）。通常，休妻的選擇僅為男性統治者所享有。作為其男性統治者的臣服者，妻子成為休妻的受害者。男人可以休妻，而女人卻不能與丈夫離婚。</w:t>
       </w:r>
     </w:p>
     <w:p>
@@ -496,27 +526,9 @@
         <w:rPr>
           <w:lang w:val="zh_TW" w:bidi="zh_TW"/>
         </w:rPr>
-        <w:t>這樣的推理是有道理的，因為血與生命緊密相連。舊約聖經中有三處經文清楚表明血與生命之間的關係：</w:t>
-      </w:r>
-    </w:p>
-    <w:p>
-      <w:pPr>
-        <w:pStyle w:val="ListBullet"/>
-        <w:spacing w:line="240" w:lineRule="auto"/>
-        <w:ind w:left="720"/>
-      </w:pPr>
-      <w:r>
-        <w:rPr>
-          <w:lang w:val="zh_TW" w:bidi="zh_TW"/>
-        </w:rPr>
-      </w:r>
-      <w:r>
-        <w:rPr>
-          <w:lang w:val="zh_TW" w:bidi="zh_TW"/>
-        </w:rPr>
-        <w:t>「惟獨肉帶著血，那就是牠的生命，你們不可吃」（</w:t>
-      </w:r>
-      <w:hyperlink r:id="rId24">
+        <w:t>雖然看起來不公平，但申命記關於休妻的規定實際上是為了給受害的婦女提供一點保護。丈夫必須以她有不道德的行為為理由，證明休妻的正當性，並需給予被休的妻子一紙休書，作為她與他的婚姻的證明（</w:t>
+      </w:r>
+      <w:hyperlink r:id="rId26">
         <w:r>
           <w:rPr>
             <w:lang w:val="zh_TW" w:bidi="zh_TW"/>
@@ -525,34 +537,16 @@
             <w:color w:val="0000EE"/>
             <w:u w:val="single"/>
           </w:rPr>
-          <w:t>創9:4</w:t>
+          <w:t>申24:1</w:t>
         </w:r>
       </w:hyperlink>
       <w:r>
         <w:rPr>
           <w:lang w:val="zh_TW" w:bidi="zh_TW"/>
         </w:rPr>
-        <w:t>）</w:t>
-      </w:r>
-    </w:p>
-    <w:p>
-      <w:pPr>
-        <w:pStyle w:val="ListBullet"/>
-        <w:spacing w:line="240" w:lineRule="auto"/>
-        <w:ind w:left="720"/>
-      </w:pPr>
-      <w:r>
-        <w:rPr>
-          <w:lang w:val="zh_TW" w:bidi="zh_TW"/>
-        </w:rPr>
-      </w:r>
-      <w:r>
-        <w:rPr>
-          <w:lang w:val="zh_TW" w:bidi="zh_TW"/>
-        </w:rPr>
-        <w:t>「因為活物的生命是在血中」（</w:t>
-      </w:r>
-      <w:hyperlink r:id="rId25">
+        <w:t>）。此外，離異的丈夫在妻子再嫁後，不得再娶她為妻，因為最初的休妻被視為對她的玷污（見</w:t>
+      </w:r>
+      <w:hyperlink r:id="rId27">
         <w:r>
           <w:rPr>
             <w:lang w:val="zh_TW" w:bidi="zh_TW"/>
@@ -561,50 +555,14 @@
             <w:color w:val="0000EE"/>
             <w:u w:val="single"/>
           </w:rPr>
-          <w:t>利17:11</w:t>
+          <w:t>4</w:t>
         </w:r>
       </w:hyperlink>
       <w:r>
         <w:rPr>
           <w:lang w:val="zh_TW" w:bidi="zh_TW"/>
         </w:rPr>
-        <w:t>）</w:t>
-      </w:r>
-    </w:p>
-    <w:p>
-      <w:pPr>
-        <w:pStyle w:val="ListBullet"/>
-        <w:spacing w:line="240" w:lineRule="auto"/>
-        <w:ind w:left="720"/>
-      </w:pPr>
-      <w:r>
-        <w:rPr>
-          <w:lang w:val="zh_TW" w:bidi="zh_TW"/>
-        </w:rPr>
-      </w:r>
-      <w:r>
-        <w:rPr>
-          <w:lang w:val="zh_TW" w:bidi="zh_TW"/>
-        </w:rPr>
-        <w:t>「只是你要心意堅定，不可吃血，因為血是生命」（</w:t>
-      </w:r>
-      <w:hyperlink r:id="rId26">
-        <w:r>
-          <w:rPr>
-            <w:lang w:val="zh_TW" w:bidi="zh_TW"/>
-          </w:rPr>
-          <w:rPr>
-            <w:color w:val="0000EE"/>
-            <w:u w:val="single"/>
-          </w:rPr>
-          <w:t>申12:23</w:t>
-        </w:r>
-      </w:hyperlink>
-      <w:r>
-        <w:rPr>
-          <w:lang w:val="zh_TW" w:bidi="zh_TW"/>
-        </w:rPr>
-        <w:t>）。</w:t>
+        <w:t>節）。</w:t>
       </w:r>
     </w:p>
     <w:p>
@@ -618,9 +576,9 @@
         <w:rPr>
           <w:lang w:val="zh_TW" w:bidi="zh_TW"/>
         </w:rPr>
-        <w:t>神創造一切生命，因此流人血是極其嚴重的事。血是聖的，所以神禁止人吃血（見</w:t>
-      </w:r>
-      <w:hyperlink r:id="rId27">
+        <w:t>雖然摩西關於休妻的規定是神因以色列人心硬而作出的讓步，舊約卻明確指出神恨惡休妻（</w:t>
+      </w:r>
+      <w:hyperlink r:id="rId28">
         <w:r>
           <w:rPr>
             <w:lang w:val="zh_TW" w:bidi="zh_TW"/>
@@ -629,14 +587,14 @@
             <w:color w:val="0000EE"/>
             <w:u w:val="single"/>
           </w:rPr>
-          <w:t>徒15:20</w:t>
+          <w:t>瑪2:16</w:t>
         </w:r>
       </w:hyperlink>
       <w:r>
         <w:rPr>
           <w:lang w:val="zh_TW" w:bidi="zh_TW"/>
         </w:rPr>
-        <w:t>）。血象徵神所賜給我們的生命。</w:t>
+        <w:t>）。休妻的權利是基於人類墮落後形成的男性統治原則而勉強允許的。但神原本的設計，體現在「二人成為一體」的婚姻關係中，仍然是男女婚姻結合的標準。</w:t>
       </w:r>
     </w:p>
     <w:p>
@@ -647,7 +605,7 @@
         <w:rPr>
           <w:lang w:val="zh_TW" w:bidi="zh_TW"/>
         </w:rPr>
-        <w:t>獻祭中的血</w:t>
+        <w:t>耶穌關於休妻的教導</w:t>
       </w:r>
     </w:p>
     <w:p>
@@ -661,9 +619,9 @@
         <w:rPr>
           <w:lang w:val="zh_TW" w:bidi="zh_TW"/>
         </w:rPr>
-        <w:t>血在宗教獻祭中極其重要，因為血代表生命。贖罪日那天，祭司把公牛和山羊的血灑在壇上（</w:t>
-      </w:r>
-      <w:hyperlink r:id="rId28">
+        <w:t>因基督的救贖事工顯明了回歸神在創造中的原初旨意，舊約中關於休妻的規定在基督徒群體中被廢除。為了證明跟隨祂的人中婚姻關係的不可侵犯性，耶穌引導他們回到創造的典範。耶穌負面地提到摩西准許休妻的規定，並堅持神原初的創造秩序，宣告「起初並不是這樣」（</w:t>
+      </w:r>
+      <w:hyperlink r:id="rId25">
         <w:r>
           <w:rPr>
             <w:lang w:val="zh_TW" w:bidi="zh_TW"/>
@@ -672,50 +630,14 @@
             <w:color w:val="0000EE"/>
             <w:u w:val="single"/>
           </w:rPr>
-          <w:t>利16章</w:t>
+          <w:t>太19:8</w:t>
         </w:r>
       </w:hyperlink>
       <w:r>
         <w:rPr>
           <w:lang w:val="zh_TW" w:bidi="zh_TW"/>
         </w:rPr>
-        <w:t>）。死亡臨到時，血（生命）就傾倒出來。百姓把動物的生命交出，用來代替自己的生命。百姓的罪藉著獻祭轉移到動物身上，於是神就能施行完全的審判，也能完成贖罪。這種轉移的觀念，也在贖罪日藉著替罪羊顯明出來（</w:t>
-      </w:r>
-      <w:hyperlink r:id="rId29">
-        <w:r>
-          <w:rPr>
-            <w:lang w:val="zh_TW" w:bidi="zh_TW"/>
-          </w:rPr>
-          <w:rPr>
-            <w:color w:val="0000EE"/>
-            <w:u w:val="single"/>
-          </w:rPr>
-          <w:t>利16:20–22</w:t>
-        </w:r>
-      </w:hyperlink>
-      <w:r>
-        <w:rPr>
-          <w:lang w:val="zh_TW" w:bidi="zh_TW"/>
-        </w:rPr>
-        <w:t>）。第一次逾越節時，血也帶著同樣的意義（</w:t>
-      </w:r>
-      <w:hyperlink r:id="rId30">
-        <w:r>
-          <w:rPr>
-            <w:lang w:val="zh_TW" w:bidi="zh_TW"/>
-          </w:rPr>
-          <w:rPr>
-            <w:color w:val="0000EE"/>
-            <w:u w:val="single"/>
-          </w:rPr>
-          <w:t>出12:1–13</w:t>
-        </w:r>
-      </w:hyperlink>
-      <w:r>
-        <w:rPr>
-          <w:lang w:val="zh_TW" w:bidi="zh_TW"/>
-        </w:rPr>
-        <w:t>）。百姓把動物的血塗在門框上，表示已經有死亡發生，因此滅命的使者就會越過那些房屋。</w:t>
+        <w:t>）。基督否定了墮落的影響，並重申了創造的設計。</w:t>
       </w:r>
     </w:p>
     <w:p>
@@ -729,9 +651,9 @@
         <w:rPr>
           <w:lang w:val="zh_TW" w:bidi="zh_TW"/>
         </w:rPr>
-        <w:t>血也成為獻給神最重要的供物之一。</w:t>
-      </w:r>
-      <w:hyperlink r:id="rId31">
+        <w:t>在</w:t>
+      </w:r>
+      <w:hyperlink r:id="rId29">
         <w:r>
           <w:rPr>
             <w:lang w:val="zh_TW" w:bidi="zh_TW"/>
@@ -740,32 +662,14 @@
             <w:color w:val="0000EE"/>
             <w:u w:val="single"/>
           </w:rPr>
-          <w:t>出埃及記二十四章</w:t>
+          <w:t>馬太福音五章31至32節</w:t>
         </w:r>
       </w:hyperlink>
       <w:r>
         <w:rPr>
           <w:lang w:val="zh_TW" w:bidi="zh_TW"/>
         </w:rPr>
-        <w:t>中記載，百姓同意立約之後，摩西把獻祭之血一半灑在壇上，另一半灑在百姓身上。他這樣行的時候說：「你看！這是立約的血，是耶和華按這一切話與你們立約的憑據」（</w:t>
-      </w:r>
-      <w:hyperlink r:id="rId32">
-        <w:r>
-          <w:rPr>
-            <w:lang w:val="zh_TW" w:bidi="zh_TW"/>
-          </w:rPr>
-          <w:rPr>
-            <w:color w:val="0000EE"/>
-            <w:u w:val="single"/>
-          </w:rPr>
-          <w:t>出24:8</w:t>
-        </w:r>
-      </w:hyperlink>
-      <w:r>
-        <w:rPr>
-          <w:lang w:val="zh_TW" w:bidi="zh_TW"/>
-        </w:rPr>
-        <w:t>）。血同時灑在壇上和百姓身上，顯明神與以色列的百姓一同立約（這稱為「立約的關係」）。</w:t>
+        <w:t>中，耶穌明確地廢除了摩西律法中允許男人休妻的規定。祂將這種行為視為對婦女人格的侵犯。那些犯姦淫的男人休妻，使妻子淪為受輕視的對象，將她們視為可以通過便利的休妻程序而隨意交易的商品。事實上，男人藉著休妻使妻子背上姦淫的罪名，而與先前婚姻中被棄的女人再婚的男人，則延續了這種羞辱性的過程，並成為姦淫的共犯。</w:t>
       </w:r>
     </w:p>
     <w:p>
@@ -779,97 +683,25 @@
         <w:rPr>
           <w:lang w:val="zh_TW" w:bidi="zh_TW"/>
         </w:rPr>
-        <w:t>在以色列的宗教禮儀中，血帶著多重意義。血可以代表：</w:t>
-      </w:r>
-    </w:p>
-    <w:p>
-      <w:pPr>
-        <w:pStyle w:val="ListBullet"/>
-        <w:spacing w:line="240" w:lineRule="auto"/>
-        <w:ind w:left="720"/>
-      </w:pPr>
-      <w:r>
-        <w:rPr>
-          <w:lang w:val="zh_TW" w:bidi="zh_TW"/>
-        </w:rPr>
-      </w:r>
-      <w:r>
-        <w:rPr>
-          <w:lang w:val="zh_TW" w:bidi="zh_TW"/>
-        </w:rPr>
-        <w:t>死亡（自然生命的結束）</w:t>
-      </w:r>
-    </w:p>
-    <w:p>
-      <w:pPr>
-        <w:pStyle w:val="ListBullet"/>
-        <w:spacing w:line="240" w:lineRule="auto"/>
-        <w:ind w:left="720"/>
-      </w:pPr>
-      <w:r>
-        <w:rPr>
-          <w:lang w:val="zh_TW" w:bidi="zh_TW"/>
-        </w:rPr>
-      </w:r>
-      <w:r>
-        <w:rPr>
-          <w:lang w:val="zh_TW" w:bidi="zh_TW"/>
-        </w:rPr>
-        <w:t>審判（指神判定人所行的是非對錯）</w:t>
-      </w:r>
-    </w:p>
-    <w:p>
-      <w:pPr>
-        <w:pStyle w:val="ListBullet"/>
-        <w:spacing w:line="240" w:lineRule="auto"/>
-        <w:ind w:left="720"/>
-      </w:pPr>
-      <w:r>
-        <w:rPr>
-          <w:lang w:val="zh_TW" w:bidi="zh_TW"/>
-        </w:rPr>
-      </w:r>
-      <w:r>
-        <w:rPr>
-          <w:lang w:val="zh_TW" w:bidi="zh_TW"/>
-        </w:rPr>
-        <w:t>獻祭（獻供物給神）</w:t>
-      </w:r>
-    </w:p>
-    <w:p>
-      <w:pPr>
-        <w:pStyle w:val="ListBullet"/>
-        <w:spacing w:line="240" w:lineRule="auto"/>
-        <w:ind w:left="720"/>
-      </w:pPr>
-      <w:r>
-        <w:rPr>
-          <w:lang w:val="zh_TW" w:bidi="zh_TW"/>
-        </w:rPr>
-      </w:r>
-      <w:r>
-        <w:rPr>
-          <w:lang w:val="zh_TW" w:bidi="zh_TW"/>
-        </w:rPr>
-        <w:t>代替（用一個生命來拯救另一個生命）</w:t>
-      </w:r>
-    </w:p>
-    <w:p>
-      <w:pPr>
-        <w:pStyle w:val="ListBullet"/>
-        <w:spacing w:line="240" w:lineRule="auto"/>
-        <w:ind w:left="720"/>
-      </w:pPr>
-      <w:r>
-        <w:rPr>
-          <w:lang w:val="zh_TW" w:bidi="zh_TW"/>
-        </w:rPr>
-      </w:r>
-      <w:r>
-        <w:rPr>
-          <w:lang w:val="zh_TW" w:bidi="zh_TW"/>
-        </w:rPr>
-        <w:t>救贖（從罪中得釋放）</w:t>
+        <w:t>耶穌刻意收回男人隨意棄妻的權利，重新建立起按照創造時設計的終身「一體」聯結。祂的門徒準確地理解了祂的意圖。然而，男性特權的觀念在他們的思維中根深蒂固，以至於他們認為守獨身的自由優於對終身一夫一妻婚姻的承諾（</w:t>
+      </w:r>
+      <w:hyperlink r:id="rId30">
+        <w:r>
+          <w:rPr>
+            <w:lang w:val="zh_TW" w:bidi="zh_TW"/>
+          </w:rPr>
+          <w:rPr>
+            <w:color w:val="0000EE"/>
+            <w:u w:val="single"/>
+          </w:rPr>
+          <w:t>太19:10</w:t>
+        </w:r>
+      </w:hyperlink>
+      <w:r>
+        <w:rPr>
+          <w:lang w:val="zh_TW" w:bidi="zh_TW"/>
+        </w:rPr>
+        <w:t>）。</w:t>
       </w:r>
     </w:p>
     <w:p>
@@ -883,18 +715,25 @@
         <w:rPr>
           <w:lang w:val="zh_TW" w:bidi="zh_TW"/>
         </w:rPr>
-        <w:t>人能與神同得生命，正是藉著血而成。</w:t>
-      </w:r>
-    </w:p>
-    <w:p>
-      <w:pPr>
-        <w:pStyle w:val="Heading3"/>
-      </w:pPr>
-      <w:r>
-        <w:rPr>
-          <w:lang w:val="zh_TW" w:bidi="zh_TW"/>
-        </w:rPr>
-        <w:t>基督的血</w:t>
+        <w:t>耶穌不僅重申了「一體」聯結在救贖群體中的有效性，新約也透過將婚姻的聯結，定義為基督與教會關係在地上的反映，進一步加強了婚姻聯結的不可侵犯性（</w:t>
+      </w:r>
+      <w:hyperlink r:id="rId31">
+        <w:r>
+          <w:rPr>
+            <w:lang w:val="zh_TW" w:bidi="zh_TW"/>
+          </w:rPr>
+          <w:rPr>
+            <w:color w:val="0000EE"/>
+            <w:u w:val="single"/>
+          </w:rPr>
+          <w:t>弗5:25</w:t>
+        </w:r>
+      </w:hyperlink>
+      <w:r>
+        <w:rPr>
+          <w:lang w:val="zh_TW" w:bidi="zh_TW"/>
+        </w:rPr>
+        <w:t>）。</w:t>
       </w:r>
     </w:p>
     <w:p>
@@ -908,8 +747,20 @@
         <w:rPr>
           <w:lang w:val="zh_TW" w:bidi="zh_TW"/>
         </w:rPr>
-        <w:t>在新約聖經裡，經文除了提到醫治的情況（例如，</w:t>
-      </w:r>
+        <w:t>儘管婚姻聯結的永恆性受到如此嚴厲的制約，新約仍允許在某些例外情況下休妻，以保護無辜的一方免於受不道德行為和拋棄的傷害。耶穌設立了一些例外條件，賦予因配偶不忠而受害的一方提出休妻的權利（</w:t>
+      </w:r>
+      <w:hyperlink r:id="rId32">
+        <w:r>
+          <w:rPr>
+            <w:lang w:val="zh_TW" w:bidi="zh_TW"/>
+          </w:rPr>
+          <w:rPr>
+            <w:color w:val="0000EE"/>
+            <w:u w:val="single"/>
+          </w:rPr>
+          <w:t>太5:32，</w:t>
+        </w:r>
+      </w:hyperlink>
       <w:hyperlink r:id="rId33">
         <w:r>
           <w:rPr>
@@ -919,122 +770,14 @@
             <w:color w:val="0000EE"/>
             <w:u w:val="single"/>
           </w:rPr>
-          <w:t>太9:20</w:t>
+          <w:t>19:9</w:t>
         </w:r>
       </w:hyperlink>
       <w:r>
         <w:rPr>
           <w:lang w:val="zh_TW" w:bidi="zh_TW"/>
         </w:rPr>
-        <w:t>）和殺人（例如，</w:t>
-      </w:r>
-      <w:hyperlink r:id="rId34">
-        <w:r>
-          <w:rPr>
-            <w:lang w:val="zh_TW" w:bidi="zh_TW"/>
-          </w:rPr>
-          <w:rPr>
-            <w:color w:val="0000EE"/>
-            <w:u w:val="single"/>
-          </w:rPr>
-          <w:t>徒22:20</w:t>
-        </w:r>
-      </w:hyperlink>
-      <w:r>
-        <w:rPr>
-          <w:lang w:val="zh_TW" w:bidi="zh_TW"/>
-        </w:rPr>
-        <w:t>）之外，也把重點放在基督的血上。這一點延續了舊約聖經的觀念。共觀福音書（馬太福音、馬可福音和路加福音）記載，耶穌在最後的晚餐中將自己的血視為新約的象徵（</w:t>
-      </w:r>
-      <w:hyperlink r:id="rId35">
-        <w:r>
-          <w:rPr>
-            <w:lang w:val="zh_TW" w:bidi="zh_TW"/>
-          </w:rPr>
-          <w:rPr>
-            <w:color w:val="0000EE"/>
-            <w:u w:val="single"/>
-          </w:rPr>
-          <w:t>太26:28</w:t>
-        </w:r>
-      </w:hyperlink>
-      <w:r>
-        <w:rPr>
-          <w:lang w:val="zh_TW" w:bidi="zh_TW"/>
-        </w:rPr>
-        <w:t>；</w:t>
-      </w:r>
-      <w:hyperlink r:id="rId36">
-        <w:r>
-          <w:rPr>
-            <w:lang w:val="zh_TW" w:bidi="zh_TW"/>
-          </w:rPr>
-          <w:rPr>
-            <w:color w:val="0000EE"/>
-            <w:u w:val="single"/>
-          </w:rPr>
-          <w:t>可14:24</w:t>
-        </w:r>
-      </w:hyperlink>
-      <w:r>
-        <w:rPr>
-          <w:lang w:val="zh_TW" w:bidi="zh_TW"/>
-        </w:rPr>
-        <w:t>；</w:t>
-      </w:r>
-      <w:hyperlink r:id="rId37">
-        <w:r>
-          <w:rPr>
-            <w:lang w:val="zh_TW" w:bidi="zh_TW"/>
-          </w:rPr>
-          <w:rPr>
-            <w:color w:val="0000EE"/>
-            <w:u w:val="single"/>
-          </w:rPr>
-          <w:t>路22:20</w:t>
-        </w:r>
-      </w:hyperlink>
-      <w:r>
-        <w:rPr>
-          <w:lang w:val="zh_TW" w:bidi="zh_TW"/>
-        </w:rPr>
-        <w:t>）。這樣的說法顯明祂的死是一種獻祭，也表明祂的死具有救贖的意義。約翰福音同樣表達了這個觀念，但是用不同的說法來描述：「你們若不吃人子的肉，不喝人子的血，就沒有生命在你們裡面」（</w:t>
-      </w:r>
-      <w:hyperlink r:id="rId38">
-        <w:r>
-          <w:rPr>
-            <w:lang w:val="zh_TW" w:bidi="zh_TW"/>
-          </w:rPr>
-          <w:rPr>
-            <w:color w:val="0000EE"/>
-            <w:u w:val="single"/>
-          </w:rPr>
-          <w:t>約6:53</w:t>
-        </w:r>
-      </w:hyperlink>
-      <w:r>
-        <w:rPr>
-          <w:lang w:val="zh_TW" w:bidi="zh_TW"/>
-        </w:rPr>
-        <w:t>）。信的人藉著信心，參與耶穌的死和復活（另見</w:t>
-      </w:r>
-      <w:hyperlink r:id="rId39">
-        <w:r>
-          <w:rPr>
-            <w:lang w:val="zh_TW" w:bidi="zh_TW"/>
-          </w:rPr>
-          <w:rPr>
-            <w:color w:val="0000EE"/>
-            <w:u w:val="single"/>
-          </w:rPr>
-          <w:t>林前10:16</w:t>
-        </w:r>
-      </w:hyperlink>
-      <w:r>
-        <w:rPr>
-          <w:lang w:val="zh_TW" w:bidi="zh_TW"/>
-        </w:rPr>
-        <w:t>）。</w:t>
+        <w:t>）。顯然，受害的一方可以選擇維持婚姻關係，即使面對不忠配偶背叛承諾。然而，鑒於聖經允許的例外情況，不應強加給無辜的一方必須維持或恢復受破壞婚姻關係的義務。</w:t>
       </w:r>
     </w:p>
     <w:p>
@@ -1048,9 +791,9 @@
         <w:rPr>
           <w:lang w:val="zh_TW" w:bidi="zh_TW"/>
         </w:rPr>
-        <w:t>保羅的書信也將血與基督的死聯繫起來。保羅的書信也把血與基督的死連在一起。當他使用「血」或「十字架」這些詞語時，他指的是耶穌的死，以及這死如何拯救人。例如，他寫到耶穌藉著「在十字架上所流的血」，使萬有與神和好，成就和平（</w:t>
-      </w:r>
-      <w:hyperlink r:id="rId40">
+        <w:t>新約認可的另一個可以休妻的例外情況是拋棄。根據</w:t>
+      </w:r>
+      <w:hyperlink r:id="rId34">
         <w:r>
           <w:rPr>
             <w:lang w:val="zh_TW" w:bidi="zh_TW"/>
@@ -1059,16 +802,16 @@
             <w:color w:val="0000EE"/>
             <w:u w:val="single"/>
           </w:rPr>
-          <w:t>西1:20</w:t>
+          <w:t>哥林多前書七章15節</w:t>
         </w:r>
       </w:hyperlink>
       <w:r>
         <w:rPr>
           <w:lang w:val="zh_TW" w:bidi="zh_TW"/>
         </w:rPr>
-        <w:t>）。他也寫到，那些從前遠離神的人，如今「靠著他的血，已經得親近了」（</w:t>
-      </w:r>
-      <w:hyperlink r:id="rId41">
+        <w:t>的規定，這主要是指未信主的配偶拋棄婚姻的情況。然而，應注意到，如果信徒有拋棄配偶的行為，也應被視為不信主的人（</w:t>
+      </w:r>
+      <w:hyperlink r:id="rId35">
         <w:r>
           <w:rPr>
             <w:lang w:val="zh_TW" w:bidi="zh_TW"/>
@@ -1077,14 +820,32 @@
             <w:color w:val="0000EE"/>
             <w:u w:val="single"/>
           </w:rPr>
-          <w:t>弗2:13</w:t>
+          <w:t>提前5:8</w:t>
         </w:r>
       </w:hyperlink>
       <w:r>
         <w:rPr>
           <w:lang w:val="zh_TW" w:bidi="zh_TW"/>
         </w:rPr>
-        <w:t>）。這些話表明，無論是猶太人還是外邦人，都能因著耶穌的死，與神建立關係。</w:t>
+        <w:t>）。任何相當於拋棄婚姻關係的行為，都構成了對婚姻承諾的破壞，並適用</w:t>
+      </w:r>
+      <w:hyperlink r:id="rId34">
+        <w:r>
+          <w:rPr>
+            <w:lang w:val="zh_TW" w:bidi="zh_TW"/>
+          </w:rPr>
+          <w:rPr>
+            <w:color w:val="0000EE"/>
+            <w:u w:val="single"/>
+          </w:rPr>
+          <w:t>哥林多前書七章15節</w:t>
+        </w:r>
+      </w:hyperlink>
+      <w:r>
+        <w:rPr>
+          <w:lang w:val="zh_TW" w:bidi="zh_TW"/>
+        </w:rPr>
+        <w:t>中所述的規定。</w:t>
       </w:r>
     </w:p>
     <w:p>
@@ -1098,9 +859,9 @@
         <w:rPr>
           <w:lang w:val="zh_TW" w:bidi="zh_TW"/>
         </w:rPr>
-        <w:t>保羅在論及贖罪日的獻祭時提到，神藉著基督的血設立耶穌作挽回祭（使人和神之間的關係得以恢復）（</w:t>
-      </w:r>
-      <w:hyperlink r:id="rId42">
+        <w:t>無論是通姦還是拋棄，受害的一方都有權向有過錯的配偶尋求休妻，並在完成休妻後重新成為單身。若悔改和和解無法恢復被破壞的婚姻，受害的一方無需再受該婚姻的約束。根據聖經，未受婚姻約束的人有權再婚，但前提是只「在主裡」（</w:t>
+      </w:r>
+      <w:hyperlink r:id="rId36">
         <w:r>
           <w:rPr>
             <w:lang w:val="zh_TW" w:bidi="zh_TW"/>
@@ -1109,16 +870,16 @@
             <w:color w:val="0000EE"/>
             <w:u w:val="single"/>
           </w:rPr>
-          <w:t>羅3:25</w:t>
+          <w:t>林前7:39</w:t>
         </w:r>
       </w:hyperlink>
       <w:r>
         <w:rPr>
           <w:lang w:val="zh_TW" w:bidi="zh_TW"/>
         </w:rPr>
-        <w:t>）。他使用了</w:t>
-      </w:r>
-      <w:hyperlink r:id="rId28">
+        <w:t>），即只能與另一位基督徒結婚。對於沒有獨身恩賜的單身者來說，結婚的命令（</w:t>
+      </w:r>
+      <w:hyperlink r:id="rId37">
         <w:r>
           <w:rPr>
             <w:lang w:val="zh_TW" w:bidi="zh_TW"/>
@@ -1127,14 +888,50 @@
             <w:color w:val="0000EE"/>
             <w:u w:val="single"/>
           </w:rPr>
-          <w:t>利未記十六章</w:t>
+          <w:t>9</w:t>
         </w:r>
       </w:hyperlink>
       <w:r>
         <w:rPr>
           <w:lang w:val="zh_TW" w:bidi="zh_TW"/>
         </w:rPr>
-        <w:t>的措辭，該章描述的是猶太人最重要的獻祭。</w:t>
+        <w:t>節）同樣適用於因符合聖經原則的合法休妻而成為單身的人。根據基督在</w:t>
+      </w:r>
+      <w:hyperlink r:id="rId38">
+        <w:r>
+          <w:rPr>
+            <w:lang w:val="zh_TW" w:bidi="zh_TW"/>
+          </w:rPr>
+          <w:rPr>
+            <w:color w:val="0000EE"/>
+            <w:u w:val="single"/>
+          </w:rPr>
+          <w:t>馬可福音十章11至12節</w:t>
+        </w:r>
+      </w:hyperlink>
+      <w:r>
+        <w:rPr>
+          <w:lang w:val="zh_TW" w:bidi="zh_TW"/>
+        </w:rPr>
+        <w:t>和</w:t>
+      </w:r>
+      <w:hyperlink r:id="rId39">
+        <w:r>
+          <w:rPr>
+            <w:lang w:val="zh_TW" w:bidi="zh_TW"/>
+          </w:rPr>
+          <w:rPr>
+            <w:color w:val="0000EE"/>
+            <w:u w:val="single"/>
+          </w:rPr>
+          <w:t>路加福音十六章18節</w:t>
+        </w:r>
+      </w:hyperlink>
+      <w:r>
+        <w:rPr>
+          <w:lang w:val="zh_TW" w:bidi="zh_TW"/>
+        </w:rPr>
+        <w:t>中的教導，若休妻僅被用作更換配偶的手段，則其因意圖不純的休妻所構成的姦淫，這樣的再婚不被認可。</w:t>
       </w:r>
     </w:p>
     <w:p>
@@ -1148,115 +945,7 @@
         <w:rPr>
           <w:lang w:val="zh_TW" w:bidi="zh_TW"/>
         </w:rPr>
-        <w:t>彼得在寫到信徒被基督的血（</w:t>
-      </w:r>
-      <w:hyperlink r:id="rId43">
-        <w:r>
-          <w:rPr>
-            <w:lang w:val="zh_TW" w:bidi="zh_TW"/>
-          </w:rPr>
-          <w:rPr>
-            <w:color w:val="0000EE"/>
-            <w:u w:val="single"/>
-          </w:rPr>
-          <w:t>彼前1:2</w:t>
-        </w:r>
-      </w:hyperlink>
-      <w:r>
-        <w:rPr>
-          <w:lang w:val="zh_TW" w:bidi="zh_TW"/>
-        </w:rPr>
-        <w:t>）所灑時，也提到「立約的血」（此處引用</w:t>
-      </w:r>
-      <w:hyperlink r:id="rId31">
-        <w:r>
-          <w:rPr>
-            <w:lang w:val="zh_TW" w:bidi="zh_TW"/>
-          </w:rPr>
-          <w:rPr>
-            <w:color w:val="0000EE"/>
-            <w:u w:val="single"/>
-          </w:rPr>
-          <w:t>出24章</w:t>
-        </w:r>
-      </w:hyperlink>
-      <w:r>
-        <w:rPr>
-          <w:lang w:val="zh_TW" w:bidi="zh_TW"/>
-        </w:rPr>
-        <w:t>）。他同時宣告，信徒藉著耶穌的血得蒙救贖（</w:t>
-      </w:r>
-      <w:hyperlink r:id="rId44">
-        <w:r>
-          <w:rPr>
-            <w:lang w:val="zh_TW" w:bidi="zh_TW"/>
-          </w:rPr>
-          <w:rPr>
-            <w:color w:val="0000EE"/>
-            <w:u w:val="single"/>
-          </w:rPr>
-          <w:t>彼前1:9</w:t>
-        </w:r>
-      </w:hyperlink>
-      <w:r>
-        <w:rPr>
-          <w:lang w:val="zh_TW" w:bidi="zh_TW"/>
-        </w:rPr>
-        <w:t>）。他稱基督為「無瑕疵、無玷污的羔羊」，可能是聯想到</w:t>
-      </w:r>
-      <w:hyperlink r:id="rId45">
-        <w:r>
-          <w:rPr>
-            <w:lang w:val="zh_TW" w:bidi="zh_TW"/>
-          </w:rPr>
-          <w:rPr>
-            <w:color w:val="0000EE"/>
-            <w:u w:val="single"/>
-          </w:rPr>
-          <w:t>以賽亞書五十三章</w:t>
-        </w:r>
-      </w:hyperlink>
-      <w:r>
-        <w:rPr>
-          <w:lang w:val="zh_TW" w:bidi="zh_TW"/>
-        </w:rPr>
-        <w:t>中的僕人，或逾越節的羔羊。希伯來書的作者指出，基督完成了舊約聖經中的獻祭體系，因為祂的死成為最完全的獻祭（</w:t>
-      </w:r>
-      <w:hyperlink r:id="rId46">
-        <w:r>
-          <w:rPr>
-            <w:lang w:val="zh_TW" w:bidi="zh_TW"/>
-          </w:rPr>
-          <w:rPr>
-            <w:color w:val="0000EE"/>
-            <w:u w:val="single"/>
-          </w:rPr>
-          <w:t>來9:7–28</w:t>
-        </w:r>
-      </w:hyperlink>
-      <w:r>
-        <w:rPr>
-          <w:lang w:val="zh_TW" w:bidi="zh_TW"/>
-        </w:rPr>
-        <w:t>，</w:t>
-      </w:r>
-      <w:hyperlink r:id="rId47">
-        <w:r>
-          <w:rPr>
-            <w:lang w:val="zh_TW" w:bidi="zh_TW"/>
-          </w:rPr>
-          <w:rPr>
-            <w:color w:val="0000EE"/>
-            <w:u w:val="single"/>
-          </w:rPr>
-          <w:t>13:11–12</w:t>
-        </w:r>
-      </w:hyperlink>
-      <w:r>
-        <w:rPr>
-          <w:lang w:val="zh_TW" w:bidi="zh_TW"/>
-        </w:rPr>
-        <w:t>）。</w:t>
+        <w:t>通常有許多因素加起來導致一段婚姻的摧毀。因此，當教會在處理每個休妻和再婚的案例時，必須逐案處理，並考慮到神無窮的赦罪大能及其恢復破碎生命的恩典。顯然，聖經對休妻的限制並不適用於那些在信主前婚姻破裂的信徒，因為神的赦免洗清了他們在未信主時期的罪，使他們在基督裡成為新造的人。</w:t>
       </w:r>
     </w:p>
     <w:p>
@@ -1268,63 +957,74 @@
       </w:r>
       <w:r>
         <w:rPr>
-          <w:lang w:val="zh_TW" w:bidi="zh_TW"/>
-        </w:rPr>
-        <w:t>新約聖經多處提到基督的血，顯明神藉著祂兒子的死成就了完全的救贖（</w:t>
-      </w:r>
-      <w:hyperlink r:id="rId48">
-        <w:r>
-          <w:rPr>
-            <w:lang w:val="zh_TW" w:bidi="zh_TW"/>
-          </w:rPr>
-          <w:rPr>
-            <w:color w:val="0000EE"/>
-            <w:u w:val="single"/>
-          </w:rPr>
-          <w:t>來10:20</w:t>
-        </w:r>
-      </w:hyperlink>
-      <w:r>
-        <w:rPr>
-          <w:lang w:val="zh_TW" w:bidi="zh_TW"/>
-        </w:rPr>
-        <w:t>）。神同時彰顯公義，也使人得稱為義（與神和好）（</w:t>
-      </w:r>
-      <w:hyperlink r:id="rId49">
-        <w:r>
-          <w:rPr>
-            <w:lang w:val="zh_TW" w:bidi="zh_TW"/>
-          </w:rPr>
-          <w:rPr>
-            <w:color w:val="0000EE"/>
-            <w:u w:val="single"/>
-          </w:rPr>
-          <w:t>羅3:26</w:t>
-        </w:r>
-      </w:hyperlink>
-      <w:r>
-        <w:rPr>
-          <w:lang w:val="zh_TW" w:bidi="zh_TW"/>
-        </w:rPr>
-        <w:t>）。基督的血成為「一次而永遠」的救贖手段（</w:t>
-      </w:r>
-      <w:hyperlink r:id="rId50">
-        <w:r>
-          <w:rPr>
-            <w:lang w:val="zh_TW" w:bidi="zh_TW"/>
-          </w:rPr>
-          <w:rPr>
-            <w:color w:val="0000EE"/>
-            <w:u w:val="single"/>
-          </w:rPr>
-          <w:t>來9:26</w:t>
-        </w:r>
-      </w:hyperlink>
-      <w:r>
-        <w:rPr>
-          <w:lang w:val="zh_TW" w:bidi="zh_TW"/>
-        </w:rPr>
-        <w:t>）。</w:t>
+          <w:i/>
+          <w:lang w:val="zh_TW" w:bidi="zh_TW"/>
+        </w:rPr>
+        <w:t>另見</w:t>
+      </w:r>
+      <w:r>
+        <w:rPr>
+          <w:lang w:val="zh_TW" w:bidi="zh_TW"/>
+        </w:rPr>
+        <w:t xml:space="preserve"> </w:t>
+      </w:r>
+      <w:r>
+        <w:rPr>
+          <w:lang w:val="zh_TW" w:bidi="zh_TW"/>
+        </w:rPr>
+        <w:t>姦淫</w:t>
+      </w:r>
+      <w:r>
+        <w:rPr>
+          <w:lang w:val="zh_TW" w:bidi="zh_TW"/>
+        </w:rPr>
+        <w:t>；</w:t>
+      </w:r>
+      <w:r>
+        <w:rPr>
+          <w:lang w:val="zh_TW" w:bidi="zh_TW"/>
+        </w:rPr>
+        <w:t>民事法律和司法</w:t>
+      </w:r>
+      <w:r>
+        <w:rPr>
+          <w:lang w:val="zh_TW" w:bidi="zh_TW"/>
+        </w:rPr>
+        <w:t>；</w:t>
+      </w:r>
+      <w:r>
+        <w:rPr>
+          <w:lang w:val="zh_TW" w:bidi="zh_TW"/>
+        </w:rPr>
+        <w:t>婚姻，婚姻習俗</w:t>
+      </w:r>
+      <w:r>
+        <w:rPr>
+          <w:lang w:val="zh_TW" w:bidi="zh_TW"/>
+        </w:rPr>
+        <w:t>；</w:t>
+      </w:r>
+      <w:r>
+        <w:rPr>
+          <w:lang w:val="zh_TW" w:bidi="zh_TW"/>
+        </w:rPr>
+        <w:t>性，性別</w:t>
+      </w:r>
+      <w:r>
+        <w:rPr>
+          <w:lang w:val="zh_TW" w:bidi="zh_TW"/>
+        </w:rPr>
+        <w:t>。</w:t>
+      </w:r>
+      <w:r>
+        <w:rPr>
+          <w:lang w:val="zh_TW" w:bidi="zh_TW"/>
+        </w:rPr>
+      </w:r>
+      <w:r>
+        <w:rPr>
+          <w:lang w:val="zh_TW" w:bidi="zh_TW"/>
+        </w:rPr>
       </w:r>
     </w:p>
     <w:p>
@@ -1334,35 +1034,16 @@
           <w:lang w:val="zh_TW" w:bidi="zh_TW"/>
         </w:rPr>
       </w:r>
-      <w:r>
-        <w:rPr>
-          <w:i/>
-          <w:lang w:val="zh_TW" w:bidi="zh_TW"/>
-        </w:rPr>
-        <w:t>見</w:t>
-      </w:r>
-      <w:r>
-        <w:rPr>
-          <w:lang w:val="zh_TW" w:bidi="zh_TW"/>
-        </w:rPr>
-        <w:t>贖罪；</w:t>
-      </w:r>
-      <w:r>
-        <w:rPr>
-          <w:lang w:val="zh_TW" w:bidi="zh_TW"/>
-        </w:rPr>
-        <w:t>供物和獻祭</w:t>
-      </w:r>
-      <w:r>
-        <w:rPr>
-          <w:lang w:val="zh_TW" w:bidi="zh_TW"/>
-        </w:rPr>
-        <w:t>。</w:t>
-      </w:r>
-      <w:r>
-        <w:rPr>
-          <w:lang w:val="zh_TW" w:bidi="zh_TW"/>
-        </w:rPr>
+    </w:p>
+    <w:p>
+      <w:pPr>
+        <w:pStyle w:val="Heading2"/>
+      </w:pPr>
+      <w:r>
+        <w:rPr>
+          <w:lang w:val="zh_TW" w:bidi="zh_TW"/>
+        </w:rPr>
+        <w:t>休書</w:t>
       </w:r>
       <w:r>
         <w:rPr>
@@ -1377,45 +1058,13 @@
           <w:lang w:val="zh_TW" w:bidi="zh_TW"/>
         </w:rPr>
       </w:r>
-    </w:p>
-    <w:p>
-      <w:pPr>
-        <w:pStyle w:val="Heading2"/>
-      </w:pPr>
-      <w:r>
-        <w:rPr>
-          <w:lang w:val="zh_TW" w:bidi="zh_TW"/>
-        </w:rPr>
-        <w:t>血漏</w:t>
-      </w:r>
-      <w:r>
-        <w:rPr>
-          <w:lang w:val="zh_TW" w:bidi="zh_TW"/>
-        </w:rPr>
-      </w:r>
-    </w:p>
-    <w:p>
-      <w:pPr>
-        <w:pStyle w:val="ListNumber"/>
-        <w:numPr>
-          <w:ilvl w:val="0"/>
-          <w:numId w:val="14"/>
-        </w:numPr>
-        <w:spacing w:line="240" w:lineRule="auto"/>
-        <w:ind w:left="720"/>
-      </w:pPr>
-      <w:r>
-        <w:rPr>
-          <w:lang w:val="zh_TW" w:bidi="zh_TW"/>
-        </w:rPr>
-      </w:r>
-      <w:r>
-        <w:rPr>
-          <w:lang w:val="zh_TW" w:bidi="zh_TW"/>
-        </w:rPr>
-        <w:t>女性在月經期間陰道出血。</w:t>
-      </w:r>
-      <w:hyperlink r:id="rId51">
+      <w:r>
+        <w:rPr>
+          <w:lang w:val="zh_TW" w:bidi="zh_TW"/>
+        </w:rPr>
+        <w:t>一份根據摩西律法宣告丈夫和妻子分離的文件（</w:t>
+      </w:r>
+      <w:hyperlink r:id="rId24">
         <w:r>
           <w:rPr>
             <w:lang w:val="zh_TW" w:bidi="zh_TW"/>
@@ -1424,16 +1073,16 @@
             <w:color w:val="0000EE"/>
             <w:u w:val="single"/>
           </w:rPr>
-          <w:t>利未記十五章</w:t>
+          <w:t>申24:1–4</w:t>
         </w:r>
       </w:hyperlink>
       <w:r>
         <w:rPr>
           <w:lang w:val="zh_TW" w:bidi="zh_TW"/>
         </w:rPr>
-        <w:t>記載神藉摩西頒布的有關生殖器分泌物的律法。一個陰道出血的婦人，在出血期間以及之後的七天內，被視為禮儀上的不潔。在此期間，她不得參加會幕或聖殿中的敬拜，也不得上街或進入市場。任何觸碰她或她物品的人也被視為不潔（</w:t>
-      </w:r>
-      <w:hyperlink r:id="rId52">
+        <w:t>；見</w:t>
+      </w:r>
+      <w:hyperlink r:id="rId40">
         <w:r>
           <w:rPr>
             <w:lang w:val="zh_TW" w:bidi="zh_TW"/>
@@ -1442,16 +1091,10 @@
             <w:color w:val="0000EE"/>
             <w:u w:val="single"/>
           </w:rPr>
-          <w:t>利15:19</w:t>
+          <w:t>太5:31，</w:t>
         </w:r>
       </w:hyperlink>
-      <w:r>
-        <w:rPr>
-          <w:lang w:val="zh_TW" w:bidi="zh_TW"/>
-        </w:rPr>
-        <w:t>–</w:t>
-      </w:r>
-      <w:hyperlink r:id="rId52">
+      <w:hyperlink r:id="rId41">
         <w:r>
           <w:rPr>
             <w:lang w:val="zh_TW" w:bidi="zh_TW"/>
@@ -1460,16 +1103,10 @@
             <w:color w:val="0000EE"/>
             <w:u w:val="single"/>
           </w:rPr>
-          <w:t>28</w:t>
+          <w:t>19:7；</w:t>
         </w:r>
       </w:hyperlink>
-      <w:r>
-        <w:rPr>
-          <w:lang w:val="zh_TW" w:bidi="zh_TW"/>
-        </w:rPr>
-        <w:t>）。在婦人不潔期間，禁止發生性行為。她出血停止後七天，可以獻上兩隻斑鳩或雛鴿作為祭物，由祭司為她贖罪，以潔淨她的不潔時期（</w:t>
-      </w:r>
-      <w:hyperlink r:id="rId53">
+      <w:hyperlink r:id="rId42">
         <w:r>
           <w:rPr>
             <w:lang w:val="zh_TW" w:bidi="zh_TW"/>
@@ -1478,16 +1115,16 @@
             <w:color w:val="0000EE"/>
             <w:u w:val="single"/>
           </w:rPr>
-          <w:t>利15:29</w:t>
+          <w:t>可10:4</w:t>
         </w:r>
       </w:hyperlink>
       <w:r>
         <w:rPr>
           <w:lang w:val="zh_TW" w:bidi="zh_TW"/>
         </w:rPr>
-        <w:t>–</w:t>
-      </w:r>
-      <w:hyperlink r:id="rId53">
+        <w:t>）。休書保護了婦女的權利，提供她已獲自由的證據，並確保她的丈夫不能索取她的嫁妝。這類文件措辭可見於</w:t>
+      </w:r>
+      <w:hyperlink r:id="rId43">
         <w:r>
           <w:rPr>
             <w:lang w:val="zh_TW" w:bidi="zh_TW"/>
@@ -1496,23 +1133,16 @@
             <w:color w:val="0000EE"/>
             <w:u w:val="single"/>
           </w:rPr>
-          <w:t>30</w:t>
+          <w:t>何西阿書二章2節</w:t>
         </w:r>
       </w:hyperlink>
       <w:r>
         <w:rPr>
           <w:lang w:val="zh_TW" w:bidi="zh_TW"/>
         </w:rPr>
-        <w:t>）。</w:t>
-        <w:br/>
-      </w:r>
-      <w:r>
-        <w:rPr>
-          <w:lang w:val="zh_TW" w:bidi="zh_TW"/>
-        </w:rPr>
-        <w:t>耶穌醫治一個患血漏12年的女人的事蹟，記載在三卷福音書中（</w:t>
-      </w:r>
-      <w:hyperlink r:id="rId54">
+        <w:t>：「因為她不是我的妻子， 我也不是她的丈夫」。舊約中的先知以此比喻，表達神欲與悖逆的百姓分離的心意（</w:t>
+      </w:r>
+      <w:hyperlink r:id="rId44">
         <w:r>
           <w:rPr>
             <w:lang w:val="zh_TW" w:bidi="zh_TW"/>
@@ -1521,16 +1151,10 @@
             <w:color w:val="0000EE"/>
             <w:u w:val="single"/>
           </w:rPr>
-          <w:t>太9:20–22</w:t>
+          <w:t>賽50:1；</w:t>
         </w:r>
       </w:hyperlink>
-      <w:r>
-        <w:rPr>
-          <w:lang w:val="zh_TW" w:bidi="zh_TW"/>
-        </w:rPr>
-        <w:t>；</w:t>
-      </w:r>
-      <w:hyperlink r:id="rId55">
+      <w:hyperlink r:id="rId45">
         <w:r>
           <w:rPr>
             <w:lang w:val="zh_TW" w:bidi="zh_TW"/>
@@ -1539,115 +1163,7 @@
             <w:color w:val="0000EE"/>
             <w:u w:val="single"/>
           </w:rPr>
-          <w:t>可5:25</w:t>
-        </w:r>
-      </w:hyperlink>
-      <w:r>
-        <w:rPr>
-          <w:lang w:val="zh_TW" w:bidi="zh_TW"/>
-        </w:rPr>
-        <w:t>–</w:t>
-      </w:r>
-      <w:hyperlink r:id="rId55">
-        <w:r>
-          <w:rPr>
-            <w:lang w:val="zh_TW" w:bidi="zh_TW"/>
-          </w:rPr>
-          <w:rPr>
-            <w:color w:val="0000EE"/>
-            <w:u w:val="single"/>
-          </w:rPr>
-          <w:t>34</w:t>
-        </w:r>
-      </w:hyperlink>
-      <w:r>
-        <w:rPr>
-          <w:lang w:val="zh_TW" w:bidi="zh_TW"/>
-        </w:rPr>
-        <w:t>；</w:t>
-      </w:r>
-      <w:hyperlink r:id="rId56">
-        <w:r>
-          <w:rPr>
-            <w:lang w:val="zh_TW" w:bidi="zh_TW"/>
-          </w:rPr>
-          <w:rPr>
-            <w:color w:val="0000EE"/>
-            <w:u w:val="single"/>
-          </w:rPr>
-          <w:t>路8:43</w:t>
-        </w:r>
-      </w:hyperlink>
-      <w:r>
-        <w:rPr>
-          <w:lang w:val="zh_TW" w:bidi="zh_TW"/>
-        </w:rPr>
-        <w:t>–</w:t>
-      </w:r>
-      <w:hyperlink r:id="rId56">
-        <w:r>
-          <w:rPr>
-            <w:lang w:val="zh_TW" w:bidi="zh_TW"/>
-          </w:rPr>
-          <w:rPr>
-            <w:color w:val="0000EE"/>
-            <w:u w:val="single"/>
-          </w:rPr>
-          <w:t>48</w:t>
-        </w:r>
-      </w:hyperlink>
-      <w:r>
-        <w:rPr>
-          <w:lang w:val="zh_TW" w:bidi="zh_TW"/>
-        </w:rPr>
-        <w:t>）。如果她是陰道出血，那麼她長期的不潔狀態（以及因此與他人隔離）必然非常艱難。她除了焦慮和不適，還可能因此無法懷孕。經文記載她「在好些醫生手裡受了許多的苦，又花盡了她所有的，一點也不見好，病勢反倒更重了」（</w:t>
-      </w:r>
-      <w:hyperlink r:id="rId57">
-        <w:r>
-          <w:rPr>
-            <w:lang w:val="zh_TW" w:bidi="zh_TW"/>
-          </w:rPr>
-          <w:rPr>
-            <w:color w:val="0000EE"/>
-            <w:u w:val="single"/>
-          </w:rPr>
-          <w:t>可5:26</w:t>
-        </w:r>
-      </w:hyperlink>
-      <w:r>
-        <w:rPr>
-          <w:lang w:val="zh_TW" w:bidi="zh_TW"/>
-        </w:rPr>
-        <w:t>）。最後，她無視有關不潔的規定，穿過人群觸摸耶穌。當她觸摸耶穌時，她的血漏立刻止住了。</w:t>
-      </w:r>
-    </w:p>
-    <w:p>
-      <w:pPr>
-        <w:pStyle w:val="ListNumber"/>
-        <w:spacing w:line="240" w:lineRule="auto"/>
-        <w:ind w:left="720"/>
-      </w:pPr>
-      <w:r>
-        <w:rPr>
-          <w:lang w:val="zh_TW" w:bidi="zh_TW"/>
-        </w:rPr>
-      </w:r>
-      <w:r>
-        <w:rPr>
-          <w:lang w:val="zh_TW" w:bidi="zh_TW"/>
-        </w:rPr>
-        <w:t>血便。部百流的父親患有某種形式的痢疾（</w:t>
-      </w:r>
-      <w:hyperlink r:id="rId58">
-        <w:r>
-          <w:rPr>
-            <w:lang w:val="zh_TW" w:bidi="zh_TW"/>
-          </w:rPr>
-          <w:rPr>
-            <w:color w:val="0000EE"/>
-            <w:u w:val="single"/>
-          </w:rPr>
-          <w:t>徒28:8</w:t>
+          <w:t>耶3:8</w:t>
         </w:r>
       </w:hyperlink>
       <w:r>
@@ -1681,7 +1197,7 @@
         <w:rPr>
           <w:lang w:val="zh_TW" w:bidi="zh_TW"/>
         </w:rPr>
-        <w:t>藥物與醫療實踐</w:t>
+        <w:t>民事律法和司法</w:t>
       </w:r>
       <w:r>
         <w:rPr>
@@ -1693,399 +1209,19 @@
         <w:rPr>
           <w:lang w:val="zh_TW" w:bidi="zh_TW"/>
         </w:rPr>
-        <w:t>出血</w:t>
-      </w:r>
-      <w:r>
-        <w:rPr>
-          <w:lang w:val="zh_TW" w:bidi="zh_TW"/>
-        </w:rPr>
-        <w:t>。</w:t>
-      </w:r>
-      <w:r>
-        <w:rPr>
-          <w:lang w:val="zh_TW" w:bidi="zh_TW"/>
-        </w:rPr>
-      </w:r>
-      <w:r>
-        <w:rPr>
-          <w:lang w:val="zh_TW" w:bidi="zh_TW"/>
-        </w:rPr>
-      </w:r>
-    </w:p>
-    <w:p>
-      <w:pPr/>
-      <w:r>
-        <w:rPr>
-          <w:lang w:val="zh_TW" w:bidi="zh_TW"/>
-        </w:rPr>
-      </w:r>
-    </w:p>
-    <w:p>
-      <w:pPr>
-        <w:pStyle w:val="Heading2"/>
-      </w:pPr>
-      <w:r>
-        <w:rPr>
-          <w:lang w:val="zh_TW" w:bidi="zh_TW"/>
-        </w:rPr>
-        <w:t>血漏</w:t>
-      </w:r>
-      <w:r>
-        <w:rPr>
-          <w:lang w:val="zh_TW" w:bidi="zh_TW"/>
-        </w:rPr>
-      </w:r>
-    </w:p>
-    <w:p>
-      <w:pPr/>
-      <w:r>
-        <w:rPr>
-          <w:lang w:val="zh_TW" w:bidi="zh_TW"/>
-        </w:rPr>
-      </w:r>
-      <w:r>
-        <w:rPr>
-          <w:lang w:val="zh_TW" w:bidi="zh_TW"/>
-        </w:rPr>
-        <w:t>也可解作從割傷或流鼻血中流出來的血（</w:t>
-      </w:r>
-      <w:hyperlink r:id="rId59">
-        <w:r>
-          <w:rPr>
-            <w:lang w:val="zh_TW" w:bidi="zh_TW"/>
-          </w:rPr>
-          <w:rPr>
-            <w:color w:val="0000EE"/>
-            <w:u w:val="single"/>
-          </w:rPr>
-          <w:t>箴言30:33</w:t>
-        </w:r>
-      </w:hyperlink>
-      <w:r>
-        <w:rPr>
-          <w:lang w:val="zh_TW" w:bidi="zh_TW"/>
-        </w:rPr>
-        <w:t>）。</w:t>
-      </w:r>
-    </w:p>
-    <w:p>
-      <w:pPr/>
-      <w:r>
-        <w:rPr>
-          <w:lang w:val="zh_TW" w:bidi="zh_TW"/>
-        </w:rPr>
-      </w:r>
-      <w:r>
-        <w:rPr>
-          <w:lang w:val="zh_TW" w:bidi="zh_TW"/>
-        </w:rPr>
-        <w:t>在聖經中，它大多指月經。在</w:t>
-      </w:r>
-      <w:hyperlink r:id="rId60">
-        <w:r>
-          <w:rPr>
-            <w:lang w:val="zh_TW" w:bidi="zh_TW"/>
-          </w:rPr>
-          <w:rPr>
-            <w:color w:val="0000EE"/>
-            <w:u w:val="single"/>
-          </w:rPr>
-          <w:t>利未記15:19</w:t>
-        </w:r>
-      </w:hyperlink>
-      <w:r>
-        <w:rPr>
-          <w:lang w:val="zh_TW" w:bidi="zh_TW"/>
-        </w:rPr>
-        <w:t>–</w:t>
-      </w:r>
-      <w:hyperlink r:id="rId60">
-        <w:r>
-          <w:rPr>
-            <w:lang w:val="zh_TW" w:bidi="zh_TW"/>
-          </w:rPr>
-          <w:rPr>
-            <w:color w:val="0000EE"/>
-            <w:u w:val="single"/>
-          </w:rPr>
-          <w:t>30，</w:t>
-        </w:r>
-      </w:hyperlink>
-      <w:r>
-        <w:rPr>
-          <w:lang w:val="zh_TW" w:bidi="zh_TW"/>
-        </w:rPr>
-        <w:t>記載了有關正常和異常月經的法律記載：一位正常月經的婦女不潔淨七天，以及她所接觸的任何東西；任何流血超過七天的婦女在流血期間不潔淨，還要再加七天。</w:t>
-      </w:r>
-    </w:p>
-    <w:p>
-      <w:pPr/>
-      <w:r>
-        <w:rPr>
-          <w:lang w:val="zh_TW" w:bidi="zh_TW"/>
-        </w:rPr>
-      </w:r>
-      <w:r>
-        <w:rPr>
-          <w:lang w:val="zh_TW" w:bidi="zh_TW"/>
-        </w:rPr>
-        <w:t>除了約翰福音以外，其它三本福音書都講述了耶穌奇蹟般地治癒了一位血漏12年的婦女的故事（</w:t>
-      </w:r>
-      <w:hyperlink r:id="rId54">
-        <w:r>
-          <w:rPr>
-            <w:lang w:val="zh_TW" w:bidi="zh_TW"/>
-          </w:rPr>
-          <w:rPr>
-            <w:color w:val="0000EE"/>
-            <w:u w:val="single"/>
-          </w:rPr>
-          <w:t>太9:20</w:t>
-        </w:r>
-      </w:hyperlink>
-      <w:r>
-        <w:rPr>
-          <w:lang w:val="zh_TW" w:bidi="zh_TW"/>
-        </w:rPr>
-        <w:t>–</w:t>
-      </w:r>
-      <w:hyperlink r:id="rId54">
-        <w:r>
-          <w:rPr>
-            <w:lang w:val="zh_TW" w:bidi="zh_TW"/>
-          </w:rPr>
-          <w:rPr>
-            <w:color w:val="0000EE"/>
-            <w:u w:val="single"/>
-          </w:rPr>
-          <w:t>22</w:t>
-        </w:r>
-      </w:hyperlink>
-      <w:r>
-        <w:rPr>
-          <w:lang w:val="zh_TW" w:bidi="zh_TW"/>
-        </w:rPr>
-        <w:t>，</w:t>
-      </w:r>
-      <w:hyperlink r:id="rId55">
-        <w:r>
-          <w:rPr>
-            <w:lang w:val="zh_TW" w:bidi="zh_TW"/>
-          </w:rPr>
-          <w:rPr>
-            <w:color w:val="0000EE"/>
-            <w:u w:val="single"/>
-          </w:rPr>
-          <w:t>可5:25</w:t>
-        </w:r>
-      </w:hyperlink>
-      <w:r>
-        <w:rPr>
-          <w:lang w:val="zh_TW" w:bidi="zh_TW"/>
-        </w:rPr>
-        <w:t>–</w:t>
-      </w:r>
-      <w:hyperlink r:id="rId55">
-        <w:r>
-          <w:rPr>
-            <w:lang w:val="zh_TW" w:bidi="zh_TW"/>
-          </w:rPr>
-          <w:rPr>
-            <w:color w:val="0000EE"/>
-            <w:u w:val="single"/>
-          </w:rPr>
-          <w:t>34</w:t>
-        </w:r>
-      </w:hyperlink>
-      <w:r>
-        <w:rPr>
-          <w:lang w:val="zh_TW" w:bidi="zh_TW"/>
-        </w:rPr>
-        <w:t>，</w:t>
-      </w:r>
-      <w:hyperlink r:id="rId56">
-        <w:r>
-          <w:rPr>
-            <w:lang w:val="zh_TW" w:bidi="zh_TW"/>
-          </w:rPr>
-          <w:rPr>
-            <w:color w:val="0000EE"/>
-            <w:u w:val="single"/>
-          </w:rPr>
-          <w:t>路8:43</w:t>
-        </w:r>
-      </w:hyperlink>
-      <w:r>
-        <w:rPr>
-          <w:lang w:val="zh_TW" w:bidi="zh_TW"/>
-        </w:rPr>
-        <w:t>–</w:t>
-      </w:r>
-      <w:hyperlink r:id="rId56">
-        <w:r>
-          <w:rPr>
-            <w:lang w:val="zh_TW" w:bidi="zh_TW"/>
-          </w:rPr>
-          <w:rPr>
-            <w:color w:val="0000EE"/>
-            <w:u w:val="single"/>
-          </w:rPr>
-          <w:t>48</w:t>
-        </w:r>
-      </w:hyperlink>
-      <w:r>
-        <w:rPr>
-          <w:lang w:val="zh_TW" w:bidi="zh_TW"/>
-        </w:rPr>
-        <w:t>）。通過觸摸耶穌的衣服，這位婦女違反了舊約聖經中關於月經的律法，因為她使耶穌的衣服不潔淨（</w:t>
-      </w:r>
-      <w:hyperlink r:id="rId51">
-        <w:r>
-          <w:rPr>
-            <w:lang w:val="zh_TW" w:bidi="zh_TW"/>
-          </w:rPr>
-          <w:rPr>
-            <w:color w:val="0000EE"/>
-            <w:u w:val="single"/>
-          </w:rPr>
-          <w:t>利未記15</w:t>
-        </w:r>
-      </w:hyperlink>
-      <w:r>
-        <w:rPr>
-          <w:lang w:val="zh_TW" w:bidi="zh_TW"/>
-        </w:rPr>
-        <w:t>），然而，她對耶穌的信心醫治了她。</w:t>
-      </w:r>
-    </w:p>
-    <w:p>
-      <w:pPr/>
-      <w:r>
-        <w:rPr>
-          <w:lang w:val="zh_TW" w:bidi="zh_TW"/>
-        </w:rPr>
-      </w:r>
-      <w:r>
-        <w:rPr>
-          <w:i/>
-          <w:lang w:val="zh_TW" w:bidi="zh_TW"/>
-        </w:rPr>
-        <w:t>另見</w:t>
-      </w:r>
-      <w:r>
-        <w:rPr>
-          <w:lang w:val="zh_TW" w:bidi="zh_TW"/>
-        </w:rPr>
-        <w:t xml:space="preserve"> </w:t>
-      </w:r>
-      <w:r>
-        <w:rPr>
-          <w:lang w:val="zh_TW" w:bidi="zh_TW"/>
-        </w:rPr>
-        <w:t>藥物與醫療實踐</w:t>
-      </w:r>
-      <w:r>
-        <w:rPr>
-          <w:lang w:val="zh_TW" w:bidi="zh_TW"/>
-        </w:rPr>
-        <w:t>。</w:t>
-      </w:r>
-      <w:r>
-        <w:rPr>
-          <w:lang w:val="zh_TW" w:bidi="zh_TW"/>
-        </w:rPr>
-      </w:r>
-      <w:r>
-        <w:rPr>
-          <w:lang w:val="zh_TW" w:bidi="zh_TW"/>
-        </w:rPr>
-      </w:r>
-    </w:p>
-    <w:p>
-      <w:pPr/>
-      <w:r>
-        <w:rPr>
-          <w:lang w:val="zh_TW" w:bidi="zh_TW"/>
-        </w:rPr>
-      </w:r>
-    </w:p>
-    <w:p>
-      <w:pPr>
-        <w:pStyle w:val="Heading2"/>
-      </w:pPr>
-      <w:r>
-        <w:rPr>
-          <w:lang w:val="zh_TW" w:bidi="zh_TW"/>
-        </w:rPr>
-        <w:t>血漏的問題</w:t>
-      </w:r>
-      <w:r>
-        <w:rPr>
-          <w:lang w:val="zh_TW" w:bidi="zh_TW"/>
-        </w:rPr>
-      </w:r>
-    </w:p>
-    <w:p>
-      <w:pPr/>
-      <w:r>
-        <w:rPr>
-          <w:lang w:val="zh_TW" w:bidi="zh_TW"/>
-        </w:rPr>
-      </w:r>
-      <w:r>
-        <w:rPr>
-          <w:lang w:val="zh_TW" w:bidi="zh_TW"/>
-        </w:rPr>
-        <w:t>「血漏」在</w:t>
-      </w:r>
-      <w:hyperlink r:id="rId33">
-        <w:r>
-          <w:rPr>
-            <w:lang w:val="zh_TW" w:bidi="zh_TW"/>
-          </w:rPr>
-          <w:rPr>
-            <w:color w:val="0000EE"/>
-            <w:u w:val="single"/>
-          </w:rPr>
-          <w:t>太9:20</w:t>
-        </w:r>
-      </w:hyperlink>
-      <w:r>
-        <w:rPr>
-          <w:lang w:val="zh_TW" w:bidi="zh_TW"/>
-        </w:rPr>
-        <w:t>和</w:t>
-      </w:r>
-      <w:hyperlink r:id="rId61">
-        <w:r>
-          <w:rPr>
-            <w:lang w:val="zh_TW" w:bidi="zh_TW"/>
-          </w:rPr>
-          <w:rPr>
-            <w:color w:val="0000EE"/>
-            <w:u w:val="single"/>
-          </w:rPr>
-          <w:t>可5:25</w:t>
-        </w:r>
-      </w:hyperlink>
-      <w:r>
-        <w:rPr>
-          <w:lang w:val="zh_TW" w:bidi="zh_TW"/>
-        </w:rPr>
-        <w:t>的翻譯。</w:t>
-      </w:r>
-      <w:r>
-        <w:rPr>
-          <w:i/>
-          <w:lang w:val="zh_TW" w:bidi="zh_TW"/>
-        </w:rPr>
-        <w:t>見</w:t>
-      </w:r>
-      <w:r>
-        <w:rPr>
-          <w:lang w:val="zh_TW" w:bidi="zh_TW"/>
-        </w:rPr>
-        <w:t>血漏</w:t>
+        <w:t>休妻</w:t>
+      </w:r>
+      <w:r>
+        <w:rPr>
+          <w:lang w:val="zh_TW" w:bidi="zh_TW"/>
+        </w:rPr>
+        <w:t>；</w:t>
+      </w:r>
+      <w:r>
+        <w:rPr>
+          <w:lang w:val="zh_TW" w:bidi="zh_TW"/>
+        </w:rPr>
+        <w:t>婚姻，婚姻習俗</w:t>
       </w:r>
       <w:r>
         <w:rPr>
@@ -3993,12 +3129,6 @@
   </w:num>
   <w:num w:numId="13" w16cid:durableId="592781308">
     <w:abstractNumId w:val="11"/>
-  </w:num>
-  <w:num w:numId="14">
-    <w:abstractNumId w:val="3"/>
-    <w:lvlOverride w:ilvl="0">
-      <w:startOverride w:val="1"/>
-    </w:lvlOverride>
   </w:num>
   <w:numIdMacAtCleanup w:val="10"/>
 </w:numbering>

--- a/zht/docx/195.content.docx
+++ b/zht/docx/195.content.docx
@@ -247,36 +247,24 @@
         </w:rPr>
         <w:t>在創世記的創造記載中，婚姻被定義為神在無罪環境中所設立的「一體」聯合（</w:t>
       </w:r>
-      <w:hyperlink r:id="rId13">
-        <w:r>
-          <w:rPr>
-            <w:lang w:val="zh_TW" w:bidi="zh_TW"/>
-          </w:rPr>
-          <w:rPr>
-            <w:color w:val="0000EE"/>
-            <w:u w:val="single"/>
-          </w:rPr>
-          <w:t>創2:24</w:t>
-        </w:r>
-      </w:hyperlink>
+      <w:r>
+        <w:rPr>
+          <w:lang w:val="zh_TW" w:bidi="zh_TW"/>
+        </w:rPr>
+        <w:t>創2:24</w:t>
+      </w:r>
       <w:r>
         <w:rPr>
           <w:lang w:val="zh_TW" w:bidi="zh_TW"/>
         </w:rPr>
         <w:t>）。在這樣的條件下，婚姻關係的解體是不可想像的。在耶穌的事工中，祂肯定神對婚姻原初設計的這一方面，並描述了「一體」關係的含義，即廢除配偶間的分離狀態，並創造出一種牢不可破的聯合（</w:t>
       </w:r>
-      <w:hyperlink r:id="rId14">
-        <w:r>
-          <w:rPr>
-            <w:lang w:val="zh_TW" w:bidi="zh_TW"/>
-          </w:rPr>
-          <w:rPr>
-            <w:color w:val="0000EE"/>
-            <w:u w:val="single"/>
-          </w:rPr>
-          <w:t>太19:6</w:t>
-        </w:r>
-      </w:hyperlink>
+      <w:r>
+        <w:rPr>
+          <w:lang w:val="zh_TW" w:bidi="zh_TW"/>
+        </w:rPr>
+        <w:t>太19:6</w:t>
+      </w:r>
       <w:r>
         <w:rPr>
           <w:lang w:val="zh_TW" w:bidi="zh_TW"/>
@@ -308,114 +296,72 @@
         </w:rPr>
         <w:t>墮落所帶來的破壞，對男性和女性之間的關係造成了嚴重後果。由於罪切斷了他們對神的主要依賴，男人和女人分別受制於他們最初被造時的元素。男人受制於他來自的塵土（</w:t>
       </w:r>
-      <w:hyperlink r:id="rId15">
-        <w:r>
-          <w:rPr>
-            <w:lang w:val="zh_TW" w:bidi="zh_TW"/>
-          </w:rPr>
-          <w:rPr>
-            <w:color w:val="0000EE"/>
-            <w:u w:val="single"/>
-          </w:rPr>
-          <w:t>創2:7，</w:t>
-        </w:r>
-      </w:hyperlink>
-      <w:hyperlink r:id="rId16">
-        <w:r>
-          <w:rPr>
-            <w:lang w:val="zh_TW" w:bidi="zh_TW"/>
-          </w:rPr>
-          <w:rPr>
-            <w:color w:val="0000EE"/>
-            <w:u w:val="single"/>
-          </w:rPr>
-          <w:t>3:19</w:t>
-        </w:r>
-      </w:hyperlink>
+      <w:r>
+        <w:rPr>
+          <w:lang w:val="zh_TW" w:bidi="zh_TW"/>
+        </w:rPr>
+        <w:t>創2:7，</w:t>
+      </w:r>
+      <w:r>
+        <w:rPr>
+          <w:lang w:val="zh_TW" w:bidi="zh_TW"/>
+        </w:rPr>
+        <w:t>3:19</w:t>
+      </w:r>
       <w:r>
         <w:rPr>
           <w:lang w:val="zh_TW" w:bidi="zh_TW"/>
         </w:rPr>
         <w:t>），女人則受制於她從男人而被造的事實（</w:t>
       </w:r>
-      <w:hyperlink r:id="rId17">
-        <w:r>
-          <w:rPr>
-            <w:lang w:val="zh_TW" w:bidi="zh_TW"/>
-          </w:rPr>
-          <w:rPr>
-            <w:color w:val="0000EE"/>
-            <w:u w:val="single"/>
-          </w:rPr>
-          <w:t>2:22，</w:t>
-        </w:r>
-      </w:hyperlink>
-      <w:hyperlink r:id="rId18">
-        <w:r>
-          <w:rPr>
-            <w:lang w:val="zh_TW" w:bidi="zh_TW"/>
-          </w:rPr>
-          <w:rPr>
-            <w:color w:val="0000EE"/>
-            <w:u w:val="single"/>
-          </w:rPr>
-          <w:t>3:16</w:t>
-        </w:r>
-      </w:hyperlink>
+      <w:r>
+        <w:rPr>
+          <w:lang w:val="zh_TW" w:bidi="zh_TW"/>
+        </w:rPr>
+        <w:t>2:22，</w:t>
+      </w:r>
+      <w:r>
+        <w:rPr>
+          <w:lang w:val="zh_TW" w:bidi="zh_TW"/>
+        </w:rPr>
+        <w:t>3:16</w:t>
+      </w:r>
       <w:r>
         <w:rPr>
           <w:lang w:val="zh_TW" w:bidi="zh_TW"/>
         </w:rPr>
         <w:t>）。在墮落之前，男人和女人共享神的形象，享有平等的關係（</w:t>
       </w:r>
-      <w:hyperlink r:id="rId19">
-        <w:r>
-          <w:rPr>
-            <w:lang w:val="zh_TW" w:bidi="zh_TW"/>
-          </w:rPr>
-          <w:rPr>
-            <w:color w:val="0000EE"/>
-            <w:u w:val="single"/>
-          </w:rPr>
-          <w:t>1:27</w:t>
-        </w:r>
-      </w:hyperlink>
+      <w:r>
+        <w:rPr>
+          <w:lang w:val="zh_TW" w:bidi="zh_TW"/>
+        </w:rPr>
+        <w:t>1:27</w:t>
+      </w:r>
       <w:r>
         <w:rPr>
           <w:lang w:val="zh_TW" w:bidi="zh_TW"/>
         </w:rPr>
         <w:t>）並共同承擔治理受造之物的神聖使命（見</w:t>
       </w:r>
-      <w:hyperlink r:id="rId20">
-        <w:r>
-          <w:rPr>
-            <w:lang w:val="zh_TW" w:bidi="zh_TW"/>
-          </w:rPr>
-          <w:rPr>
-            <w:color w:val="0000EE"/>
-            <w:u w:val="single"/>
-          </w:rPr>
-          <w:t>28</w:t>
-        </w:r>
-      </w:hyperlink>
+      <w:r>
+        <w:rPr>
+          <w:lang w:val="zh_TW" w:bidi="zh_TW"/>
+        </w:rPr>
+        <w:t>28</w:t>
+      </w:r>
       <w:r>
         <w:rPr>
           <w:lang w:val="zh_TW" w:bidi="zh_TW"/>
         </w:rPr>
         <w:t>節）。然而，墮落之後，男人成為女人的掌權者，而女人成為男人的臣服者（</w:t>
       </w:r>
-      <w:hyperlink r:id="rId18">
-        <w:r>
-          <w:rPr>
-            <w:lang w:val="zh_TW" w:bidi="zh_TW"/>
-          </w:rPr>
-          <w:rPr>
-            <w:color w:val="0000EE"/>
-            <w:u w:val="single"/>
-          </w:rPr>
-          <w:t>3:16</w:t>
-        </w:r>
-      </w:hyperlink>
+      <w:r>
+        <w:rPr>
+          <w:lang w:val="zh_TW" w:bidi="zh_TW"/>
+        </w:rPr>
+        <w:t>3:16</w:t>
+      </w:r>
       <w:r>
         <w:rPr>
           <w:lang w:val="zh_TW" w:bidi="zh_TW"/>
@@ -436,78 +382,48 @@
         </w:rPr>
         <w:t>由於這些新情況的出現，男人對女人有了在墮落前所沒有的支配權。「一體」的關係遭受破壞，因為掌權的權利為男性統治者增加其女性伴侶的數量開闢了道路。這種男女之間的差異導致了一夫多妻制的出現（</w:t>
       </w:r>
-      <w:hyperlink r:id="rId21">
-        <w:r>
-          <w:rPr>
-            <w:lang w:val="zh_TW" w:bidi="zh_TW"/>
-          </w:rPr>
-          <w:rPr>
-            <w:color w:val="0000EE"/>
-            <w:u w:val="single"/>
-          </w:rPr>
-          <w:t>創4:19，</w:t>
-        </w:r>
-      </w:hyperlink>
-      <w:hyperlink r:id="rId22">
-        <w:r>
-          <w:rPr>
-            <w:lang w:val="zh_TW" w:bidi="zh_TW"/>
-          </w:rPr>
-          <w:rPr>
-            <w:color w:val="0000EE"/>
-            <w:u w:val="single"/>
-          </w:rPr>
-          <w:t>16:3，</w:t>
-        </w:r>
-      </w:hyperlink>
-      <w:hyperlink r:id="rId23">
-        <w:r>
-          <w:rPr>
-            <w:lang w:val="zh_TW" w:bidi="zh_TW"/>
-          </w:rPr>
-          <w:rPr>
-            <w:color w:val="0000EE"/>
-            <w:u w:val="single"/>
-          </w:rPr>
-          <w:t>29:30</w:t>
-        </w:r>
-      </w:hyperlink>
+      <w:r>
+        <w:rPr>
+          <w:lang w:val="zh_TW" w:bidi="zh_TW"/>
+        </w:rPr>
+        <w:t>創4:19，</w:t>
+      </w:r>
+      <w:r>
+        <w:rPr>
+          <w:lang w:val="zh_TW" w:bidi="zh_TW"/>
+        </w:rPr>
+        <w:t>16:3，</w:t>
+      </w:r>
+      <w:r>
+        <w:rPr>
+          <w:lang w:val="zh_TW" w:bidi="zh_TW"/>
+        </w:rPr>
+        <w:t>29:30</w:t>
+      </w:r>
       <w:r>
         <w:rPr>
           <w:lang w:val="zh_TW" w:bidi="zh_TW"/>
         </w:rPr>
         <w:t>）以及連續單配偶制（短暫婚姻）的實踐——需要通過休妻來終結每一段婚姻（</w:t>
       </w:r>
-      <w:hyperlink r:id="rId24">
-        <w:r>
-          <w:rPr>
-            <w:lang w:val="zh_TW" w:bidi="zh_TW"/>
-          </w:rPr>
-          <w:rPr>
-            <w:color w:val="0000EE"/>
-            <w:u w:val="single"/>
-          </w:rPr>
-          <w:t>申24:1–4</w:t>
-        </w:r>
-      </w:hyperlink>
+      <w:r>
+        <w:rPr>
+          <w:lang w:val="zh_TW" w:bidi="zh_TW"/>
+        </w:rPr>
+        <w:t>申24:1–4</w:t>
+      </w:r>
       <w:r>
         <w:rPr>
           <w:lang w:val="zh_TW" w:bidi="zh_TW"/>
         </w:rPr>
         <w:t>）。因此，休妻做法的出現，成為男性性統治原則下，不可避免的結果。無論是統治還是休妻，都不是神原本對婚姻關係的設計。摩西律法中關於休妻的規定是神對人類墮落狀態所作的讓步（</w:t>
       </w:r>
-      <w:hyperlink r:id="rId25">
-        <w:r>
-          <w:rPr>
-            <w:lang w:val="zh_TW" w:bidi="zh_TW"/>
-          </w:rPr>
-          <w:rPr>
-            <w:color w:val="0000EE"/>
-            <w:u w:val="single"/>
-          </w:rPr>
-          <w:t>太19:8</w:t>
-        </w:r>
-      </w:hyperlink>
+      <w:r>
+        <w:rPr>
+          <w:lang w:val="zh_TW" w:bidi="zh_TW"/>
+        </w:rPr>
+        <w:t>太19:8</w:t>
+      </w:r>
       <w:r>
         <w:rPr>
           <w:lang w:val="zh_TW" w:bidi="zh_TW"/>
@@ -528,36 +444,24 @@
         </w:rPr>
         <w:t>雖然看起來不公平，但申命記關於休妻的規定實際上是為了給受害的婦女提供一點保護。丈夫必須以她有不道德的行為為理由，證明休妻的正當性，並需給予被休的妻子一紙休書，作為她與他的婚姻的證明（</w:t>
       </w:r>
-      <w:hyperlink r:id="rId26">
-        <w:r>
-          <w:rPr>
-            <w:lang w:val="zh_TW" w:bidi="zh_TW"/>
-          </w:rPr>
-          <w:rPr>
-            <w:color w:val="0000EE"/>
-            <w:u w:val="single"/>
-          </w:rPr>
-          <w:t>申24:1</w:t>
-        </w:r>
-      </w:hyperlink>
+      <w:r>
+        <w:rPr>
+          <w:lang w:val="zh_TW" w:bidi="zh_TW"/>
+        </w:rPr>
+        <w:t>申24:1</w:t>
+      </w:r>
       <w:r>
         <w:rPr>
           <w:lang w:val="zh_TW" w:bidi="zh_TW"/>
         </w:rPr>
         <w:t>）。此外，離異的丈夫在妻子再嫁後，不得再娶她為妻，因為最初的休妻被視為對她的玷污（見</w:t>
       </w:r>
-      <w:hyperlink r:id="rId27">
-        <w:r>
-          <w:rPr>
-            <w:lang w:val="zh_TW" w:bidi="zh_TW"/>
-          </w:rPr>
-          <w:rPr>
-            <w:color w:val="0000EE"/>
-            <w:u w:val="single"/>
-          </w:rPr>
-          <w:t>4</w:t>
-        </w:r>
-      </w:hyperlink>
+      <w:r>
+        <w:rPr>
+          <w:lang w:val="zh_TW" w:bidi="zh_TW"/>
+        </w:rPr>
+        <w:t>4</w:t>
+      </w:r>
       <w:r>
         <w:rPr>
           <w:lang w:val="zh_TW" w:bidi="zh_TW"/>
@@ -578,18 +482,12 @@
         </w:rPr>
         <w:t>雖然摩西關於休妻的規定是神因以色列人心硬而作出的讓步，舊約卻明確指出神恨惡休妻（</w:t>
       </w:r>
-      <w:hyperlink r:id="rId28">
-        <w:r>
-          <w:rPr>
-            <w:lang w:val="zh_TW" w:bidi="zh_TW"/>
-          </w:rPr>
-          <w:rPr>
-            <w:color w:val="0000EE"/>
-            <w:u w:val="single"/>
-          </w:rPr>
-          <w:t>瑪2:16</w:t>
-        </w:r>
-      </w:hyperlink>
+      <w:r>
+        <w:rPr>
+          <w:lang w:val="zh_TW" w:bidi="zh_TW"/>
+        </w:rPr>
+        <w:t>瑪2:16</w:t>
+      </w:r>
       <w:r>
         <w:rPr>
           <w:lang w:val="zh_TW" w:bidi="zh_TW"/>
@@ -621,18 +519,12 @@
         </w:rPr>
         <w:t>因基督的救贖事工顯明了回歸神在創造中的原初旨意，舊約中關於休妻的規定在基督徒群體中被廢除。為了證明跟隨祂的人中婚姻關係的不可侵犯性，耶穌引導他們回到創造的典範。耶穌負面地提到摩西准許休妻的規定，並堅持神原初的創造秩序，宣告「起初並不是這樣」（</w:t>
       </w:r>
-      <w:hyperlink r:id="rId25">
-        <w:r>
-          <w:rPr>
-            <w:lang w:val="zh_TW" w:bidi="zh_TW"/>
-          </w:rPr>
-          <w:rPr>
-            <w:color w:val="0000EE"/>
-            <w:u w:val="single"/>
-          </w:rPr>
-          <w:t>太19:8</w:t>
-        </w:r>
-      </w:hyperlink>
+      <w:r>
+        <w:rPr>
+          <w:lang w:val="zh_TW" w:bidi="zh_TW"/>
+        </w:rPr>
+        <w:t>太19:8</w:t>
+      </w:r>
       <w:r>
         <w:rPr>
           <w:lang w:val="zh_TW" w:bidi="zh_TW"/>
@@ -653,18 +545,12 @@
         </w:rPr>
         <w:t>在</w:t>
       </w:r>
-      <w:hyperlink r:id="rId29">
-        <w:r>
-          <w:rPr>
-            <w:lang w:val="zh_TW" w:bidi="zh_TW"/>
-          </w:rPr>
-          <w:rPr>
-            <w:color w:val="0000EE"/>
-            <w:u w:val="single"/>
-          </w:rPr>
-          <w:t>馬太福音五章31至32節</w:t>
-        </w:r>
-      </w:hyperlink>
+      <w:r>
+        <w:rPr>
+          <w:lang w:val="zh_TW" w:bidi="zh_TW"/>
+        </w:rPr>
+        <w:t>馬太福音五章31至32節</w:t>
+      </w:r>
       <w:r>
         <w:rPr>
           <w:lang w:val="zh_TW" w:bidi="zh_TW"/>
@@ -685,18 +571,12 @@
         </w:rPr>
         <w:t>耶穌刻意收回男人隨意棄妻的權利，重新建立起按照創造時設計的終身「一體」聯結。祂的門徒準確地理解了祂的意圖。然而，男性特權的觀念在他們的思維中根深蒂固，以至於他們認為守獨身的自由優於對終身一夫一妻婚姻的承諾（</w:t>
       </w:r>
-      <w:hyperlink r:id="rId30">
-        <w:r>
-          <w:rPr>
-            <w:lang w:val="zh_TW" w:bidi="zh_TW"/>
-          </w:rPr>
-          <w:rPr>
-            <w:color w:val="0000EE"/>
-            <w:u w:val="single"/>
-          </w:rPr>
-          <w:t>太19:10</w:t>
-        </w:r>
-      </w:hyperlink>
+      <w:r>
+        <w:rPr>
+          <w:lang w:val="zh_TW" w:bidi="zh_TW"/>
+        </w:rPr>
+        <w:t>太19:10</w:t>
+      </w:r>
       <w:r>
         <w:rPr>
           <w:lang w:val="zh_TW" w:bidi="zh_TW"/>
@@ -717,18 +597,12 @@
         </w:rPr>
         <w:t>耶穌不僅重申了「一體」聯結在救贖群體中的有效性，新約也透過將婚姻的聯結，定義為基督與教會關係在地上的反映，進一步加強了婚姻聯結的不可侵犯性（</w:t>
       </w:r>
-      <w:hyperlink r:id="rId31">
-        <w:r>
-          <w:rPr>
-            <w:lang w:val="zh_TW" w:bidi="zh_TW"/>
-          </w:rPr>
-          <w:rPr>
-            <w:color w:val="0000EE"/>
-            <w:u w:val="single"/>
-          </w:rPr>
-          <w:t>弗5:25</w:t>
-        </w:r>
-      </w:hyperlink>
+      <w:r>
+        <w:rPr>
+          <w:lang w:val="zh_TW" w:bidi="zh_TW"/>
+        </w:rPr>
+        <w:t>弗5:25</w:t>
+      </w:r>
       <w:r>
         <w:rPr>
           <w:lang w:val="zh_TW" w:bidi="zh_TW"/>
@@ -749,30 +623,18 @@
         </w:rPr>
         <w:t>儘管婚姻聯結的永恆性受到如此嚴厲的制約，新約仍允許在某些例外情況下休妻，以保護無辜的一方免於受不道德行為和拋棄的傷害。耶穌設立了一些例外條件，賦予因配偶不忠而受害的一方提出休妻的權利（</w:t>
       </w:r>
-      <w:hyperlink r:id="rId32">
-        <w:r>
-          <w:rPr>
-            <w:lang w:val="zh_TW" w:bidi="zh_TW"/>
-          </w:rPr>
-          <w:rPr>
-            <w:color w:val="0000EE"/>
-            <w:u w:val="single"/>
-          </w:rPr>
-          <w:t>太5:32，</w:t>
-        </w:r>
-      </w:hyperlink>
-      <w:hyperlink r:id="rId33">
-        <w:r>
-          <w:rPr>
-            <w:lang w:val="zh_TW" w:bidi="zh_TW"/>
-          </w:rPr>
-          <w:rPr>
-            <w:color w:val="0000EE"/>
-            <w:u w:val="single"/>
-          </w:rPr>
-          <w:t>19:9</w:t>
-        </w:r>
-      </w:hyperlink>
+      <w:r>
+        <w:rPr>
+          <w:lang w:val="zh_TW" w:bidi="zh_TW"/>
+        </w:rPr>
+        <w:t>太5:32，</w:t>
+      </w:r>
+      <w:r>
+        <w:rPr>
+          <w:lang w:val="zh_TW" w:bidi="zh_TW"/>
+        </w:rPr>
+        <w:t>19:9</w:t>
+      </w:r>
       <w:r>
         <w:rPr>
           <w:lang w:val="zh_TW" w:bidi="zh_TW"/>
@@ -793,54 +655,36 @@
         </w:rPr>
         <w:t>新約認可的另一個可以休妻的例外情況是拋棄。根據</w:t>
       </w:r>
-      <w:hyperlink r:id="rId34">
-        <w:r>
-          <w:rPr>
-            <w:lang w:val="zh_TW" w:bidi="zh_TW"/>
-          </w:rPr>
-          <w:rPr>
-            <w:color w:val="0000EE"/>
-            <w:u w:val="single"/>
-          </w:rPr>
-          <w:t>哥林多前書七章15節</w:t>
-        </w:r>
-      </w:hyperlink>
+      <w:r>
+        <w:rPr>
+          <w:lang w:val="zh_TW" w:bidi="zh_TW"/>
+        </w:rPr>
+        <w:t>哥林多前書七章15節</w:t>
+      </w:r>
       <w:r>
         <w:rPr>
           <w:lang w:val="zh_TW" w:bidi="zh_TW"/>
         </w:rPr>
         <w:t>的規定，這主要是指未信主的配偶拋棄婚姻的情況。然而，應注意到，如果信徒有拋棄配偶的行為，也應被視為不信主的人（</w:t>
       </w:r>
-      <w:hyperlink r:id="rId35">
-        <w:r>
-          <w:rPr>
-            <w:lang w:val="zh_TW" w:bidi="zh_TW"/>
-          </w:rPr>
-          <w:rPr>
-            <w:color w:val="0000EE"/>
-            <w:u w:val="single"/>
-          </w:rPr>
-          <w:t>提前5:8</w:t>
-        </w:r>
-      </w:hyperlink>
+      <w:r>
+        <w:rPr>
+          <w:lang w:val="zh_TW" w:bidi="zh_TW"/>
+        </w:rPr>
+        <w:t>提前5:8</w:t>
+      </w:r>
       <w:r>
         <w:rPr>
           <w:lang w:val="zh_TW" w:bidi="zh_TW"/>
         </w:rPr>
         <w:t>）。任何相當於拋棄婚姻關係的行為，都構成了對婚姻承諾的破壞，並適用</w:t>
       </w:r>
-      <w:hyperlink r:id="rId34">
-        <w:r>
-          <w:rPr>
-            <w:lang w:val="zh_TW" w:bidi="zh_TW"/>
-          </w:rPr>
-          <w:rPr>
-            <w:color w:val="0000EE"/>
-            <w:u w:val="single"/>
-          </w:rPr>
-          <w:t>哥林多前書七章15節</w:t>
-        </w:r>
-      </w:hyperlink>
+      <w:r>
+        <w:rPr>
+          <w:lang w:val="zh_TW" w:bidi="zh_TW"/>
+        </w:rPr>
+        <w:t>哥林多前書七章15節</w:t>
+      </w:r>
       <w:r>
         <w:rPr>
           <w:lang w:val="zh_TW" w:bidi="zh_TW"/>
@@ -861,72 +705,48 @@
         </w:rPr>
         <w:t>無論是通姦還是拋棄，受害的一方都有權向有過錯的配偶尋求休妻，並在完成休妻後重新成為單身。若悔改和和解無法恢復被破壞的婚姻，受害的一方無需再受該婚姻的約束。根據聖經，未受婚姻約束的人有權再婚，但前提是只「在主裡」（</w:t>
       </w:r>
-      <w:hyperlink r:id="rId36">
-        <w:r>
-          <w:rPr>
-            <w:lang w:val="zh_TW" w:bidi="zh_TW"/>
-          </w:rPr>
-          <w:rPr>
-            <w:color w:val="0000EE"/>
-            <w:u w:val="single"/>
-          </w:rPr>
-          <w:t>林前7:39</w:t>
-        </w:r>
-      </w:hyperlink>
+      <w:r>
+        <w:rPr>
+          <w:lang w:val="zh_TW" w:bidi="zh_TW"/>
+        </w:rPr>
+        <w:t>林前7:39</w:t>
+      </w:r>
       <w:r>
         <w:rPr>
           <w:lang w:val="zh_TW" w:bidi="zh_TW"/>
         </w:rPr>
         <w:t>），即只能與另一位基督徒結婚。對於沒有獨身恩賜的單身者來說，結婚的命令（</w:t>
       </w:r>
-      <w:hyperlink r:id="rId37">
-        <w:r>
-          <w:rPr>
-            <w:lang w:val="zh_TW" w:bidi="zh_TW"/>
-          </w:rPr>
-          <w:rPr>
-            <w:color w:val="0000EE"/>
-            <w:u w:val="single"/>
-          </w:rPr>
-          <w:t>9</w:t>
-        </w:r>
-      </w:hyperlink>
+      <w:r>
+        <w:rPr>
+          <w:lang w:val="zh_TW" w:bidi="zh_TW"/>
+        </w:rPr>
+        <w:t>9</w:t>
+      </w:r>
       <w:r>
         <w:rPr>
           <w:lang w:val="zh_TW" w:bidi="zh_TW"/>
         </w:rPr>
         <w:t>節）同樣適用於因符合聖經原則的合法休妻而成為單身的人。根據基督在</w:t>
       </w:r>
-      <w:hyperlink r:id="rId38">
-        <w:r>
-          <w:rPr>
-            <w:lang w:val="zh_TW" w:bidi="zh_TW"/>
-          </w:rPr>
-          <w:rPr>
-            <w:color w:val="0000EE"/>
-            <w:u w:val="single"/>
-          </w:rPr>
-          <w:t>馬可福音十章11至12節</w:t>
-        </w:r>
-      </w:hyperlink>
+      <w:r>
+        <w:rPr>
+          <w:lang w:val="zh_TW" w:bidi="zh_TW"/>
+        </w:rPr>
+        <w:t>馬可福音十章11至12節</w:t>
+      </w:r>
       <w:r>
         <w:rPr>
           <w:lang w:val="zh_TW" w:bidi="zh_TW"/>
         </w:rPr>
         <w:t>和</w:t>
       </w:r>
-      <w:hyperlink r:id="rId39">
-        <w:r>
-          <w:rPr>
-            <w:lang w:val="zh_TW" w:bidi="zh_TW"/>
-          </w:rPr>
-          <w:rPr>
-            <w:color w:val="0000EE"/>
-            <w:u w:val="single"/>
-          </w:rPr>
-          <w:t>路加福音十六章18節</w:t>
-        </w:r>
-      </w:hyperlink>
+      <w:r>
+        <w:rPr>
+          <w:lang w:val="zh_TW" w:bidi="zh_TW"/>
+        </w:rPr>
+        <w:t>路加福音十六章18節</w:t>
+      </w:r>
       <w:r>
         <w:rPr>
           <w:lang w:val="zh_TW" w:bidi="zh_TW"/>
@@ -1064,108 +884,66 @@
         </w:rPr>
         <w:t>一份根據摩西律法宣告丈夫和妻子分離的文件（</w:t>
       </w:r>
-      <w:hyperlink r:id="rId24">
-        <w:r>
-          <w:rPr>
-            <w:lang w:val="zh_TW" w:bidi="zh_TW"/>
-          </w:rPr>
-          <w:rPr>
-            <w:color w:val="0000EE"/>
-            <w:u w:val="single"/>
-          </w:rPr>
-          <w:t>申24:1–4</w:t>
-        </w:r>
-      </w:hyperlink>
+      <w:r>
+        <w:rPr>
+          <w:lang w:val="zh_TW" w:bidi="zh_TW"/>
+        </w:rPr>
+        <w:t>申24:1–4</w:t>
+      </w:r>
       <w:r>
         <w:rPr>
           <w:lang w:val="zh_TW" w:bidi="zh_TW"/>
         </w:rPr>
         <w:t>；見</w:t>
       </w:r>
-      <w:hyperlink r:id="rId40">
-        <w:r>
-          <w:rPr>
-            <w:lang w:val="zh_TW" w:bidi="zh_TW"/>
-          </w:rPr>
-          <w:rPr>
-            <w:color w:val="0000EE"/>
-            <w:u w:val="single"/>
-          </w:rPr>
-          <w:t>太5:31，</w:t>
-        </w:r>
-      </w:hyperlink>
-      <w:hyperlink r:id="rId41">
-        <w:r>
-          <w:rPr>
-            <w:lang w:val="zh_TW" w:bidi="zh_TW"/>
-          </w:rPr>
-          <w:rPr>
-            <w:color w:val="0000EE"/>
-            <w:u w:val="single"/>
-          </w:rPr>
-          <w:t>19:7；</w:t>
-        </w:r>
-      </w:hyperlink>
-      <w:hyperlink r:id="rId42">
-        <w:r>
-          <w:rPr>
-            <w:lang w:val="zh_TW" w:bidi="zh_TW"/>
-          </w:rPr>
-          <w:rPr>
-            <w:color w:val="0000EE"/>
-            <w:u w:val="single"/>
-          </w:rPr>
-          <w:t>可10:4</w:t>
-        </w:r>
-      </w:hyperlink>
+      <w:r>
+        <w:rPr>
+          <w:lang w:val="zh_TW" w:bidi="zh_TW"/>
+        </w:rPr>
+        <w:t>太5:31，</w:t>
+      </w:r>
+      <w:r>
+        <w:rPr>
+          <w:lang w:val="zh_TW" w:bidi="zh_TW"/>
+        </w:rPr>
+        <w:t>19:7；</w:t>
+      </w:r>
+      <w:r>
+        <w:rPr>
+          <w:lang w:val="zh_TW" w:bidi="zh_TW"/>
+        </w:rPr>
+        <w:t>可10:4</w:t>
+      </w:r>
       <w:r>
         <w:rPr>
           <w:lang w:val="zh_TW" w:bidi="zh_TW"/>
         </w:rPr>
         <w:t>）。休書保護了婦女的權利，提供她已獲自由的證據，並確保她的丈夫不能索取她的嫁妝。這類文件措辭可見於</w:t>
       </w:r>
-      <w:hyperlink r:id="rId43">
-        <w:r>
-          <w:rPr>
-            <w:lang w:val="zh_TW" w:bidi="zh_TW"/>
-          </w:rPr>
-          <w:rPr>
-            <w:color w:val="0000EE"/>
-            <w:u w:val="single"/>
-          </w:rPr>
-          <w:t>何西阿書二章2節</w:t>
-        </w:r>
-      </w:hyperlink>
+      <w:r>
+        <w:rPr>
+          <w:lang w:val="zh_TW" w:bidi="zh_TW"/>
+        </w:rPr>
+        <w:t>何西阿書二章2節</w:t>
+      </w:r>
       <w:r>
         <w:rPr>
           <w:lang w:val="zh_TW" w:bidi="zh_TW"/>
         </w:rPr>
         <w:t>：「因為她不是我的妻子， 我也不是她的丈夫」。舊約中的先知以此比喻，表達神欲與悖逆的百姓分離的心意（</w:t>
       </w:r>
-      <w:hyperlink r:id="rId44">
-        <w:r>
-          <w:rPr>
-            <w:lang w:val="zh_TW" w:bidi="zh_TW"/>
-          </w:rPr>
-          <w:rPr>
-            <w:color w:val="0000EE"/>
-            <w:u w:val="single"/>
-          </w:rPr>
-          <w:t>賽50:1；</w:t>
-        </w:r>
-      </w:hyperlink>
-      <w:hyperlink r:id="rId45">
-        <w:r>
-          <w:rPr>
-            <w:lang w:val="zh_TW" w:bidi="zh_TW"/>
-          </w:rPr>
-          <w:rPr>
-            <w:color w:val="0000EE"/>
-            <w:u w:val="single"/>
-          </w:rPr>
-          <w:t>耶3:8</w:t>
-        </w:r>
-      </w:hyperlink>
+      <w:r>
+        <w:rPr>
+          <w:lang w:val="zh_TW" w:bidi="zh_TW"/>
+        </w:rPr>
+        <w:t>賽50:1；</w:t>
+      </w:r>
+      <w:r>
+        <w:rPr>
+          <w:lang w:val="zh_TW" w:bidi="zh_TW"/>
+        </w:rPr>
+        <w:t>耶3:8</w:t>
+      </w:r>
       <w:r>
         <w:rPr>
           <w:lang w:val="zh_TW" w:bidi="zh_TW"/>
